--- a/docs/Script_Julebeth.docx
+++ b/docs/Script_Julebeth.docx
@@ -7,7 +7,7 @@
         <w:pStyle w:val="Heading1"/>
       </w:pPr>
       <w:r>
-        <w:t>Sales Trend Analysis — Group Discussion Script</w:t>
+        <w:t>Sales Trend Analysis — Recording Script</w:t>
       </w:r>
     </w:p>
     <w:p>
@@ -29,16 +29,7 @@
         <w:t>Julebeth's part.</w:t>
       </w:r>
       <w:r>
-        <w:t xml:space="preserve"> A recording script for three speakers who record </w:t>
-      </w:r>
-      <w:r>
-        <w:rPr>
-          <w:b/>
-        </w:rPr>
-        <w:t>separately</w:t>
-      </w:r>
-      <w:r>
-        <w:t>, in their own time and place, with the leader editing the clips together afterwards.</w:t>
+        <w:t xml:space="preserve"> Each speaker records their own part straight through, in their own time and place. Nobody waits for a cue, nobody answers anybody, and nobody states a role — each part simply continues the explanation where the last one stopped. Alber joins them in order afterwards.</w:t>
       </w:r>
     </w:p>
     <w:tbl>
@@ -50,14 +41,33 @@
         <w:tblLook w:firstColumn="1" w:firstRow="1" w:lastColumn="0" w:lastRow="0" w:noHBand="0" w:noVBand="1" w:val="04A0"/>
       </w:tblPr>
       <w:tblGrid>
-        <w:gridCol w:w="3120"/>
-        <w:gridCol w:w="3120"/>
-        <w:gridCol w:w="3120"/>
+        <w:gridCol w:w="2340"/>
+        <w:gridCol w:w="2340"/>
+        <w:gridCol w:w="2340"/>
+        <w:gridCol w:w="2340"/>
       </w:tblGrid>
       <w:tr>
         <w:tc>
           <w:tcPr>
-            <w:tcW w:type="dxa" w:w="3120"/>
+            <w:tcW w:type="dxa" w:w="2340"/>
+          </w:tcPr>
+          <w:p>
+            <w:r>
+              <w:rPr>
+                <w:b/>
+              </w:rPr>
+            </w:r>
+            <w:r>
+              <w:rPr>
+                <w:b/>
+              </w:rPr>
+              <w:t>Part</w:t>
+            </w:r>
+          </w:p>
+        </w:tc>
+        <w:tc>
+          <w:tcPr>
+            <w:tcW w:type="dxa" w:w="2340"/>
           </w:tcPr>
           <w:p>
             <w:r>
@@ -75,7 +85,7 @@
         </w:tc>
         <w:tc>
           <w:tcPr>
-            <w:tcW w:type="dxa" w:w="3120"/>
+            <w:tcW w:type="dxa" w:w="2340"/>
           </w:tcPr>
           <w:p>
             <w:r>
@@ -87,13 +97,13 @@
               <w:rPr>
                 <w:b/>
               </w:rPr>
-              <w:t>Role from the brief</w:t>
+              <w:t>Covers</w:t>
             </w:r>
           </w:p>
         </w:tc>
         <w:tc>
           <w:tcPr>
-            <w:tcW w:type="dxa" w:w="3120"/>
+            <w:tcW w:type="dxa" w:w="2340"/>
           </w:tcPr>
           <w:p>
             <w:r>
@@ -105,7 +115,7 @@
               <w:rPr>
                 <w:b/>
               </w:rPr>
-              <w:t>Records</w:t>
+              <w:t>Approx</w:t>
             </w:r>
           </w:p>
         </w:tc>
@@ -113,29 +123,7 @@
       <w:tr>
         <w:tc>
           <w:tcPr>
-            <w:tcW w:type="dxa" w:w="3120"/>
-          </w:tcPr>
-          <w:p>
-            <w:pPr>
-              <w:spacing w:line="240" w:lineRule="auto"/>
-            </w:pPr>
-            <w:r>
-              <w:rPr>
-                <w:sz w:val="18"/>
-              </w:rPr>
-            </w:r>
-            <w:r>
-              <w:rPr>
-                <w:b/>
-                <w:sz w:val="18"/>
-              </w:rPr>
-              <w:t>Alber</w:t>
-            </w:r>
-          </w:p>
-        </w:tc>
-        <w:tc>
-          <w:tcPr>
-            <w:tcW w:type="dxa" w:w="3120"/>
+            <w:tcW w:type="dxa" w:w="2340"/>
           </w:tcPr>
           <w:p>
             <w:pPr>
@@ -150,13 +138,13 @@
               <w:rPr>
                 <w:sz w:val="18"/>
               </w:rPr>
-              <w:t>Project Lead / Analyst</w:t>
+              <w:t>1</w:t>
             </w:r>
           </w:p>
         </w:tc>
         <w:tc>
           <w:tcPr>
-            <w:tcW w:type="dxa" w:w="3120"/>
+            <w:tcW w:type="dxa" w:w="2340"/>
           </w:tcPr>
           <w:p>
             <w:pPr>
@@ -171,37 +159,13 @@
               <w:rPr>
                 <w:sz w:val="18"/>
               </w:rPr>
-              <w:t>Clips A1–A5 — opening, the business problem, recommendations, closing</w:t>
-            </w:r>
-          </w:p>
-        </w:tc>
-      </w:tr>
-      <w:tr>
-        <w:tc>
-          <w:tcPr>
-            <w:tcW w:type="dxa" w:w="3120"/>
-          </w:tcPr>
-          <w:p>
-            <w:pPr>
-              <w:spacing w:line="240" w:lineRule="auto"/>
-            </w:pPr>
-            <w:r>
-              <w:rPr>
-                <w:sz w:val="18"/>
-              </w:rPr>
-            </w:r>
-            <w:r>
-              <w:rPr>
-                <w:b/>
-                <w:sz w:val="18"/>
-              </w:rPr>
-              <w:t>Julebeth</w:t>
+              <w:t>Alber</w:t>
             </w:r>
           </w:p>
         </w:tc>
         <w:tc>
           <w:tcPr>
-            <w:tcW w:type="dxa" w:w="3120"/>
+            <w:tcW w:type="dxa" w:w="2340"/>
           </w:tcPr>
           <w:p>
             <w:pPr>
@@ -216,13 +180,13 @@
               <w:rPr>
                 <w:sz w:val="18"/>
               </w:rPr>
-              <w:t>Data Engineer</w:t>
+              <w:t>Opening; the business problem and the three questions</w:t>
             </w:r>
           </w:p>
         </w:tc>
         <w:tc>
           <w:tcPr>
-            <w:tcW w:type="dxa" w:w="3120"/>
+            <w:tcW w:type="dxa" w:w="2340"/>
           </w:tcPr>
           <w:p>
             <w:pPr>
@@ -237,7 +201,7 @@
               <w:rPr>
                 <w:sz w:val="18"/>
               </w:rPr>
-              <w:t>Clips B1–B5 — the dataset, the database, the workbook, the correction</w:t>
+              <w:t>3:00</w:t>
             </w:r>
           </w:p>
         </w:tc>
@@ -245,29 +209,7 @@
       <w:tr>
         <w:tc>
           <w:tcPr>
-            <w:tcW w:type="dxa" w:w="3120"/>
-          </w:tcPr>
-          <w:p>
-            <w:pPr>
-              <w:spacing w:line="240" w:lineRule="auto"/>
-            </w:pPr>
-            <w:r>
-              <w:rPr>
-                <w:sz w:val="18"/>
-              </w:rPr>
-            </w:r>
-            <w:r>
-              <w:rPr>
-                <w:b/>
-                <w:sz w:val="18"/>
-              </w:rPr>
-              <w:t>Mardy</w:t>
-            </w:r>
-          </w:p>
-        </w:tc>
-        <w:tc>
-          <w:tcPr>
-            <w:tcW w:type="dxa" w:w="3120"/>
+            <w:tcW w:type="dxa" w:w="2340"/>
           </w:tcPr>
           <w:p>
             <w:pPr>
@@ -282,13 +224,13 @@
               <w:rPr>
                 <w:sz w:val="18"/>
               </w:rPr>
-              <w:t>Statistician / Modeler</w:t>
+              <w:t>2</w:t>
             </w:r>
           </w:p>
         </w:tc>
         <w:tc>
           <w:tcPr>
-            <w:tcW w:type="dxa" w:w="3120"/>
+            <w:tcW w:type="dxa" w:w="2340"/>
           </w:tcPr>
           <w:p>
             <w:pPr>
@@ -303,7 +245,221 @@
               <w:rPr>
                 <w:sz w:val="18"/>
               </w:rPr>
-              <w:t>Clips C1–C6 — the queries, statistics, regression, forecasting</w:t>
+              <w:t>Julebeth</w:t>
+            </w:r>
+          </w:p>
+        </w:tc>
+        <w:tc>
+          <w:tcPr>
+            <w:tcW w:type="dxa" w:w="2340"/>
+          </w:tcPr>
+          <w:p>
+            <w:pPr>
+              <w:spacing w:line="240" w:lineRule="auto"/>
+            </w:pPr>
+            <w:r>
+              <w:rPr>
+                <w:sz w:val="18"/>
+              </w:rPr>
+            </w:r>
+            <w:r>
+              <w:rPr>
+                <w:sz w:val="18"/>
+              </w:rPr>
+              <w:t>Checkpoint 1 — the dataset, the database, the eight queries and what they found</w:t>
+            </w:r>
+          </w:p>
+        </w:tc>
+        <w:tc>
+          <w:tcPr>
+            <w:tcW w:type="dxa" w:w="2340"/>
+          </w:tcPr>
+          <w:p>
+            <w:pPr>
+              <w:spacing w:line="240" w:lineRule="auto"/>
+            </w:pPr>
+            <w:r>
+              <w:rPr>
+                <w:sz w:val="18"/>
+              </w:rPr>
+            </w:r>
+            <w:r>
+              <w:rPr>
+                <w:sz w:val="18"/>
+              </w:rPr>
+              <w:t>7:30</w:t>
+            </w:r>
+          </w:p>
+        </w:tc>
+      </w:tr>
+      <w:tr>
+        <w:tc>
+          <w:tcPr>
+            <w:tcW w:type="dxa" w:w="2340"/>
+          </w:tcPr>
+          <w:p>
+            <w:pPr>
+              <w:spacing w:line="240" w:lineRule="auto"/>
+            </w:pPr>
+            <w:r>
+              <w:rPr>
+                <w:sz w:val="18"/>
+              </w:rPr>
+            </w:r>
+            <w:r>
+              <w:rPr>
+                <w:sz w:val="18"/>
+              </w:rPr>
+              <w:t>3</w:t>
+            </w:r>
+          </w:p>
+        </w:tc>
+        <w:tc>
+          <w:tcPr>
+            <w:tcW w:type="dxa" w:w="2340"/>
+          </w:tcPr>
+          <w:p>
+            <w:pPr>
+              <w:spacing w:line="240" w:lineRule="auto"/>
+            </w:pPr>
+            <w:r>
+              <w:rPr>
+                <w:sz w:val="18"/>
+              </w:rPr>
+            </w:r>
+            <w:r>
+              <w:rPr>
+                <w:sz w:val="18"/>
+              </w:rPr>
+              <w:t>Mardy</w:t>
+            </w:r>
+          </w:p>
+        </w:tc>
+        <w:tc>
+          <w:tcPr>
+            <w:tcW w:type="dxa" w:w="2340"/>
+          </w:tcPr>
+          <w:p>
+            <w:pPr>
+              <w:spacing w:line="240" w:lineRule="auto"/>
+            </w:pPr>
+            <w:r>
+              <w:rPr>
+                <w:sz w:val="18"/>
+              </w:rPr>
+            </w:r>
+            <w:r>
+              <w:rPr>
+                <w:sz w:val="18"/>
+              </w:rPr>
+              <w:t>Checkpoint 2 — the workbook, statistics, regression, the forecast, and the correction</w:t>
+            </w:r>
+          </w:p>
+        </w:tc>
+        <w:tc>
+          <w:tcPr>
+            <w:tcW w:type="dxa" w:w="2340"/>
+          </w:tcPr>
+          <w:p>
+            <w:pPr>
+              <w:spacing w:line="240" w:lineRule="auto"/>
+            </w:pPr>
+            <w:r>
+              <w:rPr>
+                <w:sz w:val="18"/>
+              </w:rPr>
+            </w:r>
+            <w:r>
+              <w:rPr>
+                <w:sz w:val="18"/>
+              </w:rPr>
+              <w:t>10:00</w:t>
+            </w:r>
+          </w:p>
+        </w:tc>
+      </w:tr>
+      <w:tr>
+        <w:tc>
+          <w:tcPr>
+            <w:tcW w:type="dxa" w:w="2340"/>
+          </w:tcPr>
+          <w:p>
+            <w:pPr>
+              <w:spacing w:line="240" w:lineRule="auto"/>
+            </w:pPr>
+            <w:r>
+              <w:rPr>
+                <w:sz w:val="18"/>
+              </w:rPr>
+            </w:r>
+            <w:r>
+              <w:rPr>
+                <w:sz w:val="18"/>
+              </w:rPr>
+              <w:t>4</w:t>
+            </w:r>
+          </w:p>
+        </w:tc>
+        <w:tc>
+          <w:tcPr>
+            <w:tcW w:type="dxa" w:w="2340"/>
+          </w:tcPr>
+          <w:p>
+            <w:pPr>
+              <w:spacing w:line="240" w:lineRule="auto"/>
+            </w:pPr>
+            <w:r>
+              <w:rPr>
+                <w:sz w:val="18"/>
+              </w:rPr>
+            </w:r>
+            <w:r>
+              <w:rPr>
+                <w:sz w:val="18"/>
+              </w:rPr>
+              <w:t>Alber</w:t>
+            </w:r>
+          </w:p>
+        </w:tc>
+        <w:tc>
+          <w:tcPr>
+            <w:tcW w:type="dxa" w:w="2340"/>
+          </w:tcPr>
+          <w:p>
+            <w:pPr>
+              <w:spacing w:line="240" w:lineRule="auto"/>
+            </w:pPr>
+            <w:r>
+              <w:rPr>
+                <w:sz w:val="18"/>
+              </w:rPr>
+            </w:r>
+            <w:r>
+              <w:rPr>
+                <w:sz w:val="18"/>
+              </w:rPr>
+              <w:t>What it means for the business, the limitations, and the close</w:t>
+            </w:r>
+          </w:p>
+        </w:tc>
+        <w:tc>
+          <w:tcPr>
+            <w:tcW w:type="dxa" w:w="2340"/>
+          </w:tcPr>
+          <w:p>
+            <w:pPr>
+              <w:spacing w:line="240" w:lineRule="auto"/>
+            </w:pPr>
+            <w:r>
+              <w:rPr>
+                <w:sz w:val="18"/>
+              </w:rPr>
+            </w:r>
+            <w:r>
+              <w:rPr>
+                <w:sz w:val="18"/>
+              </w:rPr>
+              <w:t>2:30</w:t>
             </w:r>
           </w:p>
         </w:tc>
@@ -320,21 +476,21 @@
           <w:color w:val="7B8994"/>
           <w:sz w:val="20"/>
         </w:rPr>
-        <w:t>Table 1. Sales Trend Analysis — Group Discussion Script</w:t>
+        <w:t>Table 1. Sales Trend Analysis — Recording Script</w:t>
       </w:r>
     </w:p>
     <w:p>
       <w:r>
-        <w:t xml:space="preserve">Total runtime is roughly </w:t>
+        <w:t xml:space="preserve">Roughly </w:t>
       </w:r>
       <w:r>
         <w:rPr>
           <w:b/>
         </w:rPr>
-        <w:t>17 minutes</w:t>
+        <w:t>23 minutes</w:t>
       </w:r>
       <w:r>
-        <w:t xml:space="preserve"> assembled.</w:t>
+        <w:t xml:space="preserve"> assembled. If you were given a time limit shorter than that, the two places to cut are the descriptive statistics and the correlation in Part 3 — each survives as two sentences. Do not cut a whole task; the brief's tasks are what is being marked.</w:t>
       </w:r>
     </w:p>
     <w:p>
@@ -383,7 +539,7 @@
     </w:p>
     <w:p>
       <w:r>
-        <w:t xml:space="preserve">The practical test: read a clip's beats, close the script, and say the same thing in your own words. If you cannot say it without looking, you do not understand it yet — and Section 1.4 lets the instructor ask </w:t>
+        <w:t xml:space="preserve">The practical test: read a section's beats, close the script, and say the same thing in your own words. If you cannot say it without looking, you do not understand it yet — and Section 1.4 lets the instructor ask </w:t>
       </w:r>
       <w:r>
         <w:rPr>
@@ -406,7 +562,7 @@
     </w:p>
     <w:p>
       <w:r>
-        <w:t>Every figure quoted here has been checked against the database. If you are asked where a number comes from, the answer is always a specific query or a specific worksheet cell, and those are named beside each clip.</w:t>
+        <w:t>Every figure quoted here has been checked against the database. If you are asked where a number comes from, the answer is always a specific query or a specific worksheet cell, and those are named beside each section.</w:t>
       </w:r>
     </w:p>
     <w:p>
@@ -419,43 +575,7 @@
         <w:pStyle w:val="Heading2"/>
       </w:pPr>
       <w:r>
-        <w:t>How this works when you record separately</w:t>
-      </w:r>
-    </w:p>
-    <w:p>
-      <w:r>
-        <w:t xml:space="preserve">Because nobody is in the room with you, there is no back-and-forth to react to. Every clip below is therefore </w:t>
-      </w:r>
-      <w:r>
-        <w:rPr>
-          <w:b/>
-        </w:rPr>
-        <w:t>self-contained</w:t>
-      </w:r>
-      <w:r>
-        <w:t>: you never wait for a cue, and you never answer a question someone else has to have asked first.</w:t>
-      </w:r>
-    </w:p>
-    <w:p>
-      <w:r>
-        <w:t xml:space="preserve">What holds the recording together instead is the </w:t>
-      </w:r>
-      <w:r>
-        <w:rPr>
-          <w:b/>
-        </w:rPr>
-        <w:t>handoff</w:t>
-      </w:r>
-      <w:r>
-        <w:t>. Each clip ends by naming what comes next and who takes it, and the next clip opens by picking that thread up. Say those lines even though they feel odd alone in a room — they are what turns five separate recordings into one discussion instead of five disconnected reports. They are the single most important thing on the page.</w:t>
-      </w:r>
-    </w:p>
-    <w:p>
-      <w:pPr>
-        <w:pStyle w:val="Heading3"/>
-      </w:pPr>
-      <w:r>
-        <w:t>Rules for every clip</w:t>
+        <w:t>How to record your part</w:t>
       </w:r>
     </w:p>
     <w:p>
@@ -463,10 +583,10 @@
         <w:rPr>
           <w:b/>
         </w:rPr>
-        <w:t>Name yourself in your first clip.</w:t>
+        <w:t>Say your name once, at the very start of your part.</w:t>
       </w:r>
       <w:r>
-        <w:t xml:space="preserve"> "I'm Julebeth, I handled the data and the database." Your instructor is matching a voice to a name for a mark under Section 1.4. Do not make them guess, and do not assume the video shows your face.</w:t>
+        <w:t xml:space="preserve"> Just the name — your instructor is matching a voice to a name for a mark under Section 1.4, and the video may not show your face. Then go straight into the material.</w:t>
       </w:r>
     </w:p>
     <w:p>
@@ -474,10 +594,10 @@
         <w:rPr>
           <w:b/>
         </w:rPr>
-        <w:t>Say the clip ID before you start speaking.</w:t>
+        <w:t>Record straight through.</w:t>
       </w:r>
       <w:r>
-        <w:t xml:space="preserve"> "Clip B2, take 1." Alber cuts that off in the edit, but without it he is identifying twenty files by ear.</w:t>
+        <w:t xml:space="preserve"> Your part is one continuous explanation. If you stumble, do not stop the recording: pause, take a breath, and repeat that sentence from the beginning. Alber cuts the repeat out. Restarting from the top every time you fluff a word is how a twenty-minute job becomes an evening.</w:t>
       </w:r>
     </w:p>
     <w:p>
@@ -485,21 +605,10 @@
         <w:rPr>
           <w:b/>
         </w:rPr>
-        <w:t>Leave two seconds of silence at the start and end of every clip.</w:t>
+        <w:t>Leave two seconds of silence at the start and the end.</w:t>
       </w:r>
       <w:r>
-        <w:t xml:space="preserve"> Speak the ID, pause, then begin. At the end, stop talking and let it run for two seconds before you stop recording. Cuts made against silence are clean; cuts made against a breath are not.</w:t>
-      </w:r>
-    </w:p>
-    <w:p>
-      <w:r>
-        <w:rPr>
-          <w:b/>
-        </w:rPr>
-        <w:t>Record each clip as its own file.</w:t>
-      </w:r>
-      <w:r>
-        <w:t xml:space="preserve"> Do not record all of yours in one long take. A re-take should cost you ninety seconds, not the whole afternoon.</w:t>
+        <w:t xml:space="preserve"> Press record, wait, then speak. At the end, stop talking and let it run for two seconds before you stop recording. Cuts made against silence are clean; cuts made against a breath are not.</w:t>
       </w:r>
     </w:p>
     <w:p>
@@ -518,21 +627,10 @@
         <w:rPr>
           <w:b/>
         </w:rPr>
-        <w:t>Name your files by clip ID:</w:t>
+        <w:t>Have your exhibits open before you press record</w:t>
       </w:r>
       <w:r>
-        <w:t xml:space="preserve"> </w:t>
-      </w:r>
-      <w:r>
-        <w:rPr>
-          <w:rFonts w:ascii="Consolas" w:hAnsi="Consolas"/>
-          <w:color w:val="2F6F9F"/>
-          <w:sz w:val="18"/>
-        </w:rPr>
-        <w:t>B2_database_take2.mp4</w:t>
-      </w:r>
-      <w:r>
-        <w:t>. Send Alber the takes you want used, not every take you shot.</w:t>
+        <w:t>, in the order the script lists them, so you are not hunting for a window mid-sentence.</w:t>
       </w:r>
     </w:p>
     <w:p>
@@ -543,7 +641,7 @@
         <w:t>Agree three settings before anyone records:</w:t>
       </w:r>
       <w:r>
-        <w:t xml:space="preserve"> screen resolution (1920 × 1080 is the safe choice), video format, and roughly how close you sit to the mic. Three clips recorded at three different volumes is the one problem that is genuinely annoying to fix in the edit.</w:t>
+        <w:t xml:space="preserve"> screen resolution (1920 × 1080 is the safe choice), video format, and roughly how close you sit to the mic. Three parts recorded at three different volumes is the one problem that is genuinely annoying to fix afterwards.</w:t>
       </w:r>
     </w:p>
     <w:p>
@@ -554,20 +652,29 @@
         <w:t>Do a thirty-second test first.</w:t>
       </w:r>
       <w:r>
-        <w:t xml:space="preserve"> Record, play it back, and check three things: your voice is audible, the on-screen text is legible at that resolution, and no fan or echo is drowning you. Fixing this after you have recorded everything is the most common way groups lose an evening.</w:t>
-      </w:r>
-    </w:p>
-    <w:p>
-      <w:pPr>
-        <w:pStyle w:val="Heading3"/>
-      </w:pPr>
-      <w:r>
-        <w:t>If a clip mentions something you did not do</w:t>
+        <w:t xml:space="preserve"> Record, play it back, and check three things: your voice is audible, the on-screen text is legible at that resolution, and no fan or echo is drowning you. Finding this out after you have recorded everything is the most common way groups lose an evening.</w:t>
       </w:r>
     </w:p>
     <w:p>
       <w:r>
-        <w:t>Each speaker's clips cover that speaker's own work, so this should not arise. Where a clip refers to another person's area, it does so in one sentence as a handoff — "the statistics side is Mardy's, and he takes it next" — which is true and which you can say honestly.</w:t>
+        <w:rPr>
+          <w:b/>
+        </w:rPr>
+        <w:t>Name your file by part number</w:t>
+      </w:r>
+      <w:r>
+        <w:t xml:space="preserve"> — </w:t>
+      </w:r>
+      <w:r>
+        <w:rPr>
+          <w:rFonts w:ascii="Consolas" w:hAnsi="Consolas"/>
+          <w:color w:val="2F6F9F"/>
+          <w:sz w:val="18"/>
+        </w:rPr>
+        <w:t>Part2_Julebeth.mp4</w:t>
+      </w:r>
+      <w:r>
+        <w:t xml:space="preserve"> — and send Alber the take you want used, not every take you shot.</w:t>
       </w:r>
     </w:p>
     <w:p>
@@ -580,12 +687,15 @@
         <w:pStyle w:val="Heading1"/>
       </w:pPr>
       <w:r>
-        <w:t>Part B — Julebeth</w:t>
+        <w:t>Part 2 — Julebeth</w:t>
       </w:r>
     </w:p>
     <w:p>
       <w:r>
-        <w:t>Data Engineer. Five clips: the dataset, the database, the workbook, the Checkpoint 1 correction, and one Q&amp;A block. Yours are the clips with the most screen work, so leave yourself time to get the exhibits open before you start.</w:t>
+        <w:rPr>
+          <w:i/>
+        </w:rPr>
+        <w:t>About 7.5 minutes. Record straight through — the three sections below run on from each other, so treat them as one talk with three topics.</w:t>
       </w:r>
     </w:p>
     <w:p>
@@ -593,7 +703,7 @@
         <w:pStyle w:val="Heading2"/>
       </w:pPr>
       <w:r>
-        <w:t>Clip B1 — The dataset and what was wrong with it</w:t>
+        <w:t>The dataset and what was wrong with it</w:t>
       </w:r>
     </w:p>
     <w:p>
@@ -601,23 +711,12 @@
         <w:rPr>
           <w:i/>
         </w:rPr>
-        <w:t>Task 1.2 · about 2.5 minutes · on screen: the raw CSV, first 15–20 rows</w:t>
+        <w:t>Task 1.2 · on screen: the raw CSV, first 15–20 rows</w:t>
       </w:r>
     </w:p>
     <w:p>
       <w:r>
-        <w:rPr>
-          <w:b/>
-        </w:rPr>
-        <w:t>Open with:</w:t>
-      </w:r>
-      <w:r>
-        <w:t xml:space="preserve"> your name and role — "I'm Julebeth, I handled the data and the database" — then pick up Alber's thread: before any of those questions could be answered, the raw file had to be assessed and cleaned.</w:t>
-      </w:r>
-    </w:p>
-    <w:p>
-      <w:r>
-        <w:t>Beats:</w:t>
+        <w:t>Say your name, then pick the thread up: here is the raw file, and here is what was wrong with it.</w:t>
       </w:r>
     </w:p>
     <w:p>
@@ -677,7 +776,7 @@
         <w:pStyle w:val="ListBullet"/>
       </w:pPr>
       <w:r>
-        <w:t xml:space="preserve">We ran a quality assessment before touching anything and found </w:t>
+        <w:t xml:space="preserve">A quality assessment was run before anything was touched, and it found </w:t>
       </w:r>
       <w:r>
         <w:rPr>
@@ -686,7 +785,7 @@
         <w:t>five problems</w:t>
       </w:r>
       <w:r>
-        <w:t>. Take them in order of how much trouble they caused</w:t>
+        <w:t>, in order of how much trouble they caused</w:t>
       </w:r>
     </w:p>
     <w:p>
@@ -706,7 +805,7 @@
         <w:t>547 distinct order IDs</w:t>
       </w:r>
       <w:r>
-        <w:t xml:space="preserve">, and the repeats are not duplicate rows: the same ID appears on different dates, for different customers. So it does not identify an order either. We kept it as a plain attribute and issued our own surrogate key, </w:t>
+        <w:t xml:space="preserve">, and the repeats are not duplicate rows: the same ID appears on different dates, for different customers. So it does not identify an order either. It was kept as a plain attribute and a surrogate key, </w:t>
       </w:r>
       <w:r>
         <w:rPr>
@@ -717,12 +816,12 @@
         <w:t>sale_id</w:t>
       </w:r>
       <w:r>
-        <w:t>.</w:t>
+        <w:t>, was issued instead.</w:t>
       </w:r>
     </w:p>
     <w:p>
       <w:r>
-        <w:t xml:space="preserve">Answer the obvious objection yourself — </w:t>
+        <w:t xml:space="preserve">Then answer the obvious objection before it is asked — </w:t>
       </w:r>
       <w:r>
         <w:rPr>
@@ -731,7 +830,7 @@
         <w:t>why not repair it?</w:t>
       </w:r>
       <w:r>
-        <w:t xml:space="preserve"> Because repairing it means deciding which of two rows with the same ID is the real one, and we have no evidence for that decision. Inventing that evidence is data fabrication, which the brief says is grounds for a failing mark. Documenting the defect costs us nothing analytically, because no question we ask needs order identity.</w:t>
+        <w:t xml:space="preserve"> Because repairing it means deciding which of two rows sharing an ID is the real one, and there is no evidence for that decision. Inventing that evidence is data fabrication, which the brief says is grounds for a failing mark. Documenting the defect costs nothing analytically, because no question in this project needs order identity.</w:t>
       </w:r>
     </w:p>
     <w:p>
@@ -760,7 +859,7 @@
         <w:t>802 distinct names</w:t>
       </w:r>
       <w:r>
-        <w:t>, because five names appear in more than one city. Our customer key is the pair (name, city).</w:t>
+        <w:t>, because five names appear in more than one city. The customer key is the pair (name, city).</w:t>
       </w:r>
     </w:p>
     <w:p>
@@ -771,7 +870,7 @@
         <w:t>Three — `Year-Month` is redundant.</w:t>
       </w:r>
       <w:r>
-        <w:t xml:space="preserve"> It is derivable from the date, so it does not belong in a normalised schema. We rebuilt it in the </w:t>
+        <w:t xml:space="preserve"> It is derivable from the date, so it does not belong in a normalised schema. It was rebuilt in the </w:t>
       </w:r>
       <w:r>
         <w:rPr>
@@ -793,7 +892,7 @@
         <w:t>Four — both ends of the file are partial.</w:t>
       </w:r>
       <w:r>
-        <w:t xml:space="preserve"> It starts 22 March 2020 and stops 15 March 2025. Flag that this matters more than it sounds and that you will come back to it — it is where our one significant error came from.</w:t>
+        <w:t xml:space="preserve"> It starts 22 March 2020 and stops 15 March 2025. Say that this matters more than it sounds and that it comes back later — it is where the project's one significant error came from.</w:t>
       </w:r>
     </w:p>
     <w:p>
@@ -804,7 +903,7 @@
         <w:t>Five — the dataset is synthetic.</w:t>
       </w:r>
       <w:r>
-        <w:t xml:space="preserve"> Say this plainly; do not bury it. Five machine-checked signals:</w:t>
+        <w:t xml:space="preserve"> Say this plainly and do not bury it. Five machine-checked signals:</w:t>
       </w:r>
     </w:p>
     <w:p>
@@ -855,21 +954,21 @@
         <w:rPr>
           <w:b/>
         </w:rPr>
-        <w:t>we did not fix any of it.</w:t>
+        <w:t>none of it was fixed.</w:t>
       </w:r>
       <w:r>
-        <w:t xml:space="preserve"> Fixing it would mean inventing numbers. We stated it, proved it, and carried the limitation into every conclusion. The method is unaffected — every query and every statistic in this project would run identically against a real export.</w:t>
+        <w:t xml:space="preserve"> Fixing it would mean inventing numbers. It was stated, proved, and carried into every conclusion as a limitation. The method is unaffected — every query and every statistic in this project would run identically against a real export.</w:t>
       </w:r>
     </w:p>
     <w:p>
       <w:r>
         <w:rPr>
-          <w:b/>
+          <w:i/>
         </w:rPr>
-        <w:t>Hand off with:</w:t>
+        <w:t>Move straight on:</w:t>
       </w:r>
       <w:r>
-        <w:t xml:space="preserve"> "With the defects documented, the next step was turning that flat file into a proper database."</w:t>
+        <w:t xml:space="preserve"> with the defects documented, the next step was turning that flat file into a proper database.</w:t>
       </w:r>
     </w:p>
     <w:p>
@@ -877,7 +976,7 @@
         <w:pStyle w:val="Heading2"/>
       </w:pPr>
       <w:r>
-        <w:t>Clip B2 — The database</w:t>
+        <w:t>The database</w:t>
       </w:r>
     </w:p>
     <w:p>
@@ -885,23 +984,7 @@
         <w:rPr>
           <w:i/>
         </w:rPr>
-        <w:t>Task 1.3 · about 2 minutes · on screen: the ERD, then `SHOW TABLES`</w:t>
-      </w:r>
-    </w:p>
-    <w:p>
-      <w:r>
-        <w:rPr>
-          <w:b/>
-        </w:rPr>
-        <w:t>Open with:</w:t>
-      </w:r>
-      <w:r>
-        <w:t xml:space="preserve"> the shape, in one sentence.</w:t>
-      </w:r>
-    </w:p>
-    <w:p>
-      <w:r>
-        <w:t>Beats:</w:t>
+        <w:t>Task 1.3 · on screen: the ERD, then `SHOW TABLES`</w:t>
       </w:r>
     </w:p>
     <w:p>
@@ -909,7 +992,7 @@
         <w:pStyle w:val="ListBullet"/>
       </w:pPr>
       <w:r>
-        <w:t xml:space="preserve">We normalised the flat file into a </w:t>
+        <w:t xml:space="preserve">The flat file was normalised into a </w:t>
       </w:r>
       <w:r>
         <w:rPr>
@@ -1025,7 +1108,7 @@
         <w:pStyle w:val="ListBullet"/>
       </w:pPr>
       <w:r>
-        <w:t xml:space="preserve">Pose the question yourself — </w:t>
+        <w:t xml:space="preserve">Ask it out loud — </w:t>
       </w:r>
       <w:r>
         <w:rPr>
@@ -1067,7 +1150,7 @@
         <w:t>The brief asks for it.</w:t>
       </w:r>
       <w:r>
-        <w:t xml:space="preserve"> Task 1.3 requires at least two related tables with proper primary and foreign keys. We have </w:t>
+        <w:t xml:space="preserve"> Task 1.3 requires at least two related tables with proper primary and foreign keys. There are </w:t>
       </w:r>
       <w:r>
         <w:rPr>
@@ -1076,7 +1159,7 @@
         <w:t>eight tables, eight primary keys, seven foreign keys, six unique constraints and four check constraints</w:t>
       </w:r>
       <w:r>
-        <w:t xml:space="preserve"> — and we tested that the constraints actually reject bad rows rather than assuming they would.</w:t>
+        <w:t xml:space="preserve"> — and the constraints were tested to confirm they actually reject bad rows, rather than assumed to.</w:t>
       </w:r>
     </w:p>
     <w:p>
@@ -1103,7 +1186,7 @@
         <w:t>dates</w:t>
       </w:r>
       <w:r>
-        <w:t xml:space="preserve"> table, which is the one that looks like overkill until you try to write the queries. Two reasons it earns its place:</w:t>
+        <w:t xml:space="preserve"> table, which looks like overkill until you try to write the queries. Two reasons it earns its place:</w:t>
       </w:r>
     </w:p>
     <w:p>
@@ -1117,7 +1200,7 @@
         <w:t>Portability.</w:t>
       </w:r>
       <w:r>
-        <w:t xml:space="preserve"> We never call </w:t>
+        <w:t xml:space="preserve"> </w:t>
       </w:r>
       <w:r>
         <w:rPr>
@@ -1128,7 +1211,7 @@
         <w:t>YEAR()</w:t>
       </w:r>
       <w:r>
-        <w:t xml:space="preserve"> or </w:t>
+        <w:t xml:space="preserve"> and </w:t>
       </w:r>
       <w:r>
         <w:rPr>
@@ -1139,7 +1222,7 @@
         <w:t>strftime()</w:t>
       </w:r>
       <w:r>
-        <w:t>, so the same query file runs unchanged on MySQL and on SQLite, and we verified that</w:t>
+        <w:t xml:space="preserve"> are never called, so the same query file runs unchanged on MySQL and on SQLite, and that was verified</w:t>
       </w:r>
     </w:p>
     <w:p>
@@ -1175,7 +1258,7 @@
         <w:t>is_complete_year</w:t>
       </w:r>
       <w:r>
-        <w:t>, which the raw dates cannot. Those flags are the fix for problem four, and they are what stops anyone comparing a nine-month 2020 against a full 2021</w:t>
+        <w:t>, which raw dates cannot. Those flags are the fix for problem four, and they are what stops anyone comparing a nine-month 2020 against a full 2021</w:t>
       </w:r>
     </w:p>
     <w:p>
@@ -1200,12 +1283,12 @@
         <w:t>CREATE TABLE dates</w:t>
       </w:r>
       <w:r>
-        <w:t xml:space="preserve"> failed outright with a syntax error until we backticked it — and we only found that because we installed a real MySQL server and ran the import rather than assuming the file was fine.</w:t>
+        <w:t xml:space="preserve"> failed outright with a syntax error until it was backticked — and that only surfaced because a real MySQL server was installed and the import actually run, rather than the file being assumed correct.</w:t>
       </w:r>
     </w:p>
     <w:p>
       <w:r>
-        <w:t xml:space="preserve">Finish on the loader: the whole thing loads from </w:t>
+        <w:t xml:space="preserve">Finish the section on the loader: the whole thing loads from </w:t>
       </w:r>
       <w:r>
         <w:rPr>
@@ -1231,12 +1314,12 @@
     <w:p>
       <w:r>
         <w:rPr>
-          <w:b/>
+          <w:i/>
         </w:rPr>
-        <w:t>Hand off with:</w:t>
+        <w:t>Move straight on:</w:t>
       </w:r>
       <w:r>
-        <w:t xml:space="preserve"> "With the database built, the questions could finally be asked — and Mardy wrote the queries."</w:t>
+        <w:t xml:space="preserve"> with the database built, the questions could finally be asked.</w:t>
       </w:r>
     </w:p>
     <w:p>
@@ -1244,7 +1327,7 @@
         <w:pStyle w:val="Heading2"/>
       </w:pPr>
       <w:r>
-        <w:t>Clip B3 — The workbook</w:t>
+        <w:t>The eight queries</w:t>
       </w:r>
     </w:p>
     <w:p>
@@ -1252,23 +1335,7 @@
         <w:rPr>
           <w:i/>
         </w:rPr>
-        <w:t>Task 2.1 · about 1.5 minutes · on screen: the workbook, Cleaned Data then a PivotChart</w:t>
-      </w:r>
-    </w:p>
-    <w:p>
-      <w:r>
-        <w:rPr>
-          <w:b/>
-        </w:rPr>
-        <w:t>Open with:</w:t>
-      </w:r>
-      <w:r>
-        <w:t xml:space="preserve"> what Checkpoint 2 is — the same dataset, which the brief requires, taken out of the database and into Excel.</w:t>
-      </w:r>
-    </w:p>
-    <w:p>
-      <w:r>
-        <w:t>Beats:</w:t>
+        <w:t>Task 1.4 · on screen: Q3, Q5 and Q8 screenshots</w:t>
       </w:r>
     </w:p>
     <w:p>
@@ -1276,39 +1343,7 @@
         <w:pStyle w:val="ListBullet"/>
       </w:pPr>
       <w:r>
-        <w:t xml:space="preserve">The workbook has </w:t>
-      </w:r>
-      <w:r>
-        <w:rPr>
-          <w:b/>
-        </w:rPr>
-        <w:t>thirteen sheets</w:t>
-      </w:r>
-    </w:p>
-    <w:p>
-      <w:pPr>
-        <w:pStyle w:val="ListBullet"/>
-      </w:pPr>
-      <w:r>
-        <w:t xml:space="preserve">The one design decision to defend: </w:t>
-      </w:r>
-      <w:r>
-        <w:rPr>
-          <w:b/>
-        </w:rPr>
-        <w:t>everything is live formulas, not pasted values</w:t>
-      </w:r>
-      <w:r>
-        <w:t xml:space="preserve"> — around </w:t>
-      </w:r>
-      <w:r>
-        <w:rPr>
-          <w:b/>
-        </w:rPr>
-        <w:t>1,724</w:t>
-      </w:r>
-      <w:r>
-        <w:t xml:space="preserve"> of them. The cross-tabs are </w:t>
+        <w:t xml:space="preserve">Eight queries in four groups: two basic retrievals with </w:t>
       </w:r>
       <w:r>
         <w:rPr>
@@ -1316,18 +1351,7 @@
           <w:color w:val="2F6F9F"/>
           <w:sz w:val="18"/>
         </w:rPr>
-        <w:t>SUMIFS</w:t>
-      </w:r>
-      <w:r>
-        <w:t xml:space="preserve">, </w:t>
-      </w:r>
-      <w:r>
-        <w:rPr>
-          <w:rFonts w:ascii="Consolas" w:hAnsi="Consolas"/>
-          <w:color w:val="2F6F9F"/>
-          <w:sz w:val="18"/>
-        </w:rPr>
-        <w:t>COUNTIFS</w:t>
+        <w:t>WHERE</w:t>
       </w:r>
       <w:r>
         <w:t xml:space="preserve"> and </w:t>
@@ -1338,10 +1362,21 @@
           <w:color w:val="2F6F9F"/>
           <w:sz w:val="18"/>
         </w:rPr>
-        <w:t>AVERAGEIFS</w:t>
+        <w:t>ORDER BY</w:t>
       </w:r>
       <w:r>
-        <w:t xml:space="preserve"> against named ranges over the Cleaned Data sheet, so if a row changed, every statistic downstream would change with it. Pasted values would have looked identical and proved nothing</w:t>
+        <w:t xml:space="preserve">, two aggregates with </w:t>
+      </w:r>
+      <w:r>
+        <w:rPr>
+          <w:rFonts w:ascii="Consolas" w:hAnsi="Consolas"/>
+          <w:color w:val="2F6F9F"/>
+          <w:sz w:val="18"/>
+        </w:rPr>
+        <w:t>GROUP BY</w:t>
+      </w:r>
+      <w:r>
+        <w:t>, two multi-table joins — each joining four tables — and two business-insight queries</w:t>
       </w:r>
     </w:p>
     <w:p>
@@ -1349,30 +1384,7 @@
         <w:pStyle w:val="ListBullet"/>
       </w:pPr>
       <w:r>
-        <w:t xml:space="preserve">Beyond the brief's minimum we added </w:t>
-      </w:r>
-      <w:r>
-        <w:rPr>
-          <w:b/>
-        </w:rPr>
-        <w:t>three native PivotTables</w:t>
-      </w:r>
-      <w:r>
-        <w:t>, each with a bound PivotChart, sharing one pivot cache. The brief asks for three pivot tables and three pivot charts, and the SUMIFS cross-tabs alone would have been arguable</w:t>
-      </w:r>
-    </w:p>
-    <w:p>
-      <w:pPr>
-        <w:pStyle w:val="ListBullet"/>
-      </w:pPr>
-      <w:r>
-        <w:rPr>
-          <w:b/>
-        </w:rPr>
-        <w:t>Seven self-check formulas</w:t>
-      </w:r>
-      <w:r>
-        <w:t xml:space="preserve"> on the Read Me sheet. Each recomputes a headline figure by an independent route and prints OK or MISMATCH — the row count, the revenue total and the regression slope are all checked that way. If someone edits a cell they should not have, the workbook says so</w:t>
+        <w:t>Skip the mechanics; go to what they found, which is four things</w:t>
       </w:r>
     </w:p>
     <w:p>
@@ -1380,10 +1392,138 @@
         <w:rPr>
           <w:b/>
         </w:rPr>
-        <w:t>Hand off with:</w:t>
+        <w:t>Finding one — growth stopped in 2022, and in a specific way.</w:t>
       </w:r>
       <w:r>
-        <w:t xml:space="preserve"> "The statistics built on top of that are Mardy's, starting with the descriptive figures."</w:t>
+        <w:t xml:space="preserve"> Query 3 aggregates by year, but on a </w:t>
+      </w:r>
+      <w:r>
+        <w:rPr>
+          <w:b/>
+        </w:rPr>
+        <w:t>per-month</w:t>
+      </w:r>
+      <w:r>
+        <w:t xml:space="preserve"> basis so the partial years cannot distort it. Revenue per month went </w:t>
+      </w:r>
+      <w:r>
+        <w:rPr>
+          <w:b/>
+        </w:rPr>
+        <w:t>92,934 in 2020 → 121,648 at the 2022 peak → 100,207 in 2024</w:t>
+      </w:r>
+      <w:r>
+        <w:t>. Meanwhile margin never left the 24-to-27% band and average order value never left the 5,008-to-5,444 band. That combination is the whole diagnosis: fewer orders, not cheaper or less profitable ones — which points at demand generation rather than at pricing.</w:t>
+      </w:r>
+    </w:p>
+    <w:p>
+      <w:r>
+        <w:rPr>
+          <w:b/>
+        </w:rPr>
+        <w:t>Finding two — one sub-category explains most of the gap.</w:t>
+      </w:r>
+      <w:r>
+        <w:t xml:space="preserve"> Queries 5 and 7 break the trend down. </w:t>
+      </w:r>
+      <w:r>
+        <w:rPr>
+          <w:b/>
+        </w:rPr>
+        <w:t>Printers lost 136,865 between 2023 and 2024, a 71.0% collapse</w:t>
+      </w:r>
+      <w:r>
+        <w:t xml:space="preserve"> — that single line item is over half the entire peak-to-2024 gap. Every Electronics sub-category fell, and the category as a whole is down </w:t>
+      </w:r>
+      <w:r>
+        <w:rPr>
+          <w:b/>
+        </w:rPr>
+        <w:t>40.8%</w:t>
+      </w:r>
+      <w:r>
+        <w:t xml:space="preserve">. Every Office Supplies sub-category grew; </w:t>
+      </w:r>
+      <w:r>
+        <w:rPr>
+          <w:b/>
+        </w:rPr>
+        <w:t>Paper is up 85,689, or 149.4%</w:t>
+      </w:r>
+      <w:r>
+        <w:t>.</w:t>
+      </w:r>
+    </w:p>
+    <w:p>
+      <w:r>
+        <w:t>Say why that matters: it is not a general slowdown. Two opposite trends are running at once, and the company-wide figure is their average, which describes neither. That is the single most useful thing Checkpoint 1 produced.</w:t>
+      </w:r>
+    </w:p>
+    <w:p>
+      <w:r>
+        <w:rPr>
+          <w:b/>
+        </w:rPr>
+        <w:t>Finding three — seasonality is category-specific.</w:t>
+      </w:r>
+      <w:r>
+        <w:t xml:space="preserve"> Queries 4 and 8. The blended figure says Q4 is the peak quarter. Split it out and Electronics actually peaks in </w:t>
+      </w:r>
+      <w:r>
+        <w:rPr>
+          <w:b/>
+        </w:rPr>
+        <w:t>Q2, at 30.79%</w:t>
+      </w:r>
+      <w:r>
+        <w:t xml:space="preserve"> of its annual revenue, while Furniture peaks in Q4 at </w:t>
+      </w:r>
+      <w:r>
+        <w:rPr>
+          <w:b/>
+        </w:rPr>
+        <w:t>30.84%</w:t>
+      </w:r>
+      <w:r>
+        <w:t xml:space="preserve"> and Office Supplies in Q4 at </w:t>
+      </w:r>
+      <w:r>
+        <w:rPr>
+          <w:b/>
+        </w:rPr>
+        <w:t>32.16%</w:t>
+      </w:r>
+      <w:r>
+        <w:t>. So a single blended planning curve is wrong for all three categories — it over-stocks Electronics in Q4 and under-stocks it in Q2.</w:t>
+      </w:r>
+    </w:p>
+    <w:p>
+      <w:r>
+        <w:rPr>
+          <w:b/>
+        </w:rPr>
+        <w:t>Finding four — geography is not a factor.</w:t>
+      </w:r>
+      <w:r>
+        <w:t xml:space="preserve"> Query 6. Across five years, state revenue spans only </w:t>
+      </w:r>
+      <w:r>
+        <w:rPr>
+          <w:b/>
+        </w:rPr>
+        <w:t>28%</w:t>
+      </w:r>
+      <w:r>
+        <w:t xml:space="preserve"> between highest and lowest, with no state trending against the others. Not every finding has to be a discovery — this one tells the business where </w:t>
+      </w:r>
+      <w:r>
+        <w:rPr>
+          <w:i/>
+        </w:rPr>
+        <w:t>not</w:t>
+      </w:r>
+      <w:r>
+        <w:t xml:space="preserve"> to spend its analytical effort.</w:t>
       </w:r>
     </w:p>
     <w:p>
@@ -1391,20 +1531,12 @@
         <w:pStyle w:val="Heading2"/>
       </w:pPr>
       <w:r>
-        <w:t>Clip B4 — The Checkpoint 1 correction</w:t>
+        <w:t>Questions worth answering here</w:t>
       </w:r>
     </w:p>
     <w:p>
       <w:r>
-        <w:rPr>
-          <w:i/>
-        </w:rPr>
-        <w:t>About 1.25 minutes · on screen: the correction table from the Checkpoint 2 report</w:t>
-      </w:r>
-    </w:p>
-    <w:p>
-      <w:r>
-        <w:t>This clip exists because volunteering your own error is worth more than having it found. Record it as its own clip and do not soften it.</w:t>
+        <w:t>Still speaking continuously, close your part by raising three questions this work invites and answering them:</w:t>
       </w:r>
     </w:p>
     <w:p>
@@ -1412,344 +1544,10 @@
         <w:rPr>
           <w:b/>
         </w:rPr>
-        <w:t>Open with:</w:t>
+        <w:t>Does a fake dataset invalidate the project?</w:t>
       </w:r>
       <w:r>
-        <w:t xml:space="preserve"> "Before the conclusions, there is one thing we have to put on the record ourselves."</w:t>
-      </w:r>
-    </w:p>
-    <w:p>
-      <w:r>
-        <w:t>Beats:</w:t>
-      </w:r>
-    </w:p>
-    <w:p>
-      <w:pPr>
-        <w:pStyle w:val="ListBullet"/>
-      </w:pPr>
-      <w:r>
-        <w:t xml:space="preserve">Building the Checkpoint 2 monthly series exposed an </w:t>
-      </w:r>
-      <w:r>
-        <w:rPr>
-          <w:b/>
-        </w:rPr>
-        <w:t>error in our own Checkpoint 1</w:t>
-      </w:r>
-    </w:p>
-    <w:p>
-      <w:pPr>
-        <w:pStyle w:val="ListBullet"/>
-      </w:pPr>
-      <w:r>
-        <w:t xml:space="preserve">We treated 2020 as a full year. The file starts 22 March, so 2020 holds only </w:t>
-      </w:r>
-      <w:r>
-        <w:rPr>
-          <w:b/>
-        </w:rPr>
-        <w:t>nine months</w:t>
-      </w:r>
-      <w:r>
-        <w:t xml:space="preserve">. That overstated 2020-to-2022 growth as </w:t>
-      </w:r>
-      <w:r>
-        <w:rPr>
-          <w:b/>
-        </w:rPr>
-        <w:t>69.9%</w:t>
-      </w:r>
-      <w:r>
-        <w:t xml:space="preserve"> when the like-for-like figure is </w:t>
-      </w:r>
-      <w:r>
-        <w:rPr>
-          <w:b/>
-        </w:rPr>
-        <w:t>30.9%</w:t>
-      </w:r>
-      <w:r>
-        <w:t>. It also distorted March's seasonal index, from 1.025 down to 0.876</w:t>
-      </w:r>
-    </w:p>
-    <w:p>
-      <w:pPr>
-        <w:pStyle w:val="ListBullet"/>
-      </w:pPr>
-      <w:r>
-        <w:t>What it did and did not touch:</w:t>
-      </w:r>
-    </w:p>
-    <w:tbl>
-      <w:tblPr>
-        <w:tblStyle w:val="LightGrid-Accent1"/>
-        <w:tblW w:type="auto" w:w="0"/>
-        <w:jc w:val="center"/>
-        <w:tblLayout w:type="autofit"/>
-        <w:tblLook w:firstColumn="1" w:firstRow="1" w:lastColumn="0" w:lastRow="0" w:noHBand="0" w:noVBand="1" w:val="04A0"/>
-      </w:tblPr>
-      <w:tblGrid>
-        <w:gridCol w:w="4680"/>
-        <w:gridCol w:w="4680"/>
-      </w:tblGrid>
-      <w:tr>
-        <w:tc>
-          <w:tcPr>
-            <w:tcW w:type="dxa" w:w="4680"/>
-          </w:tcPr>
-          <w:p>
-            <w:r>
-              <w:rPr>
-                <w:b/>
-              </w:rPr>
-            </w:r>
-            <w:r>
-              <w:rPr>
-                <w:b/>
-              </w:rPr>
-              <w:t>Affected</w:t>
-            </w:r>
-          </w:p>
-        </w:tc>
-        <w:tc>
-          <w:tcPr>
-            <w:tcW w:type="dxa" w:w="4680"/>
-          </w:tcPr>
-          <w:p>
-            <w:r>
-              <w:rPr>
-                <w:b/>
-              </w:rPr>
-            </w:r>
-            <w:r>
-              <w:rPr>
-                <w:b/>
-              </w:rPr>
-              <w:t>Unaffected</w:t>
-            </w:r>
-          </w:p>
-        </w:tc>
-      </w:tr>
-      <w:tr>
-        <w:tc>
-          <w:tcPr>
-            <w:tcW w:type="dxa" w:w="4680"/>
-          </w:tcPr>
-          <w:p>
-            <w:pPr>
-              <w:spacing w:line="240" w:lineRule="auto"/>
-            </w:pPr>
-            <w:r>
-              <w:rPr>
-                <w:sz w:val="18"/>
-              </w:rPr>
-            </w:r>
-            <w:r>
-              <w:rPr>
-                <w:sz w:val="18"/>
-              </w:rPr>
-              <w:t>The 2020→2022 growth figure</w:t>
-            </w:r>
-          </w:p>
-        </w:tc>
-        <w:tc>
-          <w:tcPr>
-            <w:tcW w:type="dxa" w:w="4680"/>
-          </w:tcPr>
-          <w:p>
-            <w:pPr>
-              <w:spacing w:line="240" w:lineRule="auto"/>
-            </w:pPr>
-            <w:r>
-              <w:rPr>
-                <w:sz w:val="18"/>
-              </w:rPr>
-            </w:r>
-            <w:r>
-              <w:rPr>
-                <w:sz w:val="18"/>
-              </w:rPr>
-              <w:t>The −17.6% peak-to-2024 decline — both are full years</w:t>
-            </w:r>
-          </w:p>
-        </w:tc>
-      </w:tr>
-      <w:tr>
-        <w:tc>
-          <w:tcPr>
-            <w:tcW w:type="dxa" w:w="4680"/>
-          </w:tcPr>
-          <w:p>
-            <w:pPr>
-              <w:spacing w:line="240" w:lineRule="auto"/>
-            </w:pPr>
-            <w:r>
-              <w:rPr>
-                <w:sz w:val="18"/>
-              </w:rPr>
-            </w:r>
-            <w:r>
-              <w:rPr>
-                <w:sz w:val="18"/>
-              </w:rPr>
-              <w:t>March's seasonal index</w:t>
-            </w:r>
-          </w:p>
-        </w:tc>
-        <w:tc>
-          <w:tcPr>
-            <w:tcW w:type="dxa" w:w="4680"/>
-          </w:tcPr>
-          <w:p>
-            <w:pPr>
-              <w:spacing w:line="240" w:lineRule="auto"/>
-            </w:pPr>
-            <w:r>
-              <w:rPr>
-                <w:sz w:val="18"/>
-              </w:rPr>
-            </w:r>
-            <w:r>
-              <w:rPr>
-                <w:sz w:val="18"/>
-              </w:rPr>
-              <w:t>Printers −136,865; Electronics −40.8%</w:t>
-            </w:r>
-          </w:p>
-        </w:tc>
-      </w:tr>
-      <w:tr>
-        <w:tc>
-          <w:tcPr>
-            <w:tcW w:type="dxa" w:w="4680"/>
-          </w:tcPr>
-          <w:p>
-            <w:pPr>
-              <w:spacing w:line="240" w:lineRule="auto"/>
-            </w:pPr>
-            <w:r>
-              <w:rPr>
-                <w:sz w:val="18"/>
-              </w:rPr>
-            </w:r>
-          </w:p>
-        </w:tc>
-        <w:tc>
-          <w:tcPr>
-            <w:tcW w:type="dxa" w:w="4680"/>
-          </w:tcPr>
-          <w:p>
-            <w:pPr>
-              <w:spacing w:line="240" w:lineRule="auto"/>
-            </w:pPr>
-            <w:r>
-              <w:rPr>
-                <w:sz w:val="18"/>
-              </w:rPr>
-            </w:r>
-            <w:r>
-              <w:rPr>
-                <w:sz w:val="18"/>
-              </w:rPr>
-              <w:t>Category-specific seasonality; the geography finding</w:t>
-            </w:r>
-          </w:p>
-        </w:tc>
-      </w:tr>
-    </w:tbl>
-    <w:p>
-      <w:pPr>
-        <w:spacing w:after="200" w:line="240" w:lineRule="auto"/>
-        <w:jc w:val="center"/>
-      </w:pPr>
-      <w:r>
-        <w:rPr>
-          <w:i/>
-          <w:color w:val="7B8994"/>
-          <w:sz w:val="20"/>
-        </w:rPr>
-        <w:t>Table 2. Clip B4 — The Checkpoint 1 correction</w:t>
-      </w:r>
-    </w:p>
-    <w:p>
-      <w:pPr>
-        <w:pStyle w:val="ListBullet"/>
-      </w:pPr>
-      <w:r>
-        <w:t>The central thesis is unchanged; one supporting number was overstated</w:t>
-      </w:r>
-    </w:p>
-    <w:p>
-      <w:pPr>
-        <w:pStyle w:val="ListBullet"/>
-      </w:pPr>
-      <w:r>
-        <w:t xml:space="preserve">We reissued Checkpoint 1 with an </w:t>
-      </w:r>
-      <w:r>
-        <w:rPr>
-          <w:rFonts w:ascii="Consolas" w:hAnsi="Consolas"/>
-          <w:color w:val="2F6F9F"/>
-          <w:sz w:val="18"/>
-        </w:rPr>
-        <w:t>is_complete_month</w:t>
-      </w:r>
-      <w:r>
-        <w:t xml:space="preserve"> flag and a per-month column in Query 3, so the mistake cannot recur, and it is documented in the Checkpoint 2 report either way</w:t>
-      </w:r>
-    </w:p>
-    <w:p>
-      <w:r>
-        <w:rPr>
-          <w:b/>
-        </w:rPr>
-        <w:t>Hand off with:</w:t>
-      </w:r>
-      <w:r>
-        <w:t xml:space="preserve"> "With that correction made, Alber takes what the analysis tells the business."</w:t>
-      </w:r>
-    </w:p>
-    <w:p>
-      <w:pPr>
-        <w:pStyle w:val="Heading2"/>
-      </w:pPr>
-      <w:r>
-        <w:t>Clip B5 — Q&amp;A answers</w:t>
-      </w:r>
-    </w:p>
-    <w:p>
-      <w:r>
-        <w:rPr>
-          <w:i/>
-        </w:rPr>
-        <w:t>About 50 seconds · first of the three Q&amp;A clips</w:t>
-      </w:r>
-    </w:p>
-    <w:p>
-      <w:r>
-        <w:rPr>
-          <w:b/>
-        </w:rPr>
-        <w:t>Open with:</w:t>
-      </w:r>
-      <w:r>
-        <w:t xml:space="preserve"> "A few questions we would expect on the data side."</w:t>
-      </w:r>
-    </w:p>
-    <w:p>
-      <w:r>
-        <w:t>Answer three, in your own words:</w:t>
-      </w:r>
-    </w:p>
-    <w:p>
-      <w:r>
-        <w:rPr>
-          <w:b/>
-        </w:rPr>
-        <w:t>"Your dataset looks fake — doesn't that invalidate the project?"</w:t>
-      </w:r>
-      <w:r>
-        <w:t xml:space="preserve"> — It invalidates the </w:t>
+        <w:t xml:space="preserve"> It invalidates the </w:t>
       </w:r>
       <w:r>
         <w:rPr>
@@ -1767,7 +1565,7 @@
         <w:t>method</w:t>
       </w:r>
       <w:r>
-        <w:t>. We proved it with five signals and did not fabricate corrections, which would have been worse. The schema, the queries and the analysis would run identically on real data.</w:t>
+        <w:t>. It was proved with five signals and no corrections were fabricated, which would have been worse. The schema, the queries and the analysis would run identically on real data.</w:t>
       </w:r>
     </w:p>
     <w:p>
@@ -1775,10 +1573,10 @@
         <w:rPr>
           <w:b/>
         </w:rPr>
-        <w:t>"Why didn't you use `Order ID` as the primary key?"</w:t>
+        <w:t>Why not use `Order ID` as the primary key?</w:t>
       </w:r>
       <w:r>
-        <w:t xml:space="preserve"> — 1,194 rows, 547 distinct IDs, and the repeats span different dates and different customers. It identifies neither a row nor an order.</w:t>
+        <w:t xml:space="preserve"> 1,194 rows, 547 distinct IDs, and the repeats span different dates and different customers. It identifies neither a row nor an order.</w:t>
       </w:r>
     </w:p>
     <w:p>
@@ -1786,10 +1584,10 @@
         <w:rPr>
           <w:b/>
         </w:rPr>
-        <w:t>"Why exclude 2025 and show 2020 per month?"</w:t>
+        <w:t>Why exclude 2025, and why show 2020 per month?</w:t>
       </w:r>
       <w:r>
-        <w:t xml:space="preserve"> — Both ends of the file are partial. Including them whole would show fake growth at one end and a fake collapse at the other. That is precisely the mistake we made and corrected.</w:t>
+        <w:t xml:space="preserve"> Both ends of the file are partial. Including them whole would show fake growth at one end and a fake collapse at the other.</w:t>
       </w:r>
     </w:p>
     <w:p>
@@ -1797,10 +1595,10 @@
         <w:rPr>
           <w:b/>
         </w:rPr>
-        <w:t>Hand off with:</w:t>
+        <w:t>End the part on this line:</w:t>
       </w:r>
       <w:r>
-        <w:t xml:space="preserve"> "Mardy has the questions on the statistics."</w:t>
+        <w:t xml:space="preserve"> that was Checkpoint 1 — what happened. Checkpoint 2 takes the same data into Excel and asks how strong the evidence is, and what can be predicted.</w:t>
       </w:r>
     </w:p>
     <w:p>
@@ -1813,7 +1611,7 @@
         <w:pStyle w:val="Heading2"/>
       </w:pPr>
       <w:r>
-        <w:t>Rehearsal checklist</w:t>
+        <w:t>Checklist</w:t>
       </w:r>
     </w:p>
     <w:p>
@@ -1834,7 +1632,7 @@
         <w:pStyle w:val="ListBullet"/>
       </w:pPr>
       <w:r>
-        <w:t>You can say your clip's beats with the script closed</w:t>
+        <w:t>You can say your section's beats with the script closed</w:t>
       </w:r>
     </w:p>
     <w:p>
@@ -1842,7 +1640,7 @@
         <w:pStyle w:val="ListBullet"/>
       </w:pPr>
       <w:r>
-        <w:t>You can answer at least one question from someone else's area, because Section 1.4 does not care who recorded which clip</w:t>
+        <w:t>You can answer a question about someone else's part, because Section 1.4 does not care who recorded which section</w:t>
       </w:r>
     </w:p>
     <w:p>
@@ -1858,7 +1656,7 @@
         <w:pStyle w:val="ListBullet"/>
       </w:pPr>
       <w:r>
-        <w:t>You have said your handoff line, even though it feels strange alone in a room</w:t>
+        <w:t>You have done the thirty-second test</w:t>
       </w:r>
     </w:p>
     <w:p>
@@ -1871,7 +1669,7 @@
         <w:pStyle w:val="ListBullet"/>
       </w:pPr>
       <w:r>
-        <w:t>All fourteen clips present, in the assembly order above, no task missing</w:t>
+        <w:t>All four parts present and in order, no task missing</w:t>
       </w:r>
     </w:p>
     <w:p>
@@ -1887,7 +1685,7 @@
         <w:pStyle w:val="ListBullet"/>
       </w:pPr>
       <w:r>
-        <w:t>Every speaker names themselves at least once</w:t>
+        <w:t>Each speaker names themselves once</w:t>
       </w:r>
     </w:p>
     <w:p>
@@ -1903,7 +1701,7 @@
         <w:pStyle w:val="ListBullet"/>
       </w:pPr>
       <w:r>
-        <w:t>Playback checked end to end — the file opens, the audio does not cut out, the on-screen numbers are legible, and the length fits any limit you were given</w:t>
+        <w:t>Played back end to end — the file opens, the audio does not cut out, the on-screen numbers are legible, and the length fits any limit you were given</w:t>
       </w:r>
     </w:p>
     <w:p>

--- a/docs/Script_Julebeth.docx
+++ b/docs/Script_Julebeth.docx
@@ -287,7 +287,7 @@
               <w:rPr>
                 <w:sz w:val="18"/>
               </w:rPr>
-              <w:t>7:30</w:t>
+              <w:t>6:40</w:t>
             </w:r>
           </w:p>
         </w:tc>
@@ -331,7 +331,7 @@
               <w:rPr>
                 <w:sz w:val="18"/>
               </w:rPr>
-              <w:t>Mardy</w:t>
+              <w:t>Alber</w:t>
             </w:r>
           </w:p>
         </w:tc>
@@ -352,7 +352,7 @@
               <w:rPr>
                 <w:sz w:val="18"/>
               </w:rPr>
-              <w:t>Checkpoint 2 — the workbook, statistics, regression, the forecast, and the correction</w:t>
+              <w:t>The Checkpoint 2 workbook</w:t>
             </w:r>
           </w:p>
         </w:tc>
@@ -373,7 +373,7 @@
               <w:rPr>
                 <w:sz w:val="18"/>
               </w:rPr>
-              <w:t>10:00</w:t>
+              <w:t>1:30</w:t>
             </w:r>
           </w:p>
         </w:tc>
@@ -417,6 +417,92 @@
               <w:rPr>
                 <w:sz w:val="18"/>
               </w:rPr>
+              <w:t>Mardy</w:t>
+            </w:r>
+          </w:p>
+        </w:tc>
+        <w:tc>
+          <w:tcPr>
+            <w:tcW w:type="dxa" w:w="2340"/>
+          </w:tcPr>
+          <w:p>
+            <w:pPr>
+              <w:spacing w:line="240" w:lineRule="auto"/>
+            </w:pPr>
+            <w:r>
+              <w:rPr>
+                <w:sz w:val="18"/>
+              </w:rPr>
+            </w:r>
+            <w:r>
+              <w:rPr>
+                <w:sz w:val="18"/>
+              </w:rPr>
+              <w:t>Checkpoint 2 — descriptive statistics, correlation, regression, the trend and the forecast</w:t>
+            </w:r>
+          </w:p>
+        </w:tc>
+        <w:tc>
+          <w:tcPr>
+            <w:tcW w:type="dxa" w:w="2340"/>
+          </w:tcPr>
+          <w:p>
+            <w:pPr>
+              <w:spacing w:line="240" w:lineRule="auto"/>
+            </w:pPr>
+            <w:r>
+              <w:rPr>
+                <w:sz w:val="18"/>
+              </w:rPr>
+            </w:r>
+            <w:r>
+              <w:rPr>
+                <w:sz w:val="18"/>
+              </w:rPr>
+              <w:t>6:25</w:t>
+            </w:r>
+          </w:p>
+        </w:tc>
+      </w:tr>
+      <w:tr>
+        <w:tc>
+          <w:tcPr>
+            <w:tcW w:type="dxa" w:w="2340"/>
+          </w:tcPr>
+          <w:p>
+            <w:pPr>
+              <w:spacing w:line="240" w:lineRule="auto"/>
+            </w:pPr>
+            <w:r>
+              <w:rPr>
+                <w:sz w:val="18"/>
+              </w:rPr>
+            </w:r>
+            <w:r>
+              <w:rPr>
+                <w:sz w:val="18"/>
+              </w:rPr>
+              <w:t>5</w:t>
+            </w:r>
+          </w:p>
+        </w:tc>
+        <w:tc>
+          <w:tcPr>
+            <w:tcW w:type="dxa" w:w="2340"/>
+          </w:tcPr>
+          <w:p>
+            <w:pPr>
+              <w:spacing w:line="240" w:lineRule="auto"/>
+            </w:pPr>
+            <w:r>
+              <w:rPr>
+                <w:sz w:val="18"/>
+              </w:rPr>
+            </w:r>
+            <w:r>
+              <w:rPr>
+                <w:sz w:val="18"/>
+              </w:rPr>
               <w:t>Alber</w:t>
             </w:r>
           </w:p>
@@ -438,7 +524,7 @@
               <w:rPr>
                 <w:sz w:val="18"/>
               </w:rPr>
-              <w:t>What it means for the business, the limitations, and the close</w:t>
+              <w:t>The correction, what it means for the business, the questions, the close</w:t>
             </w:r>
           </w:p>
         </w:tc>
@@ -459,7 +545,7 @@
               <w:rPr>
                 <w:sz w:val="18"/>
               </w:rPr>
-              <w:t>2:30</w:t>
+              <w:t>6:00</w:t>
             </w:r>
           </w:p>
         </w:tc>
@@ -490,7 +576,30 @@
         <w:t>23 minutes</w:t>
       </w:r>
       <w:r>
-        <w:t xml:space="preserve"> assembled. If you were given a time limit shorter than that, the two places to cut are the descriptive statistics and the correlation in Part 3 — each survives as two sentences. Do not cut a whole task; the brief's tasks are what is being marked.</w:t>
+        <w:t xml:space="preserve"> assembled — about </w:t>
+      </w:r>
+      <w:r>
+        <w:rPr>
+          <w:b/>
+        </w:rPr>
+        <w:t>10:30</w:t>
+      </w:r>
+      <w:r>
+        <w:t xml:space="preserve"> of it Alber, and </w:t>
+      </w:r>
+      <w:r>
+        <w:rPr>
+          <w:b/>
+        </w:rPr>
+        <w:t>6:30</w:t>
+      </w:r>
+      <w:r>
+        <w:t xml:space="preserve"> each for Julebeth and Mardy. Alber records three separate files; Julebeth and Mardy record one each.</w:t>
+      </w:r>
+    </w:p>
+    <w:p>
+      <w:r>
+        <w:t>If you were given a time limit shorter than that, the two places to cut are the descriptive statistics and the correlation in Part 4 — each survives as two sentences. Do not cut a whole task; the brief's tasks are what is being marked.</w:t>
       </w:r>
     </w:p>
     <w:p>
@@ -583,10 +692,10 @@
         <w:rPr>
           <w:b/>
         </w:rPr>
-        <w:t>Say your name once, at the very start of your part.</w:t>
+        <w:t>Say your name once, at the start of your first part.</w:t>
       </w:r>
       <w:r>
-        <w:t xml:space="preserve"> Just the name — your instructor is matching a voice to a name for a mark under Section 1.4, and the video may not show your face. Then go straight into the material.</w:t>
+        <w:t xml:space="preserve"> Just the name — your instructor is matching a voice to a name for a mark under Section 1.4, and the video may not show your face. Alber records three parts and only needs to do this in Part 1; the later two just continue.</w:t>
       </w:r>
     </w:p>
     <w:p>
@@ -695,7 +804,7 @@
         <w:rPr>
           <w:i/>
         </w:rPr>
-        <w:t>About 7.5 minutes. Record straight through — the three sections below run on from each other, so treat them as one talk with three topics.</w:t>
+        <w:t>About 6.5 minutes. Record straight through — the three sections below run on from each other, so treat them as one talk with three topics.</w:t>
       </w:r>
     </w:p>
     <w:p>
@@ -1527,70 +1636,6 @@
       </w:r>
     </w:p>
     <w:p>
-      <w:pPr>
-        <w:pStyle w:val="Heading2"/>
-      </w:pPr>
-      <w:r>
-        <w:t>Questions worth answering here</w:t>
-      </w:r>
-    </w:p>
-    <w:p>
-      <w:r>
-        <w:t>Still speaking continuously, close your part by raising three questions this work invites and answering them:</w:t>
-      </w:r>
-    </w:p>
-    <w:p>
-      <w:r>
-        <w:rPr>
-          <w:b/>
-        </w:rPr>
-        <w:t>Does a fake dataset invalidate the project?</w:t>
-      </w:r>
-      <w:r>
-        <w:t xml:space="preserve"> It invalidates the </w:t>
-      </w:r>
-      <w:r>
-        <w:rPr>
-          <w:i/>
-        </w:rPr>
-        <w:t>figures</w:t>
-      </w:r>
-      <w:r>
-        <w:t xml:space="preserve">, not the </w:t>
-      </w:r>
-      <w:r>
-        <w:rPr>
-          <w:i/>
-        </w:rPr>
-        <w:t>method</w:t>
-      </w:r>
-      <w:r>
-        <w:t>. It was proved with five signals and no corrections were fabricated, which would have been worse. The schema, the queries and the analysis would run identically on real data.</w:t>
-      </w:r>
-    </w:p>
-    <w:p>
-      <w:r>
-        <w:rPr>
-          <w:b/>
-        </w:rPr>
-        <w:t>Why not use `Order ID` as the primary key?</w:t>
-      </w:r>
-      <w:r>
-        <w:t xml:space="preserve"> 1,194 rows, 547 distinct IDs, and the repeats span different dates and different customers. It identifies neither a row nor an order.</w:t>
-      </w:r>
-    </w:p>
-    <w:p>
-      <w:r>
-        <w:rPr>
-          <w:b/>
-        </w:rPr>
-        <w:t>Why exclude 2025, and why show 2020 per month?</w:t>
-      </w:r>
-      <w:r>
-        <w:t xml:space="preserve"> Both ends of the file are partial. Including them whole would show fake growth at one end and a fake collapse at the other.</w:t>
-      </w:r>
-    </w:p>
-    <w:p>
       <w:r>
         <w:rPr>
           <w:b/>
@@ -1669,7 +1714,7 @@
         <w:pStyle w:val="ListBullet"/>
       </w:pPr>
       <w:r>
-        <w:t>All four parts present and in order, no task missing</w:t>
+        <w:t>All five parts present and in order, no task missing</w:t>
       </w:r>
     </w:p>
     <w:p>

--- a/docs/Script_Julebeth.docx
+++ b/docs/Script_Julebeth.docx
@@ -692,10 +692,10 @@
         <w:rPr>
           <w:b/>
         </w:rPr>
-        <w:t>Say your name once, at the start of your first part.</w:t>
+        <w:t>Do not introduce yourself, and do not say who did what.</w:t>
       </w:r>
       <w:r>
-        <w:t xml:space="preserve"> Just the name — your instructor is matching a voice to a name for a mark under Section 1.4, and the video may not show your face. Alber records three parts and only needs to do this in Part 1; the later two just continue.</w:t>
+        <w:t xml:space="preserve"> The recording is about the project, not about the group. Open every part on the material itself. Your instructor still needs to know whose voice is whose for Section 1.4 — the title card at the head of each part carries the name, so nothing is lost by not saying it.</w:t>
       </w:r>
     </w:p>
     <w:p>
@@ -825,7 +825,7 @@
     </w:p>
     <w:p>
       <w:r>
-        <w:t>Say your name, then pick the thread up: here is the raw file, and here is what was wrong with it.</w:t>
+        <w:t>Pick the thread up on the file itself: here is the raw export, and here is what was wrong with it.</w:t>
       </w:r>
     </w:p>
     <w:p>
@@ -1685,7 +1685,7 @@
         <w:pStyle w:val="ListBullet"/>
       </w:pPr>
       <w:r>
-        <w:t>You can answer a question about someone else's part, because Section 1.4 does not care who recorded which section</w:t>
+        <w:t>You can answer a question about any section, not only the one you recorded — Section 1.4 lets the instructor ask any member about any part</w:t>
       </w:r>
     </w:p>
     <w:p>
@@ -1730,7 +1730,7 @@
         <w:pStyle w:val="ListBullet"/>
       </w:pPr>
       <w:r>
-        <w:t>Each speaker names themselves once</w:t>
+        <w:t>Every part carries a title card naming its speaker, since nobody says it aloud</w:t>
       </w:r>
     </w:p>
     <w:p>

--- a/docs/Script_Julebeth.docx
+++ b/docs/Script_Julebeth.docx
@@ -692,10 +692,21 @@
         <w:rPr>
           <w:b/>
         </w:rPr>
-        <w:t>Do not introduce yourself, and do not say who did what.</w:t>
+        <w:t>Say your name once, at the start of your first part</w:t>
       </w:r>
       <w:r>
-        <w:t xml:space="preserve"> The recording is about the project, not about the group. Open every part on the material itself. Your instructor still needs to know whose voice is whose for Section 1.4 — the title card at the head of each part carries the name, so nothing is lost by not saying it.</w:t>
+        <w:t xml:space="preserve"> — your instructor is matching a voice to a name for a mark under Section 1.4, and the video may not show your face. Alber records three parts and only needs to do this in Part 1; the later two just continue.</w:t>
+      </w:r>
+    </w:p>
+    <w:p>
+      <w:r>
+        <w:rPr>
+          <w:b/>
+        </w:rPr>
+        <w:t>Say nothing about who did what.</w:t>
+      </w:r>
+      <w:r>
+        <w:t xml:space="preserve"> Your name, then straight into the material. Nobody claims a task, a role, or a contribution — the recording discusses the project, not the group. Everything you say is about Checkpoint 1 and Checkpoint 2 and how the work progressed.</w:t>
       </w:r>
     </w:p>
     <w:p>
@@ -825,7 +836,7 @@
     </w:p>
     <w:p>
       <w:r>
-        <w:t>Pick the thread up on the file itself: here is the raw export, and here is what was wrong with it.</w:t>
+        <w:t>Say your name, then pick the thread up on the file itself: here is the raw export, and here is what was wrong with it.</w:t>
       </w:r>
     </w:p>
     <w:p>
@@ -1730,7 +1741,7 @@
         <w:pStyle w:val="ListBullet"/>
       </w:pPr>
       <w:r>
-        <w:t>Every part carries a title card naming its speaker, since nobody says it aloud</w:t>
+        <w:t>Each speaker names themselves once, and nobody claims a task or a role</w:t>
       </w:r>
     </w:p>
     <w:p>

--- a/docs/Script_Julebeth.docx
+++ b/docs/Script_Julebeth.docx
@@ -26,10 +26,10 @@
         <w:rPr>
           <w:b/>
         </w:rPr>
-        <w:t>Julebeth's part.</w:t>
+        <w:t>Julebeth reads the parts below.</w:t>
       </w:r>
       <w:r>
-        <w:t xml:space="preserve"> Each speaker records their own part straight through, in their own time and place. Nobody waits for a cue, nobody answers anybody, and nobody states a role — each part simply continues the explanation where the last one stopped. Alber joins them in order afterwards.</w:t>
+        <w:t xml:space="preserve"> The full running order:</w:t>
       </w:r>
     </w:p>
     <w:tbl>
@@ -180,7 +180,7 @@
               <w:rPr>
                 <w:sz w:val="18"/>
               </w:rPr>
-              <w:t>Opening; the business problem and the three questions</w:t>
+              <w:t>Opening; the business problem</w:t>
             </w:r>
           </w:p>
         </w:tc>
@@ -266,7 +266,7 @@
               <w:rPr>
                 <w:sz w:val="18"/>
               </w:rPr>
-              <w:t>Checkpoint 1 — the dataset, the database, the eight queries and what they found</w:t>
+              <w:t>Checkpoint 1 — the dataset, the database, the queries</w:t>
             </w:r>
           </w:p>
         </w:tc>
@@ -287,7 +287,7 @@
               <w:rPr>
                 <w:sz w:val="18"/>
               </w:rPr>
-              <w:t>6:40</w:t>
+              <w:t>8:45</w:t>
             </w:r>
           </w:p>
         </w:tc>
@@ -438,7 +438,7 @@
               <w:rPr>
                 <w:sz w:val="18"/>
               </w:rPr>
-              <w:t>Checkpoint 2 — descriptive statistics, correlation, regression, the trend and the forecast</w:t>
+              <w:t>Checkpoint 2 — statistics, correlation, regression, the trend</w:t>
             </w:r>
           </w:p>
         </w:tc>
@@ -459,7 +459,7 @@
               <w:rPr>
                 <w:sz w:val="18"/>
               </w:rPr>
-              <w:t>6:25</w:t>
+              <w:t>8:30</w:t>
             </w:r>
           </w:p>
         </w:tc>
@@ -524,7 +524,7 @@
               <w:rPr>
                 <w:sz w:val="18"/>
               </w:rPr>
-              <w:t>The correction, what it means for the business, the questions, the close</w:t>
+              <w:t>The correction, what it means, the questions, the close</w:t>
             </w:r>
           </w:p>
         </w:tc>
@@ -567,52 +567,24 @@
     </w:p>
     <w:p>
       <w:r>
-        <w:t xml:space="preserve">Roughly </w:t>
+        <w:t xml:space="preserve">About </w:t>
       </w:r>
       <w:r>
         <w:rPr>
           <w:b/>
         </w:rPr>
-        <w:t>23 minutes</w:t>
+        <w:t>28 minutes</w:t>
       </w:r>
       <w:r>
-        <w:t xml:space="preserve"> assembled — about </w:t>
-      </w:r>
-      <w:r>
-        <w:rPr>
-          <w:b/>
-        </w:rPr>
-        <w:t>10:30</w:t>
-      </w:r>
-      <w:r>
-        <w:t xml:space="preserve"> of it Alber, and </w:t>
-      </w:r>
-      <w:r>
-        <w:rPr>
-          <w:b/>
-        </w:rPr>
-        <w:t>6:30</w:t>
-      </w:r>
-      <w:r>
-        <w:t xml:space="preserve"> each for Julebeth and Mardy. Alber records three separate files; Julebeth and Mardy record one each.</w:t>
+        <w:t xml:space="preserve"> at a normal speaking pace — Alber 10:30 across his three parts, Julebeth 8:45, Mardy 8:30. If you need it shorter, cut the six limitations down to one line in Part 4 and drop three of the eight questions in Part 5; that takes off about three minutes without losing a task.</w:t>
       </w:r>
     </w:p>
     <w:p>
       <w:r>
-        <w:t>If you were given a time limit shorter than that, the two places to cut are the descriptive statistics and the correlation in Part 4 — each survives as two sentences. Do not cut a whole task; the brief's tasks are what is being marked.</w:t>
-      </w:r>
-    </w:p>
-    <w:p>
-      <w:r>
-        <w:br w:type="page"/>
-      </w:r>
-    </w:p>
-    <w:p>
-      <w:pPr>
-        <w:pStyle w:val="Heading2"/>
-      </w:pPr>
-      <w:r>
-        <w:t>Before you record</w:t>
+        <w:rPr>
+          <w:i/>
+        </w:rPr>
+        <w:t>Lines in italics inside brackets are stage directions — what to have on screen. Do not read them aloud.</w:t>
       </w:r>
     </w:p>
     <w:p>
@@ -620,71 +592,10 @@
         <w:rPr>
           <w:b/>
         </w:rPr>
-        <w:t>Read this part first. It affects your marks.</w:t>
-      </w:r>
-    </w:p>
-    <w:p>
-      <w:r>
-        <w:t xml:space="preserve">Section 3.2 of the brief states that AI-generated analysis is not permitted and that insights must be derived by the students themselves. This script was drafted with AI assistance, so </w:t>
+        <w:t>One thing before you record.</w:t>
       </w:r>
       <w:r>
-        <w:rPr>
-          <w:b/>
-        </w:rPr>
-        <w:t>do not read it out as written</w:t>
-      </w:r>
-      <w:r>
-        <w:t xml:space="preserve">. Use it the way you would use a lecture outline: it tells you </w:t>
-      </w:r>
-      <w:r>
-        <w:rPr>
-          <w:i/>
-        </w:rPr>
-        <w:t>what to cover, in what order, and which number belongs where</w:t>
-      </w:r>
-      <w:r>
-        <w:t>. The sentences that come out of your mouth have to be yours.</w:t>
-      </w:r>
-    </w:p>
-    <w:p>
-      <w:r>
-        <w:t xml:space="preserve">The practical test: read a section's beats, close the script, and say the same thing in your own words. If you cannot say it without looking, you do not understand it yet — and Section 1.4 lets the instructor ask </w:t>
-      </w:r>
-      <w:r>
-        <w:rPr>
-          <w:b/>
-        </w:rPr>
-        <w:t>any member</w:t>
-      </w:r>
-      <w:r>
-        <w:t xml:space="preserve"> to explain </w:t>
-      </w:r>
-      <w:r>
-        <w:rPr>
-          <w:b/>
-        </w:rPr>
-        <w:t>any part</w:t>
-      </w:r>
-      <w:r>
-        <w:t xml:space="preserve"> of the project, recording or no recording.</w:t>
-      </w:r>
-    </w:p>
-    <w:p>
-      <w:r>
-        <w:t>Every figure quoted here has been checked against the database. If you are asked where a number comes from, the answer is always a specific query or a specific worksheet cell, and those are named beside each section.</w:t>
-      </w:r>
-    </w:p>
-    <w:p>
-      <w:r>
-        <w:br w:type="page"/>
-      </w:r>
-    </w:p>
-    <w:p>
-      <w:pPr>
-        <w:pStyle w:val="Heading2"/>
-      </w:pPr>
-      <w:r>
-        <w:t>How to record your part</w:t>
+        <w:t xml:space="preserve"> Section 3.2 of the brief says AI-generated analysis is not permitted. This script was drafted with AI help, so change the wording as you go — say it the way you would say it, swap sentences around, cut what feels stiff. The numbers and the reasoning have to stay; the phrasing should become yours. Read it through once, then record without staring at the page.</w:t>
       </w:r>
     </w:p>
     <w:p>
@@ -692,109 +603,10 @@
         <w:rPr>
           <w:b/>
         </w:rPr>
-        <w:t>Say your name once, at the start of your first part</w:t>
+        <w:t>Recording notes.</w:t>
       </w:r>
       <w:r>
-        <w:t xml:space="preserve"> — your instructor is matching a voice to a name for a mark under Section 1.4, and the video may not show your face. Alber records three parts and only needs to do this in Part 1; the later two just continue.</w:t>
-      </w:r>
-    </w:p>
-    <w:p>
-      <w:r>
-        <w:rPr>
-          <w:b/>
-        </w:rPr>
-        <w:t>Say nothing about who did what.</w:t>
-      </w:r>
-      <w:r>
-        <w:t xml:space="preserve"> Your name, then straight into the material. Nobody claims a task, a role, or a contribution — the recording discusses the project, not the group. Everything you say is about Checkpoint 1 and Checkpoint 2 and how the work progressed.</w:t>
-      </w:r>
-    </w:p>
-    <w:p>
-      <w:r>
-        <w:rPr>
-          <w:b/>
-        </w:rPr>
-        <w:t>Record straight through.</w:t>
-      </w:r>
-      <w:r>
-        <w:t xml:space="preserve"> Your part is one continuous explanation. If you stumble, do not stop the recording: pause, take a breath, and repeat that sentence from the beginning. Alber cuts the repeat out. Restarting from the top every time you fluff a word is how a twenty-minute job becomes an evening.</w:t>
-      </w:r>
-    </w:p>
-    <w:p>
-      <w:r>
-        <w:rPr>
-          <w:b/>
-        </w:rPr>
-        <w:t>Leave two seconds of silence at the start and the end.</w:t>
-      </w:r>
-      <w:r>
-        <w:t xml:space="preserve"> Press record, wait, then speak. At the end, stop talking and let it run for two seconds before you stop recording. Cuts made against silence are clean; cuts made against a breath are not.</w:t>
-      </w:r>
-    </w:p>
-    <w:p>
-      <w:r>
-        <w:rPr>
-          <w:b/>
-        </w:rPr>
-        <w:t>Screen-record with audio; do not film a monitor.</w:t>
-      </w:r>
-      <w:r>
-        <w:t xml:space="preserve"> Every exhibit in this project is on a screen — the ERD, the query output, the workbook, the figures. Filmed off a monitor the numbers are unreadable, and unreadable evidence is the same as no evidence.</w:t>
-      </w:r>
-    </w:p>
-    <w:p>
-      <w:r>
-        <w:rPr>
-          <w:b/>
-        </w:rPr>
-        <w:t>Have your exhibits open before you press record</w:t>
-      </w:r>
-      <w:r>
-        <w:t>, in the order the script lists them, so you are not hunting for a window mid-sentence.</w:t>
-      </w:r>
-    </w:p>
-    <w:p>
-      <w:r>
-        <w:rPr>
-          <w:b/>
-        </w:rPr>
-        <w:t>Agree three settings before anyone records:</w:t>
-      </w:r>
-      <w:r>
-        <w:t xml:space="preserve"> screen resolution (1920 × 1080 is the safe choice), video format, and roughly how close you sit to the mic. Three parts recorded at three different volumes is the one problem that is genuinely annoying to fix afterwards.</w:t>
-      </w:r>
-    </w:p>
-    <w:p>
-      <w:r>
-        <w:rPr>
-          <w:b/>
-        </w:rPr>
-        <w:t>Do a thirty-second test first.</w:t>
-      </w:r>
-      <w:r>
-        <w:t xml:space="preserve"> Record, play it back, and check three things: your voice is audible, the on-screen text is legible at that resolution, and no fan or echo is drowning you. Finding this out after you have recorded everything is the most common way groups lose an evening.</w:t>
-      </w:r>
-    </w:p>
-    <w:p>
-      <w:r>
-        <w:rPr>
-          <w:b/>
-        </w:rPr>
-        <w:t>Name your file by part number</w:t>
-      </w:r>
-      <w:r>
-        <w:t xml:space="preserve"> — </w:t>
-      </w:r>
-      <w:r>
-        <w:rPr>
-          <w:rFonts w:ascii="Consolas" w:hAnsi="Consolas"/>
-          <w:color w:val="2F6F9F"/>
-          <w:sz w:val="18"/>
-        </w:rPr>
-        <w:t>Part2_Julebeth.mp4</w:t>
-      </w:r>
-      <w:r>
-        <w:t xml:space="preserve"> — and send Alber the take you want used, not every take you shot.</w:t>
+        <w:t xml:space="preserve"> Record your part in one take, screen-recording with audio rather than filming a monitor. If you stumble, don't stop — pause and repeat the sentence, and Alber cuts it. Leave two seconds of silence at each end. Agree on screen resolution and mic distance beforehand so the three parts match. Alber joins the five files in order, normalises the audio, and puts a two-second title card at the head of each part.</w:t>
       </w:r>
     </w:p>
     <w:p>
@@ -815,15 +627,97 @@
         <w:rPr>
           <w:i/>
         </w:rPr>
-        <w:t>About 6.5 minutes. Record straight through — the three sections below run on from each other, so treat them as one talk with three topics.</w:t>
+        <w:t>[The raw CSV on screen, first 15–20 rows.]</w:t>
       </w:r>
     </w:p>
     <w:p>
-      <w:pPr>
-        <w:pStyle w:val="Heading2"/>
-      </w:pPr>
       <w:r>
-        <w:t>The dataset and what was wrong with it</w:t>
+        <w:t>I'm Julebeth, and I'll take it from the raw file.</w:t>
+      </w:r>
+    </w:p>
+    <w:p>
+      <w:r>
+        <w:t>This is the export we started with — 1,194 transaction lines, 12 columns, running from 22 March 2020 to 15 March 2025. The brief asks for at least 200 rows, so we're well past that.</w:t>
+      </w:r>
+    </w:p>
+    <w:p>
+      <w:r>
+        <w:t>One thing to be clear about first: the grain. Each row here is one product line on an order, not one order. Three products on an order means three rows. Everything we do later depends on that.</w:t>
+      </w:r>
+    </w:p>
+    <w:p>
+      <w:r>
+        <w:t>We ran a quality assessment before touching anything, and we found five problems.</w:t>
+      </w:r>
+    </w:p>
+    <w:p>
+      <w:r>
+        <w:rPr>
+          <w:b/>
+        </w:rPr>
+        <w:t>First, the Order ID column is not a primary key.</w:t>
+      </w:r>
+      <w:r>
+        <w:t xml:space="preserve"> 1,194 rows, but only 547 distinct order IDs — and these aren't duplicate rows. The same ID shows up on different dates, for different customers. So it identifies neither a row nor an order.</w:t>
+      </w:r>
+    </w:p>
+    <w:p>
+      <w:r>
+        <w:t>Why not just repair it? Because repairing it means deciding which of two rows sharing an ID is the real one, and we have no evidence for that decision. Making that evidence up is data fabrication, and the brief says that's grounds for a failing mark. So we kept it as a plain attribute and issued our own key, called sale_id. It costs us nothing, because no question we ask needs order identity.</w:t>
+      </w:r>
+    </w:p>
+    <w:p>
+      <w:r>
+        <w:rPr>
+          <w:b/>
+        </w:rPr>
+        <w:t>Second, the customer name isn't an identifier either.</w:t>
+      </w:r>
+      <w:r>
+        <w:t xml:space="preserve"> 807 customers resolve from 802 distinct names, because five names appear in more than one city. So our customer key is the pair — name and city together.</w:t>
+      </w:r>
+    </w:p>
+    <w:p>
+      <w:r>
+        <w:rPr>
+          <w:b/>
+        </w:rPr>
+        <w:t>Third, the Year-Month column is redundant.</w:t>
+      </w:r>
+      <w:r>
+        <w:t xml:space="preserve"> You can derive it from the date, so it doesn't belong in a normalised schema. We rebuilt it in a dates table.</w:t>
+      </w:r>
+    </w:p>
+    <w:p>
+      <w:r>
+        <w:rPr>
+          <w:b/>
+        </w:rPr>
+        <w:t>Fourth, both ends of the file are partial.</w:t>
+      </w:r>
+      <w:r>
+        <w:t xml:space="preserve"> It starts on 22 March 2020 and stops on 15 March 2025. That sounds minor. It isn't — it's where the one real error in this project came from, and we'll come back to it.</w:t>
+      </w:r>
+    </w:p>
+    <w:p>
+      <w:r>
+        <w:rPr>
+          <w:b/>
+        </w:rPr>
+        <w:t>And fifth, the dataset is synthetic.</w:t>
+      </w:r>
+      <w:r>
+        <w:t xml:space="preserve"> It's not real trading data, and we're saying that up front rather than burying it. We have five pieces of evidence.</w:t>
+      </w:r>
+    </w:p>
+    <w:p>
+      <w:r>
+        <w:t>There isn't one loss-making line in five years — no real retailer has that. 22 of the 802 names end in credential suffixes like MD or DDS, which is what the Faker library produces. There are US cities paired with UPI and EMI payment methods, and those are Indian payment rails. The payment mix is almost perfectly uniform — 206 to 260 across every single method. And the Amount histogram comes out flat instead of right-skewed, which is what a random number generator looks like.</w:t>
+      </w:r>
+    </w:p>
+    <w:p>
+      <w:r>
+        <w:t>And we didn't fix any of it. Fixing it would mean inventing numbers. So we stated it, we proved it, and we carried it through as a limitation. The method isn't affected — every query and every statistic in this project would run exactly the same way on real data.</w:t>
       </w:r>
     </w:p>
     <w:p>
@@ -831,81 +725,68 @@
         <w:rPr>
           <w:i/>
         </w:rPr>
-        <w:t>Task 1.2 · on screen: the raw CSV, first 15–20 rows</w:t>
+        <w:t>[Switch to the ERD.]</w:t>
       </w:r>
     </w:p>
     <w:p>
       <w:r>
-        <w:t>Say your name, then pick the thread up on the file itself: here is the raw export, and here is what was wrong with it.</w:t>
+        <w:t>So we normalised that flat file into a star schema. One fact table, seven dimension tables around it — eight in total. The fact table is sales, one row per transaction line, and around it we have customers, cities, states, categories, sub_categories, payment_modes and dates.</w:t>
       </w:r>
     </w:p>
     <w:p>
-      <w:pPr>
-        <w:pStyle w:val="ListBullet"/>
-      </w:pPr>
       <w:r>
-        <w:t xml:space="preserve">The dataset is a retail sales export, </w:t>
-      </w:r>
-      <w:r>
-        <w:rPr>
-          <w:b/>
-        </w:rPr>
-        <w:t>1,194 transaction lines and 12 columns</w:t>
-      </w:r>
-      <w:r>
-        <w:t xml:space="preserve">, covering </w:t>
-      </w:r>
-      <w:r>
-        <w:rPr>
-          <w:b/>
-        </w:rPr>
-        <w:t>22 March 2020 to 15 March 2025</w:t>
-      </w:r>
-      <w:r>
-        <w:t>. The brief asks for at least 200 rows</w:t>
+        <w:t>Why a star, instead of the one table we started with? Three reasons.</w:t>
       </w:r>
     </w:p>
     <w:p>
-      <w:pPr>
-        <w:pStyle w:val="ListBullet"/>
-      </w:pPr>
       <w:r>
-        <w:t xml:space="preserve">The word to stress: the </w:t>
+        <w:t>Consistency — in the flat file a category name is repeated on every row that uses it, so one typo creates a category that doesn't exist. In the star that name lives in one place and the fact table just carries an integer key. A typo goes from unlikely to impossible.</w:t>
       </w:r>
+    </w:p>
+    <w:p>
       <w:r>
-        <w:rPr>
-          <w:b/>
-        </w:rPr>
-        <w:t>grain</w:t>
+        <w:t>The brief — Task 1.3 wants at least two related tables with proper primary and foreign keys. What we built has eight tables, eight primary keys, seven foreign keys, six unique constraints and four check constraints. And we tested that those constraints actually reject bad rows; we didn't just assume it.</w:t>
       </w:r>
+    </w:p>
+    <w:p>
       <w:r>
-        <w:t xml:space="preserve"> is one row per </w:t>
+        <w:t>And the queries — the category trend question needs category and date sitting on the same row as the amount, and a star gives you that in one join.</w:t>
       </w:r>
+    </w:p>
+    <w:p>
+      <w:r>
+        <w:t>The dates table looks like overkill until you try to write the queries. It's there for two reasons. We never call YEAR or strftime anywhere, so the same query file runs unchanged on MySQL and on SQLite — we verified that. And it carries two flags the raw dates can't: is_complete_month and is_complete_year. Those are the fix for problem four, and they're what stops anyone from comparing a nine-month 2020 against a full 2021.</w:t>
+      </w:r>
+    </w:p>
+    <w:p>
+      <w:r>
+        <w:t>One thing that cost us real time — year_month is a reserved word in MySQL. Our CREATE TABLE statement failed outright with a syntax error until we put backticks around it. And we only found that because we installed an actual MySQL server and ran the import, instead of assuming the file was fine.</w:t>
+      </w:r>
+    </w:p>
+    <w:p>
       <w:r>
         <w:rPr>
           <w:i/>
         </w:rPr>
-        <w:t>product line on an order</w:t>
-      </w:r>
-      <w:r>
-        <w:t>, not one row per order. Everything downstream depends on that</w:t>
+        <w:t>[Switch to the SHOW TABLES screenshot.]</w:t>
       </w:r>
     </w:p>
     <w:p>
-      <w:pPr>
-        <w:pStyle w:val="ListBullet"/>
-      </w:pPr>
       <w:r>
-        <w:t xml:space="preserve">A quality assessment was run before anything was touched, and it found </w:t>
+        <w:t>The whole thing loads from one file — the database, all eight tables, all the data. And it ends with a verification block whose last row has to read 1,194 rows, 6,182,639 in revenue, 547 order IDs, 57 complete months, and zero orphaned rows.</w:t>
       </w:r>
+    </w:p>
+    <w:p>
       <w:r>
         <w:rPr>
-          <w:b/>
+          <w:i/>
         </w:rPr>
-        <w:t>five problems</w:t>
+        <w:t>[Switch to the query screenshots — Q3 first.]</w:t>
       </w:r>
+    </w:p>
+    <w:p>
       <w:r>
-        <w:t>, in order of how much trouble they caused</w:t>
+        <w:t>So with the database built, we could ask the questions. There are eight queries in four groups: two basic retrievals using WHERE and ORDER BY, two aggregates using GROUP BY, two multi-table joins — ours each join four tables — and two business-insight queries. Here's what they found.</w:t>
       </w:r>
     </w:p>
     <w:p>
@@ -913,44 +794,18 @@
         <w:rPr>
           <w:b/>
         </w:rPr>
-        <w:t>One — `Order ID` is not a primary key.</w:t>
+        <w:t>First, growth stopped in 2022, and it stopped in a specific way.</w:t>
       </w:r>
       <w:r>
-        <w:t xml:space="preserve"> 1,194 rows, only </w:t>
-      </w:r>
-      <w:r>
-        <w:rPr>
-          <w:b/>
-        </w:rPr>
-        <w:t>547 distinct order IDs</w:t>
-      </w:r>
-      <w:r>
-        <w:t xml:space="preserve">, and the repeats are not duplicate rows: the same ID appears on different dates, for different customers. So it does not identify an order either. It was kept as a plain attribute and a surrogate key, </w:t>
-      </w:r>
-      <w:r>
-        <w:rPr>
-          <w:rFonts w:ascii="Consolas" w:hAnsi="Consolas"/>
-          <w:color w:val="2F6F9F"/>
-          <w:sz w:val="18"/>
-        </w:rPr>
-        <w:t>sale_id</w:t>
-      </w:r>
-      <w:r>
-        <w:t>, was issued instead.</w:t>
+        <w:t xml:space="preserve"> Query 3 aggregates by year, but on a per-month basis, so the partial years can't distort it. Revenue per month went from 92,934 in 2020, up to 121,648 at the 2022 peak, then down to 100,207 in 2024. But margin never left that 24-to-27 percent band, and average order value never left 5,008 to 5,444. Put those together and you have the diagnosis — fewer orders, not cheaper ones and not less profitable ones. Which points at demand generation, not at pricing.</w:t>
       </w:r>
     </w:p>
     <w:p>
       <w:r>
-        <w:t xml:space="preserve">Then answer the obvious objection before it is asked — </w:t>
-      </w:r>
-      <w:r>
         <w:rPr>
           <w:i/>
         </w:rPr>
-        <w:t>why not repair it?</w:t>
-      </w:r>
-      <w:r>
-        <w:t xml:space="preserve"> Because repairing it means deciding which of two rows sharing an ID is the real one, and there is no evidence for that decision. Inventing that evidence is data fabrication, which the brief says is grounds for a failing mark. Documenting the defect costs nothing analytically, because no question in this project needs order identity.</w:t>
+        <w:t>[Switch to Q5.]</w:t>
       </w:r>
     </w:p>
     <w:p>
@@ -958,28 +813,23 @@
         <w:rPr>
           <w:b/>
         </w:rPr>
-        <w:t>Two — customer name is not an identifier either.</w:t>
+        <w:t>Second, one sub-category explains most of the gap.</w:t>
       </w:r>
       <w:r>
-        <w:t xml:space="preserve"> </w:t>
+        <w:t xml:space="preserve"> Printers lost 136,865 between 2023 and 2024 — a 71 percent collapse, and on its own that's more than half the entire gap between the 2022 peak and 2024. Every Electronics sub-category fell, and the category as a whole is down 40.8 percent. But every Office Supplies sub-category grew — Paper is up 85,689, which is 149.4 percent.</w:t>
       </w:r>
+    </w:p>
+    <w:p>
+      <w:r>
+        <w:t>And that's the point: this is not a general slowdown. Two opposite trends are running at the same time, and the company-wide figure is just their average, which describes neither of them. That's the most useful thing Checkpoint 1 produced.</w:t>
+      </w:r>
+    </w:p>
+    <w:p>
       <w:r>
         <w:rPr>
-          <w:b/>
+          <w:i/>
         </w:rPr>
-        <w:t>807 customers</w:t>
-      </w:r>
-      <w:r>
-        <w:t xml:space="preserve"> resolve from </w:t>
-      </w:r>
-      <w:r>
-        <w:rPr>
-          <w:b/>
-        </w:rPr>
-        <w:t>802 distinct names</w:t>
-      </w:r>
-      <w:r>
-        <w:t>, because five names appear in more than one city. The customer key is the pair (name, city).</w:t>
+        <w:t>[Switch to Q8.]</w:t>
       </w:r>
     </w:p>
     <w:p>
@@ -987,21 +837,10 @@
         <w:rPr>
           <w:b/>
         </w:rPr>
-        <w:t>Three — `Year-Month` is redundant.</w:t>
+        <w:t>Third, seasonality is category-specific.</w:t>
       </w:r>
       <w:r>
-        <w:t xml:space="preserve"> It is derivable from the date, so it does not belong in a normalised schema. It was rebuilt in the </w:t>
-      </w:r>
-      <w:r>
-        <w:rPr>
-          <w:rFonts w:ascii="Consolas" w:hAnsi="Consolas"/>
-          <w:color w:val="2F6F9F"/>
-          <w:sz w:val="18"/>
-        </w:rPr>
-        <w:t>dates</w:t>
-      </w:r>
-      <w:r>
-        <w:t xml:space="preserve"> table.</w:t>
+        <w:t xml:space="preserve"> The blended figure tells you Q4 is the peak quarter. But split it out, and Electronics actually peaks in Q2, at 30.79 percent of its annual revenue. Furniture peaks in Q4 at 30.84, and Office Supplies in Q4 at 32.16. So one blended planning curve is wrong for all three — it over-stocks Electronics in Q4 and under-stocks it in Q2.</w:t>
       </w:r>
     </w:p>
     <w:p>
@@ -1009,763 +848,15 @@
         <w:rPr>
           <w:b/>
         </w:rPr>
-        <w:t>Four — both ends of the file are partial.</w:t>
+        <w:t>And fourth, geography isn't a factor.</w:t>
       </w:r>
       <w:r>
-        <w:t xml:space="preserve"> It starts 22 March 2020 and stops 15 March 2025. Say that this matters more than it sounds and that it comes back later — it is where the project's one significant error came from.</w:t>
+        <w:t xml:space="preserve"> State revenue spans only 28 percent across five years, and no state trends against the others. Not every finding has to be a discovery — this one tells the business where not to spend its effort.</w:t>
       </w:r>
     </w:p>
     <w:p>
       <w:r>
-        <w:rPr>
-          <w:b/>
-        </w:rPr>
-        <w:t>Five — the dataset is synthetic.</w:t>
-      </w:r>
-      <w:r>
-        <w:t xml:space="preserve"> Say this plainly and do not bury it. Five machine-checked signals:</w:t>
-      </w:r>
-    </w:p>
-    <w:p>
-      <w:pPr>
-        <w:pStyle w:val="ListBullet"/>
-      </w:pPr>
-      <w:r>
-        <w:t>Not one loss-making line in five years — no real retailer has that</w:t>
-      </w:r>
-    </w:p>
-    <w:p>
-      <w:pPr>
-        <w:pStyle w:val="ListBullet"/>
-      </w:pPr>
-      <w:r>
-        <w:t>22 of the 802 names end in credential suffixes like "MD" or "DDS", which is a Faker library artefact</w:t>
-      </w:r>
-    </w:p>
-    <w:p>
-      <w:pPr>
-        <w:pStyle w:val="ListBullet"/>
-      </w:pPr>
-      <w:r>
-        <w:t>US cities paired with UPI and EMI payment methods, which are Indian payment rails</w:t>
-      </w:r>
-    </w:p>
-    <w:p>
-      <w:pPr>
-        <w:pStyle w:val="ListBullet"/>
-      </w:pPr>
-      <w:r>
-        <w:t>The payment mix is near-uniform, 206 to 260 across every method</w:t>
-      </w:r>
-    </w:p>
-    <w:p>
-      <w:pPr>
-        <w:pStyle w:val="ListBullet"/>
-      </w:pPr>
-      <w:r>
-        <w:t>The Amount histogram is flat, not normal — real transaction values are right-skewed</w:t>
-      </w:r>
-    </w:p>
-    <w:p>
-      <w:r>
-        <w:t xml:space="preserve">Then the point that matters: </w:t>
-      </w:r>
-      <w:r>
-        <w:rPr>
-          <w:b/>
-        </w:rPr>
-        <w:t>none of it was fixed.</w:t>
-      </w:r>
-      <w:r>
-        <w:t xml:space="preserve"> Fixing it would mean inventing numbers. It was stated, proved, and carried into every conclusion as a limitation. The method is unaffected — every query and every statistic in this project would run identically against a real export.</w:t>
-      </w:r>
-    </w:p>
-    <w:p>
-      <w:r>
-        <w:rPr>
-          <w:i/>
-        </w:rPr>
-        <w:t>Move straight on:</w:t>
-      </w:r>
-      <w:r>
-        <w:t xml:space="preserve"> with the defects documented, the next step was turning that flat file into a proper database.</w:t>
-      </w:r>
-    </w:p>
-    <w:p>
-      <w:pPr>
-        <w:pStyle w:val="Heading2"/>
-      </w:pPr>
-      <w:r>
-        <w:t>The database</w:t>
-      </w:r>
-    </w:p>
-    <w:p>
-      <w:r>
-        <w:rPr>
-          <w:i/>
-        </w:rPr>
-        <w:t>Task 1.3 · on screen: the ERD, then `SHOW TABLES`</w:t>
-      </w:r>
-    </w:p>
-    <w:p>
-      <w:pPr>
-        <w:pStyle w:val="ListBullet"/>
-      </w:pPr>
-      <w:r>
-        <w:t xml:space="preserve">The flat file was normalised into a </w:t>
-      </w:r>
-      <w:r>
-        <w:rPr>
-          <w:b/>
-        </w:rPr>
-        <w:t>star schema</w:t>
-      </w:r>
-      <w:r>
-        <w:t xml:space="preserve">: one fact table surrounded by seven dimensions, </w:t>
-      </w:r>
-      <w:r>
-        <w:rPr>
-          <w:b/>
-        </w:rPr>
-        <w:t>eight tables</w:t>
-      </w:r>
-      <w:r>
-        <w:t xml:space="preserve"> in total</w:t>
-      </w:r>
-    </w:p>
-    <w:p>
-      <w:pPr>
-        <w:pStyle w:val="ListBullet"/>
-      </w:pPr>
-      <w:r>
-        <w:rPr>
-          <w:rFonts w:ascii="Consolas" w:hAnsi="Consolas"/>
-          <w:color w:val="2F6F9F"/>
-          <w:sz w:val="18"/>
-        </w:rPr>
-        <w:t>sales</w:t>
-      </w:r>
-      <w:r>
-        <w:t xml:space="preserve"> is the fact table, one row per transaction line. Around it: </w:t>
-      </w:r>
-      <w:r>
-        <w:rPr>
-          <w:rFonts w:ascii="Consolas" w:hAnsi="Consolas"/>
-          <w:color w:val="2F6F9F"/>
-          <w:sz w:val="18"/>
-        </w:rPr>
-        <w:t>customers</w:t>
-      </w:r>
-      <w:r>
-        <w:t xml:space="preserve">, </w:t>
-      </w:r>
-      <w:r>
-        <w:rPr>
-          <w:rFonts w:ascii="Consolas" w:hAnsi="Consolas"/>
-          <w:color w:val="2F6F9F"/>
-          <w:sz w:val="18"/>
-        </w:rPr>
-        <w:t>cities</w:t>
-      </w:r>
-      <w:r>
-        <w:t xml:space="preserve">, </w:t>
-      </w:r>
-      <w:r>
-        <w:rPr>
-          <w:rFonts w:ascii="Consolas" w:hAnsi="Consolas"/>
-          <w:color w:val="2F6F9F"/>
-          <w:sz w:val="18"/>
-        </w:rPr>
-        <w:t>states</w:t>
-      </w:r>
-      <w:r>
-        <w:t xml:space="preserve">, </w:t>
-      </w:r>
-      <w:r>
-        <w:rPr>
-          <w:rFonts w:ascii="Consolas" w:hAnsi="Consolas"/>
-          <w:color w:val="2F6F9F"/>
-          <w:sz w:val="18"/>
-        </w:rPr>
-        <w:t>categories</w:t>
-      </w:r>
-      <w:r>
-        <w:t xml:space="preserve">, </w:t>
-      </w:r>
-      <w:r>
-        <w:rPr>
-          <w:rFonts w:ascii="Consolas" w:hAnsi="Consolas"/>
-          <w:color w:val="2F6F9F"/>
-          <w:sz w:val="18"/>
-        </w:rPr>
-        <w:t>sub_categories</w:t>
-      </w:r>
-      <w:r>
-        <w:t xml:space="preserve">, </w:t>
-      </w:r>
-      <w:r>
-        <w:rPr>
-          <w:rFonts w:ascii="Consolas" w:hAnsi="Consolas"/>
-          <w:color w:val="2F6F9F"/>
-          <w:sz w:val="18"/>
-        </w:rPr>
-        <w:t>payment_modes</w:t>
-      </w:r>
-      <w:r>
-        <w:t xml:space="preserve"> and </w:t>
-      </w:r>
-      <w:r>
-        <w:rPr>
-          <w:rFonts w:ascii="Consolas" w:hAnsi="Consolas"/>
-          <w:color w:val="2F6F9F"/>
-          <w:sz w:val="18"/>
-        </w:rPr>
-        <w:t>dates</w:t>
-      </w:r>
-    </w:p>
-    <w:p>
-      <w:pPr>
-        <w:pStyle w:val="ListBullet"/>
-      </w:pPr>
-      <w:r>
-        <w:t xml:space="preserve">Ask it out loud — </w:t>
-      </w:r>
-      <w:r>
-        <w:rPr>
-          <w:i/>
-        </w:rPr>
-        <w:t>why a star, and not the one table we started with?</w:t>
-      </w:r>
-      <w:r>
-        <w:t xml:space="preserve"> Three reasons:</w:t>
-      </w:r>
-    </w:p>
-    <w:p>
-      <w:r>
-        <w:rPr>
-          <w:b/>
-        </w:rPr>
-        <w:t>Consistency.</w:t>
-      </w:r>
-      <w:r>
-        <w:t xml:space="preserve"> In the flat file a category name is repeated on every row that uses it, so a typo in one row creates a category that does not exist. In the star the name lives once in </w:t>
-      </w:r>
-      <w:r>
-        <w:rPr>
-          <w:rFonts w:ascii="Consolas" w:hAnsi="Consolas"/>
-          <w:color w:val="2F6F9F"/>
-          <w:sz w:val="18"/>
-        </w:rPr>
-        <w:t>categories</w:t>
-      </w:r>
-      <w:r>
-        <w:t xml:space="preserve"> and the fact table carries an integer key. A typo becomes impossible rather than merely unlikely.</w:t>
-      </w:r>
-    </w:p>
-    <w:p>
-      <w:r>
-        <w:rPr>
-          <w:b/>
-        </w:rPr>
-        <w:t>The brief asks for it.</w:t>
-      </w:r>
-      <w:r>
-        <w:t xml:space="preserve"> Task 1.3 requires at least two related tables with proper primary and foreign keys. There are </w:t>
-      </w:r>
-      <w:r>
-        <w:rPr>
-          <w:b/>
-        </w:rPr>
-        <w:t>eight tables, eight primary keys, seven foreign keys, six unique constraints and four check constraints</w:t>
-      </w:r>
-      <w:r>
-        <w:t xml:space="preserve"> — and the constraints were tested to confirm they actually reject bad rows, rather than assumed to.</w:t>
-      </w:r>
-    </w:p>
-    <w:p>
-      <w:r>
-        <w:rPr>
-          <w:b/>
-        </w:rPr>
-        <w:t>The queries need it.</w:t>
-      </w:r>
-      <w:r>
-        <w:t xml:space="preserve"> The category trend question needs category and date on the same row as the amount, and a star gives you that in one join.</w:t>
-      </w:r>
-    </w:p>
-    <w:p>
-      <w:r>
-        <w:t xml:space="preserve">Then the </w:t>
-      </w:r>
-      <w:r>
-        <w:rPr>
-          <w:rFonts w:ascii="Consolas" w:hAnsi="Consolas"/>
-          <w:color w:val="2F6F9F"/>
-          <w:sz w:val="18"/>
-        </w:rPr>
-        <w:t>dates</w:t>
-      </w:r>
-      <w:r>
-        <w:t xml:space="preserve"> table, which looks like overkill until you try to write the queries. Two reasons it earns its place:</w:t>
-      </w:r>
-    </w:p>
-    <w:p>
-      <w:pPr>
-        <w:pStyle w:val="ListBullet"/>
-      </w:pPr>
-      <w:r>
-        <w:rPr>
-          <w:b/>
-        </w:rPr>
-        <w:t>Portability.</w:t>
-      </w:r>
-      <w:r>
-        <w:t xml:space="preserve"> </w:t>
-      </w:r>
-      <w:r>
-        <w:rPr>
-          <w:rFonts w:ascii="Consolas" w:hAnsi="Consolas"/>
-          <w:color w:val="2F6F9F"/>
-          <w:sz w:val="18"/>
-        </w:rPr>
-        <w:t>YEAR()</w:t>
-      </w:r>
-      <w:r>
-        <w:t xml:space="preserve"> and </w:t>
-      </w:r>
-      <w:r>
-        <w:rPr>
-          <w:rFonts w:ascii="Consolas" w:hAnsi="Consolas"/>
-          <w:color w:val="2F6F9F"/>
-          <w:sz w:val="18"/>
-        </w:rPr>
-        <w:t>strftime()</w:t>
-      </w:r>
-      <w:r>
-        <w:t xml:space="preserve"> are never called, so the same query file runs unchanged on MySQL and on SQLite, and that was verified</w:t>
-      </w:r>
-    </w:p>
-    <w:p>
-      <w:pPr>
-        <w:pStyle w:val="ListBullet"/>
-      </w:pPr>
-      <w:r>
-        <w:rPr>
-          <w:b/>
-        </w:rPr>
-        <w:t>The completeness flags.</w:t>
-      </w:r>
-      <w:r>
-        <w:t xml:space="preserve"> It carries </w:t>
-      </w:r>
-      <w:r>
-        <w:rPr>
-          <w:rFonts w:ascii="Consolas" w:hAnsi="Consolas"/>
-          <w:color w:val="2F6F9F"/>
-          <w:sz w:val="18"/>
-        </w:rPr>
-        <w:t>is_complete_month</w:t>
-      </w:r>
-      <w:r>
-        <w:t xml:space="preserve"> and </w:t>
-      </w:r>
-      <w:r>
-        <w:rPr>
-          <w:rFonts w:ascii="Consolas" w:hAnsi="Consolas"/>
-          <w:color w:val="2F6F9F"/>
-          <w:sz w:val="18"/>
-        </w:rPr>
-        <w:t>is_complete_year</w:t>
-      </w:r>
-      <w:r>
-        <w:t>, which raw dates cannot. Those flags are the fix for problem four, and they are what stops anyone comparing a nine-month 2020 against a full 2021</w:t>
-      </w:r>
-    </w:p>
-    <w:p>
-      <w:r>
-        <w:t xml:space="preserve">One trap worth telling them about, because it cost real time: </w:t>
-      </w:r>
-      <w:r>
-        <w:rPr>
-          <w:b/>
-        </w:rPr>
-        <w:t>`year_month` is a reserved word in MySQL.</w:t>
-      </w:r>
-      <w:r>
-        <w:t xml:space="preserve"> </w:t>
-      </w:r>
-      <w:r>
-        <w:rPr>
-          <w:rFonts w:ascii="Consolas" w:hAnsi="Consolas"/>
-          <w:color w:val="2F6F9F"/>
-          <w:sz w:val="18"/>
-        </w:rPr>
-        <w:t>CREATE TABLE dates</w:t>
-      </w:r>
-      <w:r>
-        <w:t xml:space="preserve"> failed outright with a syntax error until it was backticked — and that only surfaced because a real MySQL server was installed and the import actually run, rather than the file being assumed correct.</w:t>
-      </w:r>
-    </w:p>
-    <w:p>
-      <w:r>
-        <w:t xml:space="preserve">Finish the section on the loader: the whole thing loads from </w:t>
-      </w:r>
-      <w:r>
-        <w:rPr>
-          <w:b/>
-        </w:rPr>
-        <w:t>one file</w:t>
-      </w:r>
-      <w:r>
-        <w:t xml:space="preserve">, </w:t>
-      </w:r>
-      <w:r>
-        <w:rPr>
-          <w:rFonts w:ascii="Consolas" w:hAnsi="Consolas"/>
-          <w:color w:val="2F6F9F"/>
-          <w:sz w:val="18"/>
-        </w:rPr>
-        <w:t>02_mysql_full_import.sql</w:t>
-      </w:r>
-      <w:r>
-        <w:t>, which creates the database, all eight tables and all the data, and ends with a verification block whose last row must read 1,194 rows, 6,182,639.00 in revenue, 547 order IDs and 57 complete months, with zero orphaned rows.</w:t>
-      </w:r>
-    </w:p>
-    <w:p>
-      <w:r>
-        <w:rPr>
-          <w:i/>
-        </w:rPr>
-        <w:t>Move straight on:</w:t>
-      </w:r>
-      <w:r>
-        <w:t xml:space="preserve"> with the database built, the questions could finally be asked.</w:t>
-      </w:r>
-    </w:p>
-    <w:p>
-      <w:pPr>
-        <w:pStyle w:val="Heading2"/>
-      </w:pPr>
-      <w:r>
-        <w:t>The eight queries</w:t>
-      </w:r>
-    </w:p>
-    <w:p>
-      <w:r>
-        <w:rPr>
-          <w:i/>
-        </w:rPr>
-        <w:t>Task 1.4 · on screen: Q3, Q5 and Q8 screenshots</w:t>
-      </w:r>
-    </w:p>
-    <w:p>
-      <w:pPr>
-        <w:pStyle w:val="ListBullet"/>
-      </w:pPr>
-      <w:r>
-        <w:t xml:space="preserve">Eight queries in four groups: two basic retrievals with </w:t>
-      </w:r>
-      <w:r>
-        <w:rPr>
-          <w:rFonts w:ascii="Consolas" w:hAnsi="Consolas"/>
-          <w:color w:val="2F6F9F"/>
-          <w:sz w:val="18"/>
-        </w:rPr>
-        <w:t>WHERE</w:t>
-      </w:r>
-      <w:r>
-        <w:t xml:space="preserve"> and </w:t>
-      </w:r>
-      <w:r>
-        <w:rPr>
-          <w:rFonts w:ascii="Consolas" w:hAnsi="Consolas"/>
-          <w:color w:val="2F6F9F"/>
-          <w:sz w:val="18"/>
-        </w:rPr>
-        <w:t>ORDER BY</w:t>
-      </w:r>
-      <w:r>
-        <w:t xml:space="preserve">, two aggregates with </w:t>
-      </w:r>
-      <w:r>
-        <w:rPr>
-          <w:rFonts w:ascii="Consolas" w:hAnsi="Consolas"/>
-          <w:color w:val="2F6F9F"/>
-          <w:sz w:val="18"/>
-        </w:rPr>
-        <w:t>GROUP BY</w:t>
-      </w:r>
-      <w:r>
-        <w:t>, two multi-table joins — each joining four tables — and two business-insight queries</w:t>
-      </w:r>
-    </w:p>
-    <w:p>
-      <w:pPr>
-        <w:pStyle w:val="ListBullet"/>
-      </w:pPr>
-      <w:r>
-        <w:t>Skip the mechanics; go to what they found, which is four things</w:t>
-      </w:r>
-    </w:p>
-    <w:p>
-      <w:r>
-        <w:rPr>
-          <w:b/>
-        </w:rPr>
-        <w:t>Finding one — growth stopped in 2022, and in a specific way.</w:t>
-      </w:r>
-      <w:r>
-        <w:t xml:space="preserve"> Query 3 aggregates by year, but on a </w:t>
-      </w:r>
-      <w:r>
-        <w:rPr>
-          <w:b/>
-        </w:rPr>
-        <w:t>per-month</w:t>
-      </w:r>
-      <w:r>
-        <w:t xml:space="preserve"> basis so the partial years cannot distort it. Revenue per month went </w:t>
-      </w:r>
-      <w:r>
-        <w:rPr>
-          <w:b/>
-        </w:rPr>
-        <w:t>92,934 in 2020 → 121,648 at the 2022 peak → 100,207 in 2024</w:t>
-      </w:r>
-      <w:r>
-        <w:t>. Meanwhile margin never left the 24-to-27% band and average order value never left the 5,008-to-5,444 band. That combination is the whole diagnosis: fewer orders, not cheaper or less profitable ones — which points at demand generation rather than at pricing.</w:t>
-      </w:r>
-    </w:p>
-    <w:p>
-      <w:r>
-        <w:rPr>
-          <w:b/>
-        </w:rPr>
-        <w:t>Finding two — one sub-category explains most of the gap.</w:t>
-      </w:r>
-      <w:r>
-        <w:t xml:space="preserve"> Queries 5 and 7 break the trend down. </w:t>
-      </w:r>
-      <w:r>
-        <w:rPr>
-          <w:b/>
-        </w:rPr>
-        <w:t>Printers lost 136,865 between 2023 and 2024, a 71.0% collapse</w:t>
-      </w:r>
-      <w:r>
-        <w:t xml:space="preserve"> — that single line item is over half the entire peak-to-2024 gap. Every Electronics sub-category fell, and the category as a whole is down </w:t>
-      </w:r>
-      <w:r>
-        <w:rPr>
-          <w:b/>
-        </w:rPr>
-        <w:t>40.8%</w:t>
-      </w:r>
-      <w:r>
-        <w:t xml:space="preserve">. Every Office Supplies sub-category grew; </w:t>
-      </w:r>
-      <w:r>
-        <w:rPr>
-          <w:b/>
-        </w:rPr>
-        <w:t>Paper is up 85,689, or 149.4%</w:t>
-      </w:r>
-      <w:r>
-        <w:t>.</w:t>
-      </w:r>
-    </w:p>
-    <w:p>
-      <w:r>
-        <w:t>Say why that matters: it is not a general slowdown. Two opposite trends are running at once, and the company-wide figure is their average, which describes neither. That is the single most useful thing Checkpoint 1 produced.</w:t>
-      </w:r>
-    </w:p>
-    <w:p>
-      <w:r>
-        <w:rPr>
-          <w:b/>
-        </w:rPr>
-        <w:t>Finding three — seasonality is category-specific.</w:t>
-      </w:r>
-      <w:r>
-        <w:t xml:space="preserve"> Queries 4 and 8. The blended figure says Q4 is the peak quarter. Split it out and Electronics actually peaks in </w:t>
-      </w:r>
-      <w:r>
-        <w:rPr>
-          <w:b/>
-        </w:rPr>
-        <w:t>Q2, at 30.79%</w:t>
-      </w:r>
-      <w:r>
-        <w:t xml:space="preserve"> of its annual revenue, while Furniture peaks in Q4 at </w:t>
-      </w:r>
-      <w:r>
-        <w:rPr>
-          <w:b/>
-        </w:rPr>
-        <w:t>30.84%</w:t>
-      </w:r>
-      <w:r>
-        <w:t xml:space="preserve"> and Office Supplies in Q4 at </w:t>
-      </w:r>
-      <w:r>
-        <w:rPr>
-          <w:b/>
-        </w:rPr>
-        <w:t>32.16%</w:t>
-      </w:r>
-      <w:r>
-        <w:t>. So a single blended planning curve is wrong for all three categories — it over-stocks Electronics in Q4 and under-stocks it in Q2.</w:t>
-      </w:r>
-    </w:p>
-    <w:p>
-      <w:r>
-        <w:rPr>
-          <w:b/>
-        </w:rPr>
-        <w:t>Finding four — geography is not a factor.</w:t>
-      </w:r>
-      <w:r>
-        <w:t xml:space="preserve"> Query 6. Across five years, state revenue spans only </w:t>
-      </w:r>
-      <w:r>
-        <w:rPr>
-          <w:b/>
-        </w:rPr>
-        <w:t>28%</w:t>
-      </w:r>
-      <w:r>
-        <w:t xml:space="preserve"> between highest and lowest, with no state trending against the others. Not every finding has to be a discovery — this one tells the business where </w:t>
-      </w:r>
-      <w:r>
-        <w:rPr>
-          <w:i/>
-        </w:rPr>
-        <w:t>not</w:t>
-      </w:r>
-      <w:r>
-        <w:t xml:space="preserve"> to spend its analytical effort.</w:t>
-      </w:r>
-    </w:p>
-    <w:p>
-      <w:r>
-        <w:rPr>
-          <w:b/>
-        </w:rPr>
-        <w:t>End the part on this line:</w:t>
-      </w:r>
-      <w:r>
-        <w:t xml:space="preserve"> that was Checkpoint 1 — what happened. Checkpoint 2 takes the same data into Excel and asks how strong the evidence is, and what can be predicted.</w:t>
-      </w:r>
-    </w:p>
-    <w:p>
-      <w:r>
-        <w:br w:type="page"/>
-      </w:r>
-    </w:p>
-    <w:p>
-      <w:pPr>
-        <w:pStyle w:val="Heading2"/>
-      </w:pPr>
-      <w:r>
-        <w:t>Checklist</w:t>
-      </w:r>
-    </w:p>
-    <w:p>
-      <w:r>
-        <w:t>Each of you, before you record:</w:t>
-      </w:r>
-    </w:p>
-    <w:p>
-      <w:pPr>
-        <w:pStyle w:val="ListBullet"/>
-      </w:pPr>
-      <w:r>
-        <w:t>Every number you say out loud, you can point to — a query, a figure, or a cell</w:t>
-      </w:r>
-    </w:p>
-    <w:p>
-      <w:pPr>
-        <w:pStyle w:val="ListBullet"/>
-      </w:pPr>
-      <w:r>
-        <w:t>You can say your section's beats with the script closed</w:t>
-      </w:r>
-    </w:p>
-    <w:p>
-      <w:pPr>
-        <w:pStyle w:val="ListBullet"/>
-      </w:pPr>
-      <w:r>
-        <w:t>You can answer a question about any section, not only the one you recorded — Section 1.4 lets the instructor ask any member about any part</w:t>
-      </w:r>
-    </w:p>
-    <w:p>
-      <w:pPr>
-        <w:pStyle w:val="ListBullet"/>
-      </w:pPr>
-      <w:r>
-        <w:t>Your exhibits are open and on the right screen before you press record</w:t>
-      </w:r>
-    </w:p>
-    <w:p>
-      <w:pPr>
-        <w:pStyle w:val="ListBullet"/>
-      </w:pPr>
-      <w:r>
-        <w:t>You have done the thirty-second test</w:t>
-      </w:r>
-    </w:p>
-    <w:p>
-      <w:r>
-        <w:t>Alber, before you submit:</w:t>
-      </w:r>
-    </w:p>
-    <w:p>
-      <w:pPr>
-        <w:pStyle w:val="ListBullet"/>
-      </w:pPr>
-      <w:r>
-        <w:t>All five parts present and in order, no task missing</w:t>
-      </w:r>
-    </w:p>
-    <w:p>
-      <w:pPr>
-        <w:pStyle w:val="ListBullet"/>
-      </w:pPr>
-      <w:r>
-        <w:t>Audio levels normalised across all three speakers</w:t>
-      </w:r>
-    </w:p>
-    <w:p>
-      <w:pPr>
-        <w:pStyle w:val="ListBullet"/>
-      </w:pPr>
-      <w:r>
-        <w:t>Each speaker names themselves once, and nobody claims a task or a role</w:t>
-      </w:r>
-    </w:p>
-    <w:p>
-      <w:pPr>
-        <w:pStyle w:val="ListBullet"/>
-      </w:pPr>
-      <w:r>
-        <w:t>The synthetic data, the Checkpoint 1 correction and the forecast that lost are all audibly in the recording</w:t>
-      </w:r>
-    </w:p>
-    <w:p>
-      <w:pPr>
-        <w:pStyle w:val="ListBullet"/>
-      </w:pPr>
-      <w:r>
-        <w:t>Played back end to end — the file opens, the audio does not cut out, the on-screen numbers are legible, and the length fits any limit you were given</w:t>
-      </w:r>
-    </w:p>
-    <w:p>
-      <w:pPr>
-        <w:pStyle w:val="ListBullet"/>
-      </w:pPr>
-      <w:r>
-        <w:t>File named with your group and the checkpoint</w:t>
+        <w:t>So that was Checkpoint 1 — what happened. Checkpoint 2 takes the same data into Excel and asks how strong the evidence actually is, and what we can predict.</w:t>
       </w:r>
     </w:p>
     <w:sectPr>

--- a/docs/Script_Julebeth.docx
+++ b/docs/Script_Julebeth.docx
@@ -266,7 +266,7 @@
               <w:rPr>
                 <w:sz w:val="18"/>
               </w:rPr>
-              <w:t>Checkpoint 1 — the dataset, the database, the queries</w:t>
+              <w:t>Checkpoint 1 — the dataset and its five problems</w:t>
             </w:r>
           </w:p>
         </w:tc>
@@ -287,7 +287,7 @@
               <w:rPr>
                 <w:sz w:val="18"/>
               </w:rPr>
-              <w:t>8:45</w:t>
+              <w:t>3:30</w:t>
             </w:r>
           </w:p>
         </w:tc>
@@ -331,7 +331,7 @@
               <w:rPr>
                 <w:sz w:val="18"/>
               </w:rPr>
-              <w:t>Alber</w:t>
+              <w:t>Mardy</w:t>
             </w:r>
           </w:p>
         </w:tc>
@@ -352,7 +352,7 @@
               <w:rPr>
                 <w:sz w:val="18"/>
               </w:rPr>
-              <w:t>The Checkpoint 2 workbook</w:t>
+              <w:t>Checkpoint 1 — the database, and the eight queries</w:t>
             </w:r>
           </w:p>
         </w:tc>
@@ -373,7 +373,7 @@
               <w:rPr>
                 <w:sz w:val="18"/>
               </w:rPr>
-              <w:t>1:30</w:t>
+              <w:t>5:30</w:t>
             </w:r>
           </w:p>
         </w:tc>
@@ -417,7 +417,7 @@
               <w:rPr>
                 <w:sz w:val="18"/>
               </w:rPr>
-              <w:t>Mardy</w:t>
+              <w:t>Alber</w:t>
             </w:r>
           </w:p>
         </w:tc>
@@ -438,7 +438,7 @@
               <w:rPr>
                 <w:sz w:val="18"/>
               </w:rPr>
-              <w:t>Checkpoint 2 — statistics, correlation, regression, the trend</w:t>
+              <w:t>Checkpoint 2 — the workbook, statistics, regression, the trend</w:t>
             </w:r>
           </w:p>
         </w:tc>
@@ -459,7 +459,7 @@
               <w:rPr>
                 <w:sz w:val="18"/>
               </w:rPr>
-              <w:t>8:30</w:t>
+              <w:t>10:00</w:t>
             </w:r>
           </w:p>
         </w:tc>
@@ -576,7 +576,12 @@
         <w:t>28 minutes</w:t>
       </w:r>
       <w:r>
-        <w:t xml:space="preserve"> at a normal speaking pace — Alber 10:30 across his three parts, Julebeth 8:45, Mardy 8:30. If you need it shorter, cut the six limitations down to one line in Part 4 and drop three of the eight questions in Part 5; that takes off about three minutes without losing a task.</w:t>
+        <w:t xml:space="preserve"> at a normal speaking pace. Alber carries Checkpoint 2 and the framing — 19 minutes across three files — while Julebeth and Mardy split Checkpoint 1 between them. Alber's Part 4 is the long one, so record it in two sittings if you need to; there is a natural break after the regression.</w:t>
+      </w:r>
+    </w:p>
+    <w:p>
+      <w:r>
+        <w:t>If you need it shorter, cut the six limitations in Part 4 down to one line and drop three of the eight questions in Part 5; that takes off about three minutes without losing a task.</w:t>
       </w:r>
     </w:p>
     <w:p>
@@ -722,141 +727,12 @@
     </w:p>
     <w:p>
       <w:r>
-        <w:rPr>
-          <w:i/>
-        </w:rPr>
-        <w:t>[Switch to the ERD.]</w:t>
+        <w:t>That is the state of the raw data we started from. What we built out of it next was a proper database.</w:t>
       </w:r>
     </w:p>
     <w:p>
       <w:r>
-        <w:t>So we normalised that flat file into a star schema. One fact table, seven dimension tables around it — eight in total. The fact table is sales, one row per transaction line, and around it we have customers, cities, states, categories, sub_categories, payment_modes and dates.</w:t>
-      </w:r>
-    </w:p>
-    <w:p>
-      <w:r>
-        <w:t>Why a star, instead of the one table we started with? Three reasons.</w:t>
-      </w:r>
-    </w:p>
-    <w:p>
-      <w:r>
-        <w:t>Consistency — in the flat file a category name is repeated on every row that uses it, so one typo creates a category that doesn't exist. In the star that name lives in one place and the fact table just carries an integer key. A typo goes from unlikely to impossible.</w:t>
-      </w:r>
-    </w:p>
-    <w:p>
-      <w:r>
-        <w:t>The brief — Task 1.3 wants at least two related tables with proper primary and foreign keys. What we built has eight tables, eight primary keys, seven foreign keys, six unique constraints and four check constraints. And we tested that those constraints actually reject bad rows; we didn't just assume it.</w:t>
-      </w:r>
-    </w:p>
-    <w:p>
-      <w:r>
-        <w:t>And the queries — the category trend question needs category and date sitting on the same row as the amount, and a star gives you that in one join.</w:t>
-      </w:r>
-    </w:p>
-    <w:p>
-      <w:r>
-        <w:t>The dates table looks like overkill until you try to write the queries. It's there for two reasons. We never call YEAR or strftime anywhere, so the same query file runs unchanged on MySQL and on SQLite — we verified that. And it carries two flags the raw dates can't: is_complete_month and is_complete_year. Those are the fix for problem four, and they're what stops anyone from comparing a nine-month 2020 against a full 2021.</w:t>
-      </w:r>
-    </w:p>
-    <w:p>
-      <w:r>
-        <w:t>One thing that cost us real time — year_month is a reserved word in MySQL. Our CREATE TABLE statement failed outright with a syntax error until we put backticks around it. And we only found that because we installed an actual MySQL server and ran the import, instead of assuming the file was fine.</w:t>
-      </w:r>
-    </w:p>
-    <w:p>
-      <w:r>
-        <w:rPr>
-          <w:i/>
-        </w:rPr>
-        <w:t>[Switch to the SHOW TABLES screenshot.]</w:t>
-      </w:r>
-    </w:p>
-    <w:p>
-      <w:r>
-        <w:t>The whole thing loads from one file — the database, all eight tables, all the data. And it ends with a verification block whose last row has to read 1,194 rows, 6,182,639 in revenue, 547 order IDs, 57 complete months, and zero orphaned rows.</w:t>
-      </w:r>
-    </w:p>
-    <w:p>
-      <w:r>
-        <w:rPr>
-          <w:i/>
-        </w:rPr>
-        <w:t>[Switch to the query screenshots — Q3 first.]</w:t>
-      </w:r>
-    </w:p>
-    <w:p>
-      <w:r>
-        <w:t>So with the database built, we could ask the questions. There are eight queries in four groups: two basic retrievals using WHERE and ORDER BY, two aggregates using GROUP BY, two multi-table joins — ours each join four tables — and two business-insight queries. Here's what they found.</w:t>
-      </w:r>
-    </w:p>
-    <w:p>
-      <w:r>
-        <w:rPr>
-          <w:b/>
-        </w:rPr>
-        <w:t>First, growth stopped in 2022, and it stopped in a specific way.</w:t>
-      </w:r>
-      <w:r>
-        <w:t xml:space="preserve"> Query 3 aggregates by year, but on a per-month basis, so the partial years can't distort it. Revenue per month went from 92,934 in 2020, up to 121,648 at the 2022 peak, then down to 100,207 in 2024. But margin never left that 24-to-27 percent band, and average order value never left 5,008 to 5,444. Put those together and you have the diagnosis — fewer orders, not cheaper ones and not less profitable ones. Which points at demand generation, not at pricing.</w:t>
-      </w:r>
-    </w:p>
-    <w:p>
-      <w:r>
-        <w:rPr>
-          <w:i/>
-        </w:rPr>
-        <w:t>[Switch to Q5.]</w:t>
-      </w:r>
-    </w:p>
-    <w:p>
-      <w:r>
-        <w:rPr>
-          <w:b/>
-        </w:rPr>
-        <w:t>Second, one sub-category explains most of the gap.</w:t>
-      </w:r>
-      <w:r>
-        <w:t xml:space="preserve"> Printers lost 136,865 between 2023 and 2024 — a 71 percent collapse, and on its own that's more than half the entire gap between the 2022 peak and 2024. Every Electronics sub-category fell, and the category as a whole is down 40.8 percent. But every Office Supplies sub-category grew — Paper is up 85,689, which is 149.4 percent.</w:t>
-      </w:r>
-    </w:p>
-    <w:p>
-      <w:r>
-        <w:t>And that's the point: this is not a general slowdown. Two opposite trends are running at the same time, and the company-wide figure is just their average, which describes neither of them. That's the most useful thing Checkpoint 1 produced.</w:t>
-      </w:r>
-    </w:p>
-    <w:p>
-      <w:r>
-        <w:rPr>
-          <w:i/>
-        </w:rPr>
-        <w:t>[Switch to Q8.]</w:t>
-      </w:r>
-    </w:p>
-    <w:p>
-      <w:r>
-        <w:rPr>
-          <w:b/>
-        </w:rPr>
-        <w:t>Third, seasonality is category-specific.</w:t>
-      </w:r>
-      <w:r>
-        <w:t xml:space="preserve"> The blended figure tells you Q4 is the peak quarter. But split it out, and Electronics actually peaks in Q2, at 30.79 percent of its annual revenue. Furniture peaks in Q4 at 30.84, and Office Supplies in Q4 at 32.16. So one blended planning curve is wrong for all three — it over-stocks Electronics in Q4 and under-stocks it in Q2.</w:t>
-      </w:r>
-    </w:p>
-    <w:p>
-      <w:r>
-        <w:rPr>
-          <w:b/>
-        </w:rPr>
-        <w:t>And fourth, geography isn't a factor.</w:t>
-      </w:r>
-      <w:r>
-        <w:t xml:space="preserve"> State revenue spans only 28 percent across five years, and no state trends against the others. Not every finding has to be a discovery — this one tells the business where not to spend its effort.</w:t>
-      </w:r>
-    </w:p>
-    <w:p>
-      <w:r>
-        <w:t>So that was Checkpoint 1 — what happened. Checkpoint 2 takes the same data into Excel and asks how strong the evidence actually is, and what we can predict.</w:t>
+        <w:br w:type="page"/>
       </w:r>
     </w:p>
     <w:sectPr>

--- a/docs/Script_Julebeth.docx
+++ b/docs/Script_Julebeth.docx
@@ -589,7 +589,7 @@
         <w:rPr>
           <w:i/>
         </w:rPr>
-        <w:t>Lines in italics inside brackets are stage directions — what to have on screen. Do not read them aloud.</w:t>
+        <w:t>Lines in italics inside brackets are stage directions, and the tables and charts under them are the exhibits to have on screen at that moment. Do not read any of it aloud — the spoken lines are the plain paragraphs.</w:t>
       </w:r>
     </w:p>
     <w:p>
@@ -632,7 +632,709 @@
         <w:rPr>
           <w:i/>
         </w:rPr>
-        <w:t>[The raw CSV on screen, first 15–20 rows.]</w:t>
+        <w:t>[The raw file — have the CSV open, or show this extract.]</w:t>
+      </w:r>
+    </w:p>
+    <w:tbl>
+      <w:tblPr>
+        <w:tblStyle w:val="LightGrid-Accent1"/>
+        <w:tblW w:type="auto" w:w="0"/>
+        <w:jc w:val="center"/>
+        <w:tblLayout w:type="autofit"/>
+        <w:tblLook w:firstColumn="1" w:firstRow="1" w:lastColumn="0" w:lastRow="0" w:noHBand="0" w:noVBand="1" w:val="04A0"/>
+      </w:tblPr>
+      <w:tblGrid>
+        <w:gridCol w:w="851"/>
+        <w:gridCol w:w="851"/>
+        <w:gridCol w:w="851"/>
+        <w:gridCol w:w="851"/>
+        <w:gridCol w:w="851"/>
+        <w:gridCol w:w="851"/>
+        <w:gridCol w:w="851"/>
+        <w:gridCol w:w="851"/>
+        <w:gridCol w:w="851"/>
+        <w:gridCol w:w="851"/>
+        <w:gridCol w:w="851"/>
+      </w:tblGrid>
+      <w:tr>
+        <w:tc>
+          <w:tcPr>
+            <w:tcW w:type="dxa" w:w="851"/>
+          </w:tcPr>
+          <w:p>
+            <w:r>
+              <w:rPr>
+                <w:b/>
+              </w:rPr>
+            </w:r>
+            <w:r>
+              <w:rPr>
+                <w:b/>
+              </w:rPr>
+              <w:t>Order ID</w:t>
+            </w:r>
+          </w:p>
+        </w:tc>
+        <w:tc>
+          <w:tcPr>
+            <w:tcW w:type="dxa" w:w="851"/>
+          </w:tcPr>
+          <w:p>
+            <w:r>
+              <w:rPr>
+                <w:b/>
+              </w:rPr>
+            </w:r>
+            <w:r>
+              <w:rPr>
+                <w:b/>
+              </w:rPr>
+              <w:t>Amount</w:t>
+            </w:r>
+          </w:p>
+        </w:tc>
+        <w:tc>
+          <w:tcPr>
+            <w:tcW w:type="dxa" w:w="851"/>
+          </w:tcPr>
+          <w:p>
+            <w:r>
+              <w:rPr>
+                <w:b/>
+              </w:rPr>
+            </w:r>
+            <w:r>
+              <w:rPr>
+                <w:b/>
+              </w:rPr>
+              <w:t>Profit</w:t>
+            </w:r>
+          </w:p>
+        </w:tc>
+        <w:tc>
+          <w:tcPr>
+            <w:tcW w:type="dxa" w:w="851"/>
+          </w:tcPr>
+          <w:p>
+            <w:r>
+              <w:rPr>
+                <w:b/>
+              </w:rPr>
+            </w:r>
+            <w:r>
+              <w:rPr>
+                <w:b/>
+              </w:rPr>
+              <w:t>Qty</w:t>
+            </w:r>
+          </w:p>
+        </w:tc>
+        <w:tc>
+          <w:tcPr>
+            <w:tcW w:type="dxa" w:w="851"/>
+          </w:tcPr>
+          <w:p>
+            <w:r>
+              <w:rPr>
+                <w:b/>
+              </w:rPr>
+            </w:r>
+            <w:r>
+              <w:rPr>
+                <w:b/>
+              </w:rPr>
+              <w:t>Category</w:t>
+            </w:r>
+          </w:p>
+        </w:tc>
+        <w:tc>
+          <w:tcPr>
+            <w:tcW w:type="dxa" w:w="851"/>
+          </w:tcPr>
+          <w:p>
+            <w:r>
+              <w:rPr>
+                <w:b/>
+              </w:rPr>
+            </w:r>
+            <w:r>
+              <w:rPr>
+                <w:b/>
+              </w:rPr>
+              <w:t>Sub-Category</w:t>
+            </w:r>
+          </w:p>
+        </w:tc>
+        <w:tc>
+          <w:tcPr>
+            <w:tcW w:type="dxa" w:w="851"/>
+          </w:tcPr>
+          <w:p>
+            <w:r>
+              <w:rPr>
+                <w:b/>
+              </w:rPr>
+            </w:r>
+            <w:r>
+              <w:rPr>
+                <w:b/>
+              </w:rPr>
+              <w:t>Payment</w:t>
+            </w:r>
+          </w:p>
+        </w:tc>
+        <w:tc>
+          <w:tcPr>
+            <w:tcW w:type="dxa" w:w="851"/>
+          </w:tcPr>
+          <w:p>
+            <w:r>
+              <w:rPr>
+                <w:b/>
+              </w:rPr>
+            </w:r>
+            <w:r>
+              <w:rPr>
+                <w:b/>
+              </w:rPr>
+              <w:t>Order Date</w:t>
+            </w:r>
+          </w:p>
+        </w:tc>
+        <w:tc>
+          <w:tcPr>
+            <w:tcW w:type="dxa" w:w="851"/>
+          </w:tcPr>
+          <w:p>
+            <w:r>
+              <w:rPr>
+                <w:b/>
+              </w:rPr>
+            </w:r>
+            <w:r>
+              <w:rPr>
+                <w:b/>
+              </w:rPr>
+              <w:t>Customer</w:t>
+            </w:r>
+          </w:p>
+        </w:tc>
+        <w:tc>
+          <w:tcPr>
+            <w:tcW w:type="dxa" w:w="851"/>
+          </w:tcPr>
+          <w:p>
+            <w:r>
+              <w:rPr>
+                <w:b/>
+              </w:rPr>
+            </w:r>
+            <w:r>
+              <w:rPr>
+                <w:b/>
+              </w:rPr>
+              <w:t>State</w:t>
+            </w:r>
+          </w:p>
+        </w:tc>
+        <w:tc>
+          <w:tcPr>
+            <w:tcW w:type="dxa" w:w="851"/>
+          </w:tcPr>
+          <w:p>
+            <w:r>
+              <w:rPr>
+                <w:b/>
+              </w:rPr>
+            </w:r>
+            <w:r>
+              <w:rPr>
+                <w:b/>
+              </w:rPr>
+              <w:t>City</w:t>
+            </w:r>
+          </w:p>
+        </w:tc>
+      </w:tr>
+      <w:tr>
+        <w:tc>
+          <w:tcPr>
+            <w:tcW w:type="dxa" w:w="851"/>
+          </w:tcPr>
+          <w:p>
+            <w:pPr>
+              <w:spacing w:line="240" w:lineRule="auto"/>
+            </w:pPr>
+            <w:r>
+              <w:rPr>
+                <w:sz w:val="18"/>
+              </w:rPr>
+            </w:r>
+            <w:r>
+              <w:rPr>
+                <w:sz w:val="18"/>
+              </w:rPr>
+              <w:t>B-26776</w:t>
+            </w:r>
+          </w:p>
+        </w:tc>
+        <w:tc>
+          <w:tcPr>
+            <w:tcW w:type="dxa" w:w="851"/>
+          </w:tcPr>
+          <w:p>
+            <w:pPr>
+              <w:spacing w:line="240" w:lineRule="auto"/>
+            </w:pPr>
+            <w:r>
+              <w:rPr>
+                <w:sz w:val="18"/>
+              </w:rPr>
+            </w:r>
+            <w:r>
+              <w:rPr>
+                <w:sz w:val="18"/>
+              </w:rPr>
+              <w:t>9,726</w:t>
+            </w:r>
+          </w:p>
+        </w:tc>
+        <w:tc>
+          <w:tcPr>
+            <w:tcW w:type="dxa" w:w="851"/>
+          </w:tcPr>
+          <w:p>
+            <w:pPr>
+              <w:spacing w:line="240" w:lineRule="auto"/>
+            </w:pPr>
+            <w:r>
+              <w:rPr>
+                <w:sz w:val="18"/>
+              </w:rPr>
+            </w:r>
+            <w:r>
+              <w:rPr>
+                <w:sz w:val="18"/>
+              </w:rPr>
+              <w:t>1,275</w:t>
+            </w:r>
+          </w:p>
+        </w:tc>
+        <w:tc>
+          <w:tcPr>
+            <w:tcW w:type="dxa" w:w="851"/>
+          </w:tcPr>
+          <w:p>
+            <w:pPr>
+              <w:spacing w:line="240" w:lineRule="auto"/>
+            </w:pPr>
+            <w:r>
+              <w:rPr>
+                <w:sz w:val="18"/>
+              </w:rPr>
+            </w:r>
+            <w:r>
+              <w:rPr>
+                <w:sz w:val="18"/>
+              </w:rPr>
+              <w:t>5</w:t>
+            </w:r>
+          </w:p>
+        </w:tc>
+        <w:tc>
+          <w:tcPr>
+            <w:tcW w:type="dxa" w:w="851"/>
+          </w:tcPr>
+          <w:p>
+            <w:pPr>
+              <w:spacing w:line="240" w:lineRule="auto"/>
+            </w:pPr>
+            <w:r>
+              <w:rPr>
+                <w:sz w:val="18"/>
+              </w:rPr>
+            </w:r>
+            <w:r>
+              <w:rPr>
+                <w:sz w:val="18"/>
+              </w:rPr>
+              <w:t>Electronics</w:t>
+            </w:r>
+          </w:p>
+        </w:tc>
+        <w:tc>
+          <w:tcPr>
+            <w:tcW w:type="dxa" w:w="851"/>
+          </w:tcPr>
+          <w:p>
+            <w:pPr>
+              <w:spacing w:line="240" w:lineRule="auto"/>
+            </w:pPr>
+            <w:r>
+              <w:rPr>
+                <w:sz w:val="18"/>
+              </w:rPr>
+            </w:r>
+            <w:r>
+              <w:rPr>
+                <w:sz w:val="18"/>
+              </w:rPr>
+              <w:t>Electronic Games</w:t>
+            </w:r>
+          </w:p>
+        </w:tc>
+        <w:tc>
+          <w:tcPr>
+            <w:tcW w:type="dxa" w:w="851"/>
+          </w:tcPr>
+          <w:p>
+            <w:pPr>
+              <w:spacing w:line="240" w:lineRule="auto"/>
+            </w:pPr>
+            <w:r>
+              <w:rPr>
+                <w:sz w:val="18"/>
+              </w:rPr>
+            </w:r>
+            <w:r>
+              <w:rPr>
+                <w:sz w:val="18"/>
+              </w:rPr>
+              <w:t>UPI</w:t>
+            </w:r>
+          </w:p>
+        </w:tc>
+        <w:tc>
+          <w:tcPr>
+            <w:tcW w:type="dxa" w:w="851"/>
+          </w:tcPr>
+          <w:p>
+            <w:pPr>
+              <w:spacing w:line="240" w:lineRule="auto"/>
+            </w:pPr>
+            <w:r>
+              <w:rPr>
+                <w:sz w:val="18"/>
+              </w:rPr>
+            </w:r>
+            <w:r>
+              <w:rPr>
+                <w:sz w:val="18"/>
+              </w:rPr>
+              <w:t>2023-06-27</w:t>
+            </w:r>
+          </w:p>
+        </w:tc>
+        <w:tc>
+          <w:tcPr>
+            <w:tcW w:type="dxa" w:w="851"/>
+          </w:tcPr>
+          <w:p>
+            <w:pPr>
+              <w:spacing w:line="240" w:lineRule="auto"/>
+            </w:pPr>
+            <w:r>
+              <w:rPr>
+                <w:sz w:val="18"/>
+              </w:rPr>
+            </w:r>
+            <w:r>
+              <w:rPr>
+                <w:sz w:val="18"/>
+              </w:rPr>
+              <w:t>David Padilla</w:t>
+            </w:r>
+          </w:p>
+        </w:tc>
+        <w:tc>
+          <w:tcPr>
+            <w:tcW w:type="dxa" w:w="851"/>
+          </w:tcPr>
+          <w:p>
+            <w:pPr>
+              <w:spacing w:line="240" w:lineRule="auto"/>
+            </w:pPr>
+            <w:r>
+              <w:rPr>
+                <w:sz w:val="18"/>
+              </w:rPr>
+            </w:r>
+            <w:r>
+              <w:rPr>
+                <w:sz w:val="18"/>
+              </w:rPr>
+              <w:t>Florida</w:t>
+            </w:r>
+          </w:p>
+        </w:tc>
+        <w:tc>
+          <w:tcPr>
+            <w:tcW w:type="dxa" w:w="851"/>
+          </w:tcPr>
+          <w:p>
+            <w:pPr>
+              <w:spacing w:line="240" w:lineRule="auto"/>
+            </w:pPr>
+            <w:r>
+              <w:rPr>
+                <w:sz w:val="18"/>
+              </w:rPr>
+            </w:r>
+            <w:r>
+              <w:rPr>
+                <w:sz w:val="18"/>
+              </w:rPr>
+              <w:t>Miami</w:t>
+            </w:r>
+          </w:p>
+        </w:tc>
+      </w:tr>
+      <w:tr>
+        <w:tc>
+          <w:tcPr>
+            <w:tcW w:type="dxa" w:w="851"/>
+          </w:tcPr>
+          <w:p>
+            <w:pPr>
+              <w:spacing w:line="240" w:lineRule="auto"/>
+            </w:pPr>
+            <w:r>
+              <w:rPr>
+                <w:sz w:val="18"/>
+              </w:rPr>
+            </w:r>
+            <w:r>
+              <w:rPr>
+                <w:sz w:val="18"/>
+              </w:rPr>
+              <w:t>B-26776</w:t>
+            </w:r>
+          </w:p>
+        </w:tc>
+        <w:tc>
+          <w:tcPr>
+            <w:tcW w:type="dxa" w:w="851"/>
+          </w:tcPr>
+          <w:p>
+            <w:pPr>
+              <w:spacing w:line="240" w:lineRule="auto"/>
+            </w:pPr>
+            <w:r>
+              <w:rPr>
+                <w:sz w:val="18"/>
+              </w:rPr>
+            </w:r>
+            <w:r>
+              <w:rPr>
+                <w:sz w:val="18"/>
+              </w:rPr>
+              <w:t>9,726</w:t>
+            </w:r>
+          </w:p>
+        </w:tc>
+        <w:tc>
+          <w:tcPr>
+            <w:tcW w:type="dxa" w:w="851"/>
+          </w:tcPr>
+          <w:p>
+            <w:pPr>
+              <w:spacing w:line="240" w:lineRule="auto"/>
+            </w:pPr>
+            <w:r>
+              <w:rPr>
+                <w:sz w:val="18"/>
+              </w:rPr>
+            </w:r>
+            <w:r>
+              <w:rPr>
+                <w:sz w:val="18"/>
+              </w:rPr>
+              <w:t>1,275</w:t>
+            </w:r>
+          </w:p>
+        </w:tc>
+        <w:tc>
+          <w:tcPr>
+            <w:tcW w:type="dxa" w:w="851"/>
+          </w:tcPr>
+          <w:p>
+            <w:pPr>
+              <w:spacing w:line="240" w:lineRule="auto"/>
+            </w:pPr>
+            <w:r>
+              <w:rPr>
+                <w:sz w:val="18"/>
+              </w:rPr>
+            </w:r>
+            <w:r>
+              <w:rPr>
+                <w:sz w:val="18"/>
+              </w:rPr>
+              <w:t>5</w:t>
+            </w:r>
+          </w:p>
+        </w:tc>
+        <w:tc>
+          <w:tcPr>
+            <w:tcW w:type="dxa" w:w="851"/>
+          </w:tcPr>
+          <w:p>
+            <w:pPr>
+              <w:spacing w:line="240" w:lineRule="auto"/>
+            </w:pPr>
+            <w:r>
+              <w:rPr>
+                <w:sz w:val="18"/>
+              </w:rPr>
+            </w:r>
+            <w:r>
+              <w:rPr>
+                <w:sz w:val="18"/>
+              </w:rPr>
+              <w:t>Electronics</w:t>
+            </w:r>
+          </w:p>
+        </w:tc>
+        <w:tc>
+          <w:tcPr>
+            <w:tcW w:type="dxa" w:w="851"/>
+          </w:tcPr>
+          <w:p>
+            <w:pPr>
+              <w:spacing w:line="240" w:lineRule="auto"/>
+            </w:pPr>
+            <w:r>
+              <w:rPr>
+                <w:sz w:val="18"/>
+              </w:rPr>
+            </w:r>
+            <w:r>
+              <w:rPr>
+                <w:sz w:val="18"/>
+              </w:rPr>
+              <w:t>Electronic Games</w:t>
+            </w:r>
+          </w:p>
+        </w:tc>
+        <w:tc>
+          <w:tcPr>
+            <w:tcW w:type="dxa" w:w="851"/>
+          </w:tcPr>
+          <w:p>
+            <w:pPr>
+              <w:spacing w:line="240" w:lineRule="auto"/>
+            </w:pPr>
+            <w:r>
+              <w:rPr>
+                <w:sz w:val="18"/>
+              </w:rPr>
+            </w:r>
+            <w:r>
+              <w:rPr>
+                <w:sz w:val="18"/>
+              </w:rPr>
+              <w:t>UPI</w:t>
+            </w:r>
+          </w:p>
+        </w:tc>
+        <w:tc>
+          <w:tcPr>
+            <w:tcW w:type="dxa" w:w="851"/>
+          </w:tcPr>
+          <w:p>
+            <w:pPr>
+              <w:spacing w:line="240" w:lineRule="auto"/>
+            </w:pPr>
+            <w:r>
+              <w:rPr>
+                <w:sz w:val="18"/>
+              </w:rPr>
+            </w:r>
+            <w:r>
+              <w:rPr>
+                <w:sz w:val="18"/>
+              </w:rPr>
+              <w:t>2024-12-27</w:t>
+            </w:r>
+          </w:p>
+        </w:tc>
+        <w:tc>
+          <w:tcPr>
+            <w:tcW w:type="dxa" w:w="851"/>
+          </w:tcPr>
+          <w:p>
+            <w:pPr>
+              <w:spacing w:line="240" w:lineRule="auto"/>
+            </w:pPr>
+            <w:r>
+              <w:rPr>
+                <w:sz w:val="18"/>
+              </w:rPr>
+            </w:r>
+            <w:r>
+              <w:rPr>
+                <w:sz w:val="18"/>
+              </w:rPr>
+              <w:t>Connor Morgan</w:t>
+            </w:r>
+          </w:p>
+        </w:tc>
+        <w:tc>
+          <w:tcPr>
+            <w:tcW w:type="dxa" w:w="851"/>
+          </w:tcPr>
+          <w:p>
+            <w:pPr>
+              <w:spacing w:line="240" w:lineRule="auto"/>
+            </w:pPr>
+            <w:r>
+              <w:rPr>
+                <w:sz w:val="18"/>
+              </w:rPr>
+            </w:r>
+            <w:r>
+              <w:rPr>
+                <w:sz w:val="18"/>
+              </w:rPr>
+              <w:t>Illinois</w:t>
+            </w:r>
+          </w:p>
+        </w:tc>
+        <w:tc>
+          <w:tcPr>
+            <w:tcW w:type="dxa" w:w="851"/>
+          </w:tcPr>
+          <w:p>
+            <w:pPr>
+              <w:spacing w:line="240" w:lineRule="auto"/>
+            </w:pPr>
+            <w:r>
+              <w:rPr>
+                <w:sz w:val="18"/>
+              </w:rPr>
+            </w:r>
+            <w:r>
+              <w:rPr>
+                <w:sz w:val="18"/>
+              </w:rPr>
+              <w:t>Chicago</w:t>
+            </w:r>
+          </w:p>
+        </w:tc>
+      </w:tr>
+    </w:tbl>
+    <w:p>
+      <w:pPr>
+        <w:spacing w:after="200" w:line="240" w:lineRule="auto"/>
+        <w:jc w:val="center"/>
+      </w:pPr>
+      <w:r>
+        <w:rPr>
+          <w:i/>
+          <w:color w:val="7B8994"/>
+          <w:sz w:val="20"/>
+        </w:rPr>
+        <w:t>Table 2. The raw export. The first two rows share one Order ID across different dates and customers.</w:t>
       </w:r>
     </w:p>
     <w:p>

--- a/docs/Script_Julebeth.docx
+++ b/docs/Script_Julebeth.docx
@@ -621,6 +621,2176 @@
     </w:p>
     <w:p>
       <w:pPr>
+        <w:pStyle w:val="Heading2"/>
+      </w:pPr>
+      <w:r>
+        <w:t>Exhibit index — for Alber, editing</w:t>
+      </w:r>
+    </w:p>
+    <w:p>
+      <w:r>
+        <w:t xml:space="preserve">Every exhibit is reproduced in this script at the point it is referred to, so you can work from here alone. This table says where each one comes from if you want the original — and note that the </w:t>
+      </w:r>
+      <w:r>
+        <w:rPr>
+          <w:b/>
+        </w:rPr>
+        <w:t>figure numbers in the reports do not match the file names</w:t>
+      </w:r>
+      <w:r>
+        <w:t>: Checkpoint 1's Figure 1 is the ERD, not the trend chart.</w:t>
+      </w:r>
+    </w:p>
+    <w:tbl>
+      <w:tblPr>
+        <w:tblStyle w:val="LightGrid-Accent1"/>
+        <w:tblW w:type="auto" w:w="0"/>
+        <w:jc w:val="center"/>
+        <w:tblLayout w:type="autofit"/>
+        <w:tblLook w:firstColumn="1" w:firstRow="1" w:lastColumn="0" w:lastRow="0" w:noHBand="0" w:noVBand="1" w:val="04A0"/>
+      </w:tblPr>
+      <w:tblGrid>
+        <w:gridCol w:w="1872"/>
+        <w:gridCol w:w="1872"/>
+        <w:gridCol w:w="1872"/>
+        <w:gridCol w:w="1872"/>
+        <w:gridCol w:w="1872"/>
+      </w:tblGrid>
+      <w:tr>
+        <w:tc>
+          <w:tcPr>
+            <w:tcW w:type="dxa" w:w="1872"/>
+          </w:tcPr>
+          <w:p>
+            <w:r>
+              <w:rPr>
+                <w:b/>
+              </w:rPr>
+            </w:r>
+            <w:r>
+              <w:rPr>
+                <w:b/>
+              </w:rPr>
+              <w:t>#</w:t>
+            </w:r>
+          </w:p>
+        </w:tc>
+        <w:tc>
+          <w:tcPr>
+            <w:tcW w:type="dxa" w:w="1872"/>
+          </w:tcPr>
+          <w:p>
+            <w:r>
+              <w:rPr>
+                <w:b/>
+              </w:rPr>
+            </w:r>
+            <w:r>
+              <w:rPr>
+                <w:b/>
+              </w:rPr>
+              <w:t>Part</w:t>
+            </w:r>
+          </w:p>
+        </w:tc>
+        <w:tc>
+          <w:tcPr>
+            <w:tcW w:type="dxa" w:w="1872"/>
+          </w:tcPr>
+          <w:p>
+            <w:r>
+              <w:rPr>
+                <w:b/>
+              </w:rPr>
+            </w:r>
+            <w:r>
+              <w:rPr>
+                <w:b/>
+              </w:rPr>
+              <w:t>Exhibit</w:t>
+            </w:r>
+          </w:p>
+        </w:tc>
+        <w:tc>
+          <w:tcPr>
+            <w:tcW w:type="dxa" w:w="1872"/>
+          </w:tcPr>
+          <w:p>
+            <w:r>
+              <w:rPr>
+                <w:b/>
+              </w:rPr>
+            </w:r>
+            <w:r>
+              <w:rPr>
+                <w:b/>
+              </w:rPr>
+              <w:t>File</w:t>
+            </w:r>
+          </w:p>
+        </w:tc>
+        <w:tc>
+          <w:tcPr>
+            <w:tcW w:type="dxa" w:w="1872"/>
+          </w:tcPr>
+          <w:p>
+            <w:r>
+              <w:rPr>
+                <w:b/>
+              </w:rPr>
+            </w:r>
+            <w:r>
+              <w:rPr>
+                <w:b/>
+              </w:rPr>
+              <w:t>In the reports</w:t>
+            </w:r>
+          </w:p>
+        </w:tc>
+      </w:tr>
+      <w:tr>
+        <w:tc>
+          <w:tcPr>
+            <w:tcW w:type="dxa" w:w="1872"/>
+          </w:tcPr>
+          <w:p>
+            <w:pPr>
+              <w:spacing w:line="240" w:lineRule="auto"/>
+            </w:pPr>
+            <w:r>
+              <w:rPr>
+                <w:sz w:val="18"/>
+              </w:rPr>
+            </w:r>
+            <w:r>
+              <w:rPr>
+                <w:sz w:val="18"/>
+              </w:rPr>
+              <w:t>1</w:t>
+            </w:r>
+          </w:p>
+        </w:tc>
+        <w:tc>
+          <w:tcPr>
+            <w:tcW w:type="dxa" w:w="1872"/>
+          </w:tcPr>
+          <w:p>
+            <w:pPr>
+              <w:spacing w:line="240" w:lineRule="auto"/>
+            </w:pPr>
+            <w:r>
+              <w:rPr>
+                <w:sz w:val="18"/>
+              </w:rPr>
+            </w:r>
+            <w:r>
+              <w:rPr>
+                <w:sz w:val="18"/>
+              </w:rPr>
+              <w:t>1</w:t>
+            </w:r>
+          </w:p>
+        </w:tc>
+        <w:tc>
+          <w:tcPr>
+            <w:tcW w:type="dxa" w:w="1872"/>
+          </w:tcPr>
+          <w:p>
+            <w:pPr>
+              <w:spacing w:line="240" w:lineRule="auto"/>
+            </w:pPr>
+            <w:r>
+              <w:rPr>
+                <w:sz w:val="18"/>
+              </w:rPr>
+            </w:r>
+            <w:r>
+              <w:rPr>
+                <w:sz w:val="18"/>
+              </w:rPr>
+              <w:t>Annual trend chart</w:t>
+            </w:r>
+          </w:p>
+        </w:tc>
+        <w:tc>
+          <w:tcPr>
+            <w:tcW w:type="dxa" w:w="1872"/>
+          </w:tcPr>
+          <w:p>
+            <w:pPr>
+              <w:spacing w:line="240" w:lineRule="auto"/>
+            </w:pPr>
+            <w:r>
+              <w:rPr>
+                <w:sz w:val="18"/>
+              </w:rPr>
+            </w:r>
+            <w:r>
+              <w:rPr>
+                <w:rFonts w:ascii="Consolas" w:hAnsi="Consolas"/>
+                <w:color w:val="2F6F9F"/>
+                <w:sz w:val="18"/>
+              </w:rPr>
+              <w:t>docs/figures/fig1_annual_trend.png</w:t>
+            </w:r>
+          </w:p>
+        </w:tc>
+        <w:tc>
+          <w:tcPr>
+            <w:tcW w:type="dxa" w:w="1872"/>
+          </w:tcPr>
+          <w:p>
+            <w:pPr>
+              <w:spacing w:line="240" w:lineRule="auto"/>
+            </w:pPr>
+            <w:r>
+              <w:rPr>
+                <w:sz w:val="18"/>
+              </w:rPr>
+            </w:r>
+            <w:r>
+              <w:rPr>
+                <w:sz w:val="18"/>
+              </w:rPr>
+              <w:t xml:space="preserve">CP1 report, </w:t>
+            </w:r>
+            <w:r>
+              <w:rPr>
+                <w:b/>
+                <w:sz w:val="18"/>
+              </w:rPr>
+              <w:t>Figure 2</w:t>
+            </w:r>
+          </w:p>
+        </w:tc>
+      </w:tr>
+      <w:tr>
+        <w:tc>
+          <w:tcPr>
+            <w:tcW w:type="dxa" w:w="1872"/>
+          </w:tcPr>
+          <w:p>
+            <w:pPr>
+              <w:spacing w:line="240" w:lineRule="auto"/>
+            </w:pPr>
+            <w:r>
+              <w:rPr>
+                <w:sz w:val="18"/>
+              </w:rPr>
+            </w:r>
+            <w:r>
+              <w:rPr>
+                <w:sz w:val="18"/>
+              </w:rPr>
+              <w:t>2</w:t>
+            </w:r>
+          </w:p>
+        </w:tc>
+        <w:tc>
+          <w:tcPr>
+            <w:tcW w:type="dxa" w:w="1872"/>
+          </w:tcPr>
+          <w:p>
+            <w:pPr>
+              <w:spacing w:line="240" w:lineRule="auto"/>
+            </w:pPr>
+            <w:r>
+              <w:rPr>
+                <w:sz w:val="18"/>
+              </w:rPr>
+            </w:r>
+            <w:r>
+              <w:rPr>
+                <w:sz w:val="18"/>
+              </w:rPr>
+              <w:t>2</w:t>
+            </w:r>
+          </w:p>
+        </w:tc>
+        <w:tc>
+          <w:tcPr>
+            <w:tcW w:type="dxa" w:w="1872"/>
+          </w:tcPr>
+          <w:p>
+            <w:pPr>
+              <w:spacing w:line="240" w:lineRule="auto"/>
+            </w:pPr>
+            <w:r>
+              <w:rPr>
+                <w:sz w:val="18"/>
+              </w:rPr>
+            </w:r>
+            <w:r>
+              <w:rPr>
+                <w:sz w:val="18"/>
+              </w:rPr>
+              <w:t>Raw file extract</w:t>
+            </w:r>
+          </w:p>
+        </w:tc>
+        <w:tc>
+          <w:tcPr>
+            <w:tcW w:type="dxa" w:w="1872"/>
+          </w:tcPr>
+          <w:p>
+            <w:pPr>
+              <w:spacing w:line="240" w:lineRule="auto"/>
+            </w:pPr>
+            <w:r>
+              <w:rPr>
+                <w:sz w:val="18"/>
+              </w:rPr>
+            </w:r>
+            <w:r>
+              <w:rPr>
+                <w:rFonts w:ascii="Consolas" w:hAnsi="Consolas"/>
+                <w:color w:val="2F6F9F"/>
+                <w:sz w:val="18"/>
+              </w:rPr>
+              <w:t>data/raw/sales_dataset_raw.csv</w:t>
+            </w:r>
+          </w:p>
+        </w:tc>
+        <w:tc>
+          <w:tcPr>
+            <w:tcW w:type="dxa" w:w="1872"/>
+          </w:tcPr>
+          <w:p>
+            <w:pPr>
+              <w:spacing w:line="240" w:lineRule="auto"/>
+            </w:pPr>
+            <w:r>
+              <w:rPr>
+                <w:sz w:val="18"/>
+              </w:rPr>
+            </w:r>
+            <w:r>
+              <w:rPr>
+                <w:sz w:val="18"/>
+              </w:rPr>
+              <w:t>CP1 report, Raw dataset preview</w:t>
+            </w:r>
+          </w:p>
+        </w:tc>
+      </w:tr>
+      <w:tr>
+        <w:tc>
+          <w:tcPr>
+            <w:tcW w:type="dxa" w:w="1872"/>
+          </w:tcPr>
+          <w:p>
+            <w:pPr>
+              <w:spacing w:line="240" w:lineRule="auto"/>
+            </w:pPr>
+            <w:r>
+              <w:rPr>
+                <w:sz w:val="18"/>
+              </w:rPr>
+            </w:r>
+            <w:r>
+              <w:rPr>
+                <w:sz w:val="18"/>
+              </w:rPr>
+              <w:t>3</w:t>
+            </w:r>
+          </w:p>
+        </w:tc>
+        <w:tc>
+          <w:tcPr>
+            <w:tcW w:type="dxa" w:w="1872"/>
+          </w:tcPr>
+          <w:p>
+            <w:pPr>
+              <w:spacing w:line="240" w:lineRule="auto"/>
+            </w:pPr>
+            <w:r>
+              <w:rPr>
+                <w:sz w:val="18"/>
+              </w:rPr>
+            </w:r>
+            <w:r>
+              <w:rPr>
+                <w:sz w:val="18"/>
+              </w:rPr>
+              <w:t>3</w:t>
+            </w:r>
+          </w:p>
+        </w:tc>
+        <w:tc>
+          <w:tcPr>
+            <w:tcW w:type="dxa" w:w="1872"/>
+          </w:tcPr>
+          <w:p>
+            <w:pPr>
+              <w:spacing w:line="240" w:lineRule="auto"/>
+            </w:pPr>
+            <w:r>
+              <w:rPr>
+                <w:sz w:val="18"/>
+              </w:rPr>
+            </w:r>
+            <w:r>
+              <w:rPr>
+                <w:sz w:val="18"/>
+              </w:rPr>
+              <w:t>ERD</w:t>
+            </w:r>
+          </w:p>
+        </w:tc>
+        <w:tc>
+          <w:tcPr>
+            <w:tcW w:type="dxa" w:w="1872"/>
+          </w:tcPr>
+          <w:p>
+            <w:pPr>
+              <w:spacing w:line="240" w:lineRule="auto"/>
+            </w:pPr>
+            <w:r>
+              <w:rPr>
+                <w:sz w:val="18"/>
+              </w:rPr>
+            </w:r>
+            <w:r>
+              <w:rPr>
+                <w:rFonts w:ascii="Consolas" w:hAnsi="Consolas"/>
+                <w:color w:val="2F6F9F"/>
+                <w:sz w:val="18"/>
+              </w:rPr>
+              <w:t>docs/figures/erd.png</w:t>
+            </w:r>
+          </w:p>
+        </w:tc>
+        <w:tc>
+          <w:tcPr>
+            <w:tcW w:type="dxa" w:w="1872"/>
+          </w:tcPr>
+          <w:p>
+            <w:pPr>
+              <w:spacing w:line="240" w:lineRule="auto"/>
+            </w:pPr>
+            <w:r>
+              <w:rPr>
+                <w:sz w:val="18"/>
+              </w:rPr>
+            </w:r>
+            <w:r>
+              <w:rPr>
+                <w:sz w:val="18"/>
+              </w:rPr>
+              <w:t xml:space="preserve">CP1 report, </w:t>
+            </w:r>
+            <w:r>
+              <w:rPr>
+                <w:b/>
+                <w:sz w:val="18"/>
+              </w:rPr>
+              <w:t>Figure 1</w:t>
+            </w:r>
+          </w:p>
+        </w:tc>
+      </w:tr>
+      <w:tr>
+        <w:tc>
+          <w:tcPr>
+            <w:tcW w:type="dxa" w:w="1872"/>
+          </w:tcPr>
+          <w:p>
+            <w:pPr>
+              <w:spacing w:line="240" w:lineRule="auto"/>
+            </w:pPr>
+            <w:r>
+              <w:rPr>
+                <w:sz w:val="18"/>
+              </w:rPr>
+            </w:r>
+            <w:r>
+              <w:rPr>
+                <w:sz w:val="18"/>
+              </w:rPr>
+              <w:t>4</w:t>
+            </w:r>
+          </w:p>
+        </w:tc>
+        <w:tc>
+          <w:tcPr>
+            <w:tcW w:type="dxa" w:w="1872"/>
+          </w:tcPr>
+          <w:p>
+            <w:pPr>
+              <w:spacing w:line="240" w:lineRule="auto"/>
+            </w:pPr>
+            <w:r>
+              <w:rPr>
+                <w:sz w:val="18"/>
+              </w:rPr>
+            </w:r>
+            <w:r>
+              <w:rPr>
+                <w:sz w:val="18"/>
+              </w:rPr>
+              <w:t>3</w:t>
+            </w:r>
+          </w:p>
+        </w:tc>
+        <w:tc>
+          <w:tcPr>
+            <w:tcW w:type="dxa" w:w="1872"/>
+          </w:tcPr>
+          <w:p>
+            <w:pPr>
+              <w:spacing w:line="240" w:lineRule="auto"/>
+            </w:pPr>
+            <w:r>
+              <w:rPr>
+                <w:sz w:val="18"/>
+              </w:rPr>
+            </w:r>
+            <w:r>
+              <w:rPr>
+                <w:sz w:val="18"/>
+              </w:rPr>
+              <w:t>Loaded row counts</w:t>
+            </w:r>
+          </w:p>
+        </w:tc>
+        <w:tc>
+          <w:tcPr>
+            <w:tcW w:type="dxa" w:w="1872"/>
+          </w:tcPr>
+          <w:p>
+            <w:pPr>
+              <w:spacing w:line="240" w:lineRule="auto"/>
+            </w:pPr>
+            <w:r>
+              <w:rPr>
+                <w:sz w:val="18"/>
+              </w:rPr>
+            </w:r>
+            <w:r>
+              <w:rPr>
+                <w:sz w:val="18"/>
+              </w:rPr>
+              <w:t>—</w:t>
+            </w:r>
+          </w:p>
+        </w:tc>
+        <w:tc>
+          <w:tcPr>
+            <w:tcW w:type="dxa" w:w="1872"/>
+          </w:tcPr>
+          <w:p>
+            <w:pPr>
+              <w:spacing w:line="240" w:lineRule="auto"/>
+            </w:pPr>
+            <w:r>
+              <w:rPr>
+                <w:sz w:val="18"/>
+              </w:rPr>
+            </w:r>
+            <w:r>
+              <w:rPr>
+                <w:sz w:val="18"/>
+              </w:rPr>
+              <w:t>CP1 report, Populated row counts</w:t>
+            </w:r>
+          </w:p>
+        </w:tc>
+      </w:tr>
+      <w:tr>
+        <w:tc>
+          <w:tcPr>
+            <w:tcW w:type="dxa" w:w="1872"/>
+          </w:tcPr>
+          <w:p>
+            <w:pPr>
+              <w:spacing w:line="240" w:lineRule="auto"/>
+            </w:pPr>
+            <w:r>
+              <w:rPr>
+                <w:sz w:val="18"/>
+              </w:rPr>
+            </w:r>
+            <w:r>
+              <w:rPr>
+                <w:sz w:val="18"/>
+              </w:rPr>
+              <w:t>5</w:t>
+            </w:r>
+          </w:p>
+        </w:tc>
+        <w:tc>
+          <w:tcPr>
+            <w:tcW w:type="dxa" w:w="1872"/>
+          </w:tcPr>
+          <w:p>
+            <w:pPr>
+              <w:spacing w:line="240" w:lineRule="auto"/>
+            </w:pPr>
+            <w:r>
+              <w:rPr>
+                <w:sz w:val="18"/>
+              </w:rPr>
+            </w:r>
+            <w:r>
+              <w:rPr>
+                <w:sz w:val="18"/>
+              </w:rPr>
+              <w:t>3</w:t>
+            </w:r>
+          </w:p>
+        </w:tc>
+        <w:tc>
+          <w:tcPr>
+            <w:tcW w:type="dxa" w:w="1872"/>
+          </w:tcPr>
+          <w:p>
+            <w:pPr>
+              <w:spacing w:line="240" w:lineRule="auto"/>
+            </w:pPr>
+            <w:r>
+              <w:rPr>
+                <w:sz w:val="18"/>
+              </w:rPr>
+            </w:r>
+            <w:r>
+              <w:rPr>
+                <w:sz w:val="18"/>
+              </w:rPr>
+              <w:t>Q3 annual trend</w:t>
+            </w:r>
+          </w:p>
+        </w:tc>
+        <w:tc>
+          <w:tcPr>
+            <w:tcW w:type="dxa" w:w="1872"/>
+          </w:tcPr>
+          <w:p>
+            <w:pPr>
+              <w:spacing w:line="240" w:lineRule="auto"/>
+            </w:pPr>
+            <w:r>
+              <w:rPr>
+                <w:sz w:val="18"/>
+              </w:rPr>
+            </w:r>
+            <w:r>
+              <w:rPr>
+                <w:rFonts w:ascii="Consolas" w:hAnsi="Consolas"/>
+                <w:color w:val="2F6F9F"/>
+                <w:sz w:val="18"/>
+              </w:rPr>
+              <w:t>sql/04_queries.sql</w:t>
+            </w:r>
+          </w:p>
+        </w:tc>
+        <w:tc>
+          <w:tcPr>
+            <w:tcW w:type="dxa" w:w="1872"/>
+          </w:tcPr>
+          <w:p>
+            <w:pPr>
+              <w:spacing w:line="240" w:lineRule="auto"/>
+            </w:pPr>
+            <w:r>
+              <w:rPr>
+                <w:sz w:val="18"/>
+              </w:rPr>
+            </w:r>
+            <w:r>
+              <w:rPr>
+                <w:sz w:val="18"/>
+              </w:rPr>
+              <w:t>CP1 report, Q3</w:t>
+            </w:r>
+          </w:p>
+        </w:tc>
+      </w:tr>
+      <w:tr>
+        <w:tc>
+          <w:tcPr>
+            <w:tcW w:type="dxa" w:w="1872"/>
+          </w:tcPr>
+          <w:p>
+            <w:pPr>
+              <w:spacing w:line="240" w:lineRule="auto"/>
+            </w:pPr>
+            <w:r>
+              <w:rPr>
+                <w:sz w:val="18"/>
+              </w:rPr>
+            </w:r>
+            <w:r>
+              <w:rPr>
+                <w:sz w:val="18"/>
+              </w:rPr>
+              <w:t>6</w:t>
+            </w:r>
+          </w:p>
+        </w:tc>
+        <w:tc>
+          <w:tcPr>
+            <w:tcW w:type="dxa" w:w="1872"/>
+          </w:tcPr>
+          <w:p>
+            <w:pPr>
+              <w:spacing w:line="240" w:lineRule="auto"/>
+            </w:pPr>
+            <w:r>
+              <w:rPr>
+                <w:sz w:val="18"/>
+              </w:rPr>
+            </w:r>
+            <w:r>
+              <w:rPr>
+                <w:sz w:val="18"/>
+              </w:rPr>
+              <w:t>3</w:t>
+            </w:r>
+          </w:p>
+        </w:tc>
+        <w:tc>
+          <w:tcPr>
+            <w:tcW w:type="dxa" w:w="1872"/>
+          </w:tcPr>
+          <w:p>
+            <w:pPr>
+              <w:spacing w:line="240" w:lineRule="auto"/>
+            </w:pPr>
+            <w:r>
+              <w:rPr>
+                <w:sz w:val="18"/>
+              </w:rPr>
+            </w:r>
+            <w:r>
+              <w:rPr>
+                <w:sz w:val="18"/>
+              </w:rPr>
+              <w:t>Q7 sub-category change</w:t>
+            </w:r>
+          </w:p>
+        </w:tc>
+        <w:tc>
+          <w:tcPr>
+            <w:tcW w:type="dxa" w:w="1872"/>
+          </w:tcPr>
+          <w:p>
+            <w:pPr>
+              <w:spacing w:line="240" w:lineRule="auto"/>
+            </w:pPr>
+            <w:r>
+              <w:rPr>
+                <w:sz w:val="18"/>
+              </w:rPr>
+            </w:r>
+            <w:r>
+              <w:rPr>
+                <w:rFonts w:ascii="Consolas" w:hAnsi="Consolas"/>
+                <w:color w:val="2F6F9F"/>
+                <w:sz w:val="18"/>
+              </w:rPr>
+              <w:t>sql/04_queries.sql</w:t>
+            </w:r>
+          </w:p>
+        </w:tc>
+        <w:tc>
+          <w:tcPr>
+            <w:tcW w:type="dxa" w:w="1872"/>
+          </w:tcPr>
+          <w:p>
+            <w:pPr>
+              <w:spacing w:line="240" w:lineRule="auto"/>
+            </w:pPr>
+            <w:r>
+              <w:rPr>
+                <w:sz w:val="18"/>
+              </w:rPr>
+            </w:r>
+            <w:r>
+              <w:rPr>
+                <w:sz w:val="18"/>
+              </w:rPr>
+              <w:t>CP1 report, Q7</w:t>
+            </w:r>
+          </w:p>
+        </w:tc>
+      </w:tr>
+      <w:tr>
+        <w:tc>
+          <w:tcPr>
+            <w:tcW w:type="dxa" w:w="1872"/>
+          </w:tcPr>
+          <w:p>
+            <w:pPr>
+              <w:spacing w:line="240" w:lineRule="auto"/>
+            </w:pPr>
+            <w:r>
+              <w:rPr>
+                <w:sz w:val="18"/>
+              </w:rPr>
+            </w:r>
+            <w:r>
+              <w:rPr>
+                <w:sz w:val="18"/>
+              </w:rPr>
+              <w:t>7</w:t>
+            </w:r>
+          </w:p>
+        </w:tc>
+        <w:tc>
+          <w:tcPr>
+            <w:tcW w:type="dxa" w:w="1872"/>
+          </w:tcPr>
+          <w:p>
+            <w:pPr>
+              <w:spacing w:line="240" w:lineRule="auto"/>
+            </w:pPr>
+            <w:r>
+              <w:rPr>
+                <w:sz w:val="18"/>
+              </w:rPr>
+            </w:r>
+            <w:r>
+              <w:rPr>
+                <w:sz w:val="18"/>
+              </w:rPr>
+              <w:t>3</w:t>
+            </w:r>
+          </w:p>
+        </w:tc>
+        <w:tc>
+          <w:tcPr>
+            <w:tcW w:type="dxa" w:w="1872"/>
+          </w:tcPr>
+          <w:p>
+            <w:pPr>
+              <w:spacing w:line="240" w:lineRule="auto"/>
+            </w:pPr>
+            <w:r>
+              <w:rPr>
+                <w:sz w:val="18"/>
+              </w:rPr>
+            </w:r>
+            <w:r>
+              <w:rPr>
+                <w:sz w:val="18"/>
+              </w:rPr>
+              <w:t>Q8 quarter shares</w:t>
+            </w:r>
+          </w:p>
+        </w:tc>
+        <w:tc>
+          <w:tcPr>
+            <w:tcW w:type="dxa" w:w="1872"/>
+          </w:tcPr>
+          <w:p>
+            <w:pPr>
+              <w:spacing w:line="240" w:lineRule="auto"/>
+            </w:pPr>
+            <w:r>
+              <w:rPr>
+                <w:sz w:val="18"/>
+              </w:rPr>
+            </w:r>
+            <w:r>
+              <w:rPr>
+                <w:rFonts w:ascii="Consolas" w:hAnsi="Consolas"/>
+                <w:color w:val="2F6F9F"/>
+                <w:sz w:val="18"/>
+              </w:rPr>
+              <w:t>sql/04_queries.sql</w:t>
+            </w:r>
+          </w:p>
+        </w:tc>
+        <w:tc>
+          <w:tcPr>
+            <w:tcW w:type="dxa" w:w="1872"/>
+          </w:tcPr>
+          <w:p>
+            <w:pPr>
+              <w:spacing w:line="240" w:lineRule="auto"/>
+            </w:pPr>
+            <w:r>
+              <w:rPr>
+                <w:sz w:val="18"/>
+              </w:rPr>
+            </w:r>
+            <w:r>
+              <w:rPr>
+                <w:sz w:val="18"/>
+              </w:rPr>
+              <w:t>CP1 report, Q8</w:t>
+            </w:r>
+          </w:p>
+        </w:tc>
+      </w:tr>
+      <w:tr>
+        <w:tc>
+          <w:tcPr>
+            <w:tcW w:type="dxa" w:w="1872"/>
+          </w:tcPr>
+          <w:p>
+            <w:pPr>
+              <w:spacing w:line="240" w:lineRule="auto"/>
+            </w:pPr>
+            <w:r>
+              <w:rPr>
+                <w:sz w:val="18"/>
+              </w:rPr>
+            </w:r>
+            <w:r>
+              <w:rPr>
+                <w:sz w:val="18"/>
+              </w:rPr>
+              <w:t>8</w:t>
+            </w:r>
+          </w:p>
+        </w:tc>
+        <w:tc>
+          <w:tcPr>
+            <w:tcW w:type="dxa" w:w="1872"/>
+          </w:tcPr>
+          <w:p>
+            <w:pPr>
+              <w:spacing w:line="240" w:lineRule="auto"/>
+            </w:pPr>
+            <w:r>
+              <w:rPr>
+                <w:sz w:val="18"/>
+              </w:rPr>
+            </w:r>
+            <w:r>
+              <w:rPr>
+                <w:sz w:val="18"/>
+              </w:rPr>
+              <w:t>4</w:t>
+            </w:r>
+          </w:p>
+        </w:tc>
+        <w:tc>
+          <w:tcPr>
+            <w:tcW w:type="dxa" w:w="1872"/>
+          </w:tcPr>
+          <w:p>
+            <w:pPr>
+              <w:spacing w:line="240" w:lineRule="auto"/>
+            </w:pPr>
+            <w:r>
+              <w:rPr>
+                <w:sz w:val="18"/>
+              </w:rPr>
+            </w:r>
+            <w:r>
+              <w:rPr>
+                <w:sz w:val="18"/>
+              </w:rPr>
+              <w:t>Workbook, Cleaned Data sheet</w:t>
+            </w:r>
+          </w:p>
+        </w:tc>
+        <w:tc>
+          <w:tcPr>
+            <w:tcW w:type="dxa" w:w="1872"/>
+          </w:tcPr>
+          <w:p>
+            <w:pPr>
+              <w:spacing w:line="240" w:lineRule="auto"/>
+            </w:pPr>
+            <w:r>
+              <w:rPr>
+                <w:sz w:val="18"/>
+              </w:rPr>
+            </w:r>
+            <w:r>
+              <w:rPr>
+                <w:rFonts w:ascii="Consolas" w:hAnsi="Consolas"/>
+                <w:color w:val="2F6F9F"/>
+                <w:sz w:val="18"/>
+              </w:rPr>
+              <w:t>reports/Checkpoint_2_Workbook.xlsx</w:t>
+            </w:r>
+          </w:p>
+        </w:tc>
+        <w:tc>
+          <w:tcPr>
+            <w:tcW w:type="dxa" w:w="1872"/>
+          </w:tcPr>
+          <w:p>
+            <w:pPr>
+              <w:spacing w:line="240" w:lineRule="auto"/>
+            </w:pPr>
+            <w:r>
+              <w:rPr>
+                <w:sz w:val="18"/>
+              </w:rPr>
+            </w:r>
+            <w:r>
+              <w:rPr>
+                <w:sz w:val="18"/>
+              </w:rPr>
+              <w:t>—</w:t>
+            </w:r>
+          </w:p>
+        </w:tc>
+      </w:tr>
+      <w:tr>
+        <w:tc>
+          <w:tcPr>
+            <w:tcW w:type="dxa" w:w="1872"/>
+          </w:tcPr>
+          <w:p>
+            <w:pPr>
+              <w:spacing w:line="240" w:lineRule="auto"/>
+            </w:pPr>
+            <w:r>
+              <w:rPr>
+                <w:sz w:val="18"/>
+              </w:rPr>
+            </w:r>
+            <w:r>
+              <w:rPr>
+                <w:sz w:val="18"/>
+              </w:rPr>
+              <w:t>9</w:t>
+            </w:r>
+          </w:p>
+        </w:tc>
+        <w:tc>
+          <w:tcPr>
+            <w:tcW w:type="dxa" w:w="1872"/>
+          </w:tcPr>
+          <w:p>
+            <w:pPr>
+              <w:spacing w:line="240" w:lineRule="auto"/>
+            </w:pPr>
+            <w:r>
+              <w:rPr>
+                <w:sz w:val="18"/>
+              </w:rPr>
+            </w:r>
+            <w:r>
+              <w:rPr>
+                <w:sz w:val="18"/>
+              </w:rPr>
+              <w:t>4</w:t>
+            </w:r>
+          </w:p>
+        </w:tc>
+        <w:tc>
+          <w:tcPr>
+            <w:tcW w:type="dxa" w:w="1872"/>
+          </w:tcPr>
+          <w:p>
+            <w:pPr>
+              <w:spacing w:line="240" w:lineRule="auto"/>
+            </w:pPr>
+            <w:r>
+              <w:rPr>
+                <w:sz w:val="18"/>
+              </w:rPr>
+            </w:r>
+            <w:r>
+              <w:rPr>
+                <w:sz w:val="18"/>
+              </w:rPr>
+              <w:t>A PivotChart</w:t>
+            </w:r>
+          </w:p>
+        </w:tc>
+        <w:tc>
+          <w:tcPr>
+            <w:tcW w:type="dxa" w:w="1872"/>
+          </w:tcPr>
+          <w:p>
+            <w:pPr>
+              <w:spacing w:line="240" w:lineRule="auto"/>
+            </w:pPr>
+            <w:r>
+              <w:rPr>
+                <w:sz w:val="18"/>
+              </w:rPr>
+            </w:r>
+            <w:r>
+              <w:rPr>
+                <w:rFonts w:ascii="Consolas" w:hAnsi="Consolas"/>
+                <w:color w:val="2F6F9F"/>
+                <w:sz w:val="18"/>
+              </w:rPr>
+              <w:t>Checkpoint_2_Workbook.xlsx</w:t>
+            </w:r>
+            <w:r>
+              <w:rPr>
+                <w:sz w:val="18"/>
+              </w:rPr>
+              <w:t>, sheets PivotTable 1–3</w:t>
+            </w:r>
+          </w:p>
+        </w:tc>
+        <w:tc>
+          <w:tcPr>
+            <w:tcW w:type="dxa" w:w="1872"/>
+          </w:tcPr>
+          <w:p>
+            <w:pPr>
+              <w:spacing w:line="240" w:lineRule="auto"/>
+            </w:pPr>
+            <w:r>
+              <w:rPr>
+                <w:sz w:val="18"/>
+              </w:rPr>
+            </w:r>
+            <w:r>
+              <w:rPr>
+                <w:sz w:val="18"/>
+              </w:rPr>
+              <w:t>—</w:t>
+            </w:r>
+          </w:p>
+        </w:tc>
+      </w:tr>
+      <w:tr>
+        <w:tc>
+          <w:tcPr>
+            <w:tcW w:type="dxa" w:w="1872"/>
+          </w:tcPr>
+          <w:p>
+            <w:pPr>
+              <w:spacing w:line="240" w:lineRule="auto"/>
+            </w:pPr>
+            <w:r>
+              <w:rPr>
+                <w:sz w:val="18"/>
+              </w:rPr>
+            </w:r>
+            <w:r>
+              <w:rPr>
+                <w:sz w:val="18"/>
+              </w:rPr>
+              <w:t>10</w:t>
+            </w:r>
+          </w:p>
+        </w:tc>
+        <w:tc>
+          <w:tcPr>
+            <w:tcW w:type="dxa" w:w="1872"/>
+          </w:tcPr>
+          <w:p>
+            <w:pPr>
+              <w:spacing w:line="240" w:lineRule="auto"/>
+            </w:pPr>
+            <w:r>
+              <w:rPr>
+                <w:sz w:val="18"/>
+              </w:rPr>
+            </w:r>
+            <w:r>
+              <w:rPr>
+                <w:sz w:val="18"/>
+              </w:rPr>
+              <w:t>4</w:t>
+            </w:r>
+          </w:p>
+        </w:tc>
+        <w:tc>
+          <w:tcPr>
+            <w:tcW w:type="dxa" w:w="1872"/>
+          </w:tcPr>
+          <w:p>
+            <w:pPr>
+              <w:spacing w:line="240" w:lineRule="auto"/>
+            </w:pPr>
+            <w:r>
+              <w:rPr>
+                <w:sz w:val="18"/>
+              </w:rPr>
+            </w:r>
+            <w:r>
+              <w:rPr>
+                <w:sz w:val="18"/>
+              </w:rPr>
+              <w:t>Descriptive statistics</w:t>
+            </w:r>
+          </w:p>
+        </w:tc>
+        <w:tc>
+          <w:tcPr>
+            <w:tcW w:type="dxa" w:w="1872"/>
+          </w:tcPr>
+          <w:p>
+            <w:pPr>
+              <w:spacing w:line="240" w:lineRule="auto"/>
+            </w:pPr>
+            <w:r>
+              <w:rPr>
+                <w:sz w:val="18"/>
+              </w:rPr>
+            </w:r>
+            <w:r>
+              <w:rPr>
+                <w:sz w:val="18"/>
+              </w:rPr>
+              <w:t>Workbook, Descriptive Stats</w:t>
+            </w:r>
+          </w:p>
+        </w:tc>
+        <w:tc>
+          <w:tcPr>
+            <w:tcW w:type="dxa" w:w="1872"/>
+          </w:tcPr>
+          <w:p>
+            <w:pPr>
+              <w:spacing w:line="240" w:lineRule="auto"/>
+            </w:pPr>
+            <w:r>
+              <w:rPr>
+                <w:sz w:val="18"/>
+              </w:rPr>
+            </w:r>
+            <w:r>
+              <w:rPr>
+                <w:sz w:val="18"/>
+              </w:rPr>
+              <w:t>CP2 report, Task 2.2</w:t>
+            </w:r>
+          </w:p>
+        </w:tc>
+      </w:tr>
+      <w:tr>
+        <w:tc>
+          <w:tcPr>
+            <w:tcW w:type="dxa" w:w="1872"/>
+          </w:tcPr>
+          <w:p>
+            <w:pPr>
+              <w:spacing w:line="240" w:lineRule="auto"/>
+            </w:pPr>
+            <w:r>
+              <w:rPr>
+                <w:sz w:val="18"/>
+              </w:rPr>
+            </w:r>
+            <w:r>
+              <w:rPr>
+                <w:sz w:val="18"/>
+              </w:rPr>
+              <w:t>11</w:t>
+            </w:r>
+          </w:p>
+        </w:tc>
+        <w:tc>
+          <w:tcPr>
+            <w:tcW w:type="dxa" w:w="1872"/>
+          </w:tcPr>
+          <w:p>
+            <w:pPr>
+              <w:spacing w:line="240" w:lineRule="auto"/>
+            </w:pPr>
+            <w:r>
+              <w:rPr>
+                <w:sz w:val="18"/>
+              </w:rPr>
+            </w:r>
+            <w:r>
+              <w:rPr>
+                <w:sz w:val="18"/>
+              </w:rPr>
+              <w:t>4</w:t>
+            </w:r>
+          </w:p>
+        </w:tc>
+        <w:tc>
+          <w:tcPr>
+            <w:tcW w:type="dxa" w:w="1872"/>
+          </w:tcPr>
+          <w:p>
+            <w:pPr>
+              <w:spacing w:line="240" w:lineRule="auto"/>
+            </w:pPr>
+            <w:r>
+              <w:rPr>
+                <w:sz w:val="18"/>
+              </w:rPr>
+            </w:r>
+            <w:r>
+              <w:rPr>
+                <w:sz w:val="18"/>
+              </w:rPr>
+              <w:t>Amount histogram</w:t>
+            </w:r>
+          </w:p>
+        </w:tc>
+        <w:tc>
+          <w:tcPr>
+            <w:tcW w:type="dxa" w:w="1872"/>
+          </w:tcPr>
+          <w:p>
+            <w:pPr>
+              <w:spacing w:line="240" w:lineRule="auto"/>
+            </w:pPr>
+            <w:r>
+              <w:rPr>
+                <w:sz w:val="18"/>
+              </w:rPr>
+            </w:r>
+            <w:r>
+              <w:rPr>
+                <w:rFonts w:ascii="Consolas" w:hAnsi="Consolas"/>
+                <w:color w:val="2F6F9F"/>
+                <w:sz w:val="18"/>
+              </w:rPr>
+              <w:t>docs/figures/cp2_fig1_histogram.png</w:t>
+            </w:r>
+          </w:p>
+        </w:tc>
+        <w:tc>
+          <w:tcPr>
+            <w:tcW w:type="dxa" w:w="1872"/>
+          </w:tcPr>
+          <w:p>
+            <w:pPr>
+              <w:spacing w:line="240" w:lineRule="auto"/>
+            </w:pPr>
+            <w:r>
+              <w:rPr>
+                <w:sz w:val="18"/>
+              </w:rPr>
+            </w:r>
+            <w:r>
+              <w:rPr>
+                <w:sz w:val="18"/>
+              </w:rPr>
+              <w:t xml:space="preserve">CP2 report, </w:t>
+            </w:r>
+            <w:r>
+              <w:rPr>
+                <w:b/>
+                <w:sz w:val="18"/>
+              </w:rPr>
+              <w:t>Figure 1</w:t>
+            </w:r>
+          </w:p>
+        </w:tc>
+      </w:tr>
+      <w:tr>
+        <w:tc>
+          <w:tcPr>
+            <w:tcW w:type="dxa" w:w="1872"/>
+          </w:tcPr>
+          <w:p>
+            <w:pPr>
+              <w:spacing w:line="240" w:lineRule="auto"/>
+            </w:pPr>
+            <w:r>
+              <w:rPr>
+                <w:sz w:val="18"/>
+              </w:rPr>
+            </w:r>
+            <w:r>
+              <w:rPr>
+                <w:sz w:val="18"/>
+              </w:rPr>
+              <w:t>12</w:t>
+            </w:r>
+          </w:p>
+        </w:tc>
+        <w:tc>
+          <w:tcPr>
+            <w:tcW w:type="dxa" w:w="1872"/>
+          </w:tcPr>
+          <w:p>
+            <w:pPr>
+              <w:spacing w:line="240" w:lineRule="auto"/>
+            </w:pPr>
+            <w:r>
+              <w:rPr>
+                <w:sz w:val="18"/>
+              </w:rPr>
+            </w:r>
+            <w:r>
+              <w:rPr>
+                <w:sz w:val="18"/>
+              </w:rPr>
+              <w:t>4</w:t>
+            </w:r>
+          </w:p>
+        </w:tc>
+        <w:tc>
+          <w:tcPr>
+            <w:tcW w:type="dxa" w:w="1872"/>
+          </w:tcPr>
+          <w:p>
+            <w:pPr>
+              <w:spacing w:line="240" w:lineRule="auto"/>
+            </w:pPr>
+            <w:r>
+              <w:rPr>
+                <w:sz w:val="18"/>
+              </w:rPr>
+            </w:r>
+            <w:r>
+              <w:rPr>
+                <w:sz w:val="18"/>
+              </w:rPr>
+              <w:t>Orders vs revenue scatter</w:t>
+            </w:r>
+          </w:p>
+        </w:tc>
+        <w:tc>
+          <w:tcPr>
+            <w:tcW w:type="dxa" w:w="1872"/>
+          </w:tcPr>
+          <w:p>
+            <w:pPr>
+              <w:spacing w:line="240" w:lineRule="auto"/>
+            </w:pPr>
+            <w:r>
+              <w:rPr>
+                <w:sz w:val="18"/>
+              </w:rPr>
+            </w:r>
+            <w:r>
+              <w:rPr>
+                <w:rFonts w:ascii="Consolas" w:hAnsi="Consolas"/>
+                <w:color w:val="2F6F9F"/>
+                <w:sz w:val="18"/>
+              </w:rPr>
+              <w:t>docs/figures/cp2_fig2_regression.png</w:t>
+            </w:r>
+          </w:p>
+        </w:tc>
+        <w:tc>
+          <w:tcPr>
+            <w:tcW w:type="dxa" w:w="1872"/>
+          </w:tcPr>
+          <w:p>
+            <w:pPr>
+              <w:spacing w:line="240" w:lineRule="auto"/>
+            </w:pPr>
+            <w:r>
+              <w:rPr>
+                <w:sz w:val="18"/>
+              </w:rPr>
+            </w:r>
+            <w:r>
+              <w:rPr>
+                <w:sz w:val="18"/>
+              </w:rPr>
+              <w:t xml:space="preserve">CP2 report, </w:t>
+            </w:r>
+            <w:r>
+              <w:rPr>
+                <w:b/>
+                <w:sz w:val="18"/>
+              </w:rPr>
+              <w:t>Figure 3</w:t>
+            </w:r>
+          </w:p>
+        </w:tc>
+      </w:tr>
+      <w:tr>
+        <w:tc>
+          <w:tcPr>
+            <w:tcW w:type="dxa" w:w="1872"/>
+          </w:tcPr>
+          <w:p>
+            <w:pPr>
+              <w:spacing w:line="240" w:lineRule="auto"/>
+            </w:pPr>
+            <w:r>
+              <w:rPr>
+                <w:sz w:val="18"/>
+              </w:rPr>
+            </w:r>
+            <w:r>
+              <w:rPr>
+                <w:sz w:val="18"/>
+              </w:rPr>
+              <w:t>13</w:t>
+            </w:r>
+          </w:p>
+        </w:tc>
+        <w:tc>
+          <w:tcPr>
+            <w:tcW w:type="dxa" w:w="1872"/>
+          </w:tcPr>
+          <w:p>
+            <w:pPr>
+              <w:spacing w:line="240" w:lineRule="auto"/>
+            </w:pPr>
+            <w:r>
+              <w:rPr>
+                <w:sz w:val="18"/>
+              </w:rPr>
+            </w:r>
+            <w:r>
+              <w:rPr>
+                <w:sz w:val="18"/>
+              </w:rPr>
+              <w:t>4</w:t>
+            </w:r>
+          </w:p>
+        </w:tc>
+        <w:tc>
+          <w:tcPr>
+            <w:tcW w:type="dxa" w:w="1872"/>
+          </w:tcPr>
+          <w:p>
+            <w:pPr>
+              <w:spacing w:line="240" w:lineRule="auto"/>
+            </w:pPr>
+            <w:r>
+              <w:rPr>
+                <w:sz w:val="18"/>
+              </w:rPr>
+            </w:r>
+            <w:r>
+              <w:rPr>
+                <w:sz w:val="18"/>
+              </w:rPr>
+              <w:t>Quantity vs amount scatter</w:t>
+            </w:r>
+          </w:p>
+        </w:tc>
+        <w:tc>
+          <w:tcPr>
+            <w:tcW w:type="dxa" w:w="1872"/>
+          </w:tcPr>
+          <w:p>
+            <w:pPr>
+              <w:spacing w:line="240" w:lineRule="auto"/>
+            </w:pPr>
+            <w:r>
+              <w:rPr>
+                <w:sz w:val="18"/>
+              </w:rPr>
+            </w:r>
+            <w:r>
+              <w:rPr>
+                <w:rFonts w:ascii="Consolas" w:hAnsi="Consolas"/>
+                <w:color w:val="2F6F9F"/>
+                <w:sz w:val="18"/>
+              </w:rPr>
+              <w:t>docs/figures/cp2_fig3_no_correlation.png</w:t>
+            </w:r>
+          </w:p>
+        </w:tc>
+        <w:tc>
+          <w:tcPr>
+            <w:tcW w:type="dxa" w:w="1872"/>
+          </w:tcPr>
+          <w:p>
+            <w:pPr>
+              <w:spacing w:line="240" w:lineRule="auto"/>
+            </w:pPr>
+            <w:r>
+              <w:rPr>
+                <w:sz w:val="18"/>
+              </w:rPr>
+            </w:r>
+            <w:r>
+              <w:rPr>
+                <w:sz w:val="18"/>
+              </w:rPr>
+              <w:t xml:space="preserve">CP2 report, </w:t>
+            </w:r>
+            <w:r>
+              <w:rPr>
+                <w:b/>
+                <w:sz w:val="18"/>
+              </w:rPr>
+              <w:t>Figure 2</w:t>
+            </w:r>
+          </w:p>
+        </w:tc>
+      </w:tr>
+      <w:tr>
+        <w:tc>
+          <w:tcPr>
+            <w:tcW w:type="dxa" w:w="1872"/>
+          </w:tcPr>
+          <w:p>
+            <w:pPr>
+              <w:spacing w:line="240" w:lineRule="auto"/>
+            </w:pPr>
+            <w:r>
+              <w:rPr>
+                <w:sz w:val="18"/>
+              </w:rPr>
+            </w:r>
+            <w:r>
+              <w:rPr>
+                <w:sz w:val="18"/>
+              </w:rPr>
+              <w:t>14</w:t>
+            </w:r>
+          </w:p>
+        </w:tc>
+        <w:tc>
+          <w:tcPr>
+            <w:tcW w:type="dxa" w:w="1872"/>
+          </w:tcPr>
+          <w:p>
+            <w:pPr>
+              <w:spacing w:line="240" w:lineRule="auto"/>
+            </w:pPr>
+            <w:r>
+              <w:rPr>
+                <w:sz w:val="18"/>
+              </w:rPr>
+            </w:r>
+            <w:r>
+              <w:rPr>
+                <w:sz w:val="18"/>
+              </w:rPr>
+              <w:t>4</w:t>
+            </w:r>
+          </w:p>
+        </w:tc>
+        <w:tc>
+          <w:tcPr>
+            <w:tcW w:type="dxa" w:w="1872"/>
+          </w:tcPr>
+          <w:p>
+            <w:pPr>
+              <w:spacing w:line="240" w:lineRule="auto"/>
+            </w:pPr>
+            <w:r>
+              <w:rPr>
+                <w:sz w:val="18"/>
+              </w:rPr>
+            </w:r>
+            <w:r>
+              <w:rPr>
+                <w:sz w:val="18"/>
+              </w:rPr>
+              <w:t>Regression output</w:t>
+            </w:r>
+          </w:p>
+        </w:tc>
+        <w:tc>
+          <w:tcPr>
+            <w:tcW w:type="dxa" w:w="1872"/>
+          </w:tcPr>
+          <w:p>
+            <w:pPr>
+              <w:spacing w:line="240" w:lineRule="auto"/>
+            </w:pPr>
+            <w:r>
+              <w:rPr>
+                <w:sz w:val="18"/>
+              </w:rPr>
+            </w:r>
+            <w:r>
+              <w:rPr>
+                <w:sz w:val="18"/>
+              </w:rPr>
+              <w:t>Workbook, Regression</w:t>
+            </w:r>
+          </w:p>
+        </w:tc>
+        <w:tc>
+          <w:tcPr>
+            <w:tcW w:type="dxa" w:w="1872"/>
+          </w:tcPr>
+          <w:p>
+            <w:pPr>
+              <w:spacing w:line="240" w:lineRule="auto"/>
+            </w:pPr>
+            <w:r>
+              <w:rPr>
+                <w:sz w:val="18"/>
+              </w:rPr>
+            </w:r>
+            <w:r>
+              <w:rPr>
+                <w:sz w:val="18"/>
+              </w:rPr>
+              <w:t>CP2 report, Task 2.4</w:t>
+            </w:r>
+          </w:p>
+        </w:tc>
+      </w:tr>
+      <w:tr>
+        <w:tc>
+          <w:tcPr>
+            <w:tcW w:type="dxa" w:w="1872"/>
+          </w:tcPr>
+          <w:p>
+            <w:pPr>
+              <w:spacing w:line="240" w:lineRule="auto"/>
+            </w:pPr>
+            <w:r>
+              <w:rPr>
+                <w:sz w:val="18"/>
+              </w:rPr>
+            </w:r>
+            <w:r>
+              <w:rPr>
+                <w:sz w:val="18"/>
+              </w:rPr>
+              <w:t>15</w:t>
+            </w:r>
+          </w:p>
+        </w:tc>
+        <w:tc>
+          <w:tcPr>
+            <w:tcW w:type="dxa" w:w="1872"/>
+          </w:tcPr>
+          <w:p>
+            <w:pPr>
+              <w:spacing w:line="240" w:lineRule="auto"/>
+            </w:pPr>
+            <w:r>
+              <w:rPr>
+                <w:sz w:val="18"/>
+              </w:rPr>
+            </w:r>
+            <w:r>
+              <w:rPr>
+                <w:sz w:val="18"/>
+              </w:rPr>
+              <w:t>4</w:t>
+            </w:r>
+          </w:p>
+        </w:tc>
+        <w:tc>
+          <w:tcPr>
+            <w:tcW w:type="dxa" w:w="1872"/>
+          </w:tcPr>
+          <w:p>
+            <w:pPr>
+              <w:spacing w:line="240" w:lineRule="auto"/>
+            </w:pPr>
+            <w:r>
+              <w:rPr>
+                <w:sz w:val="18"/>
+              </w:rPr>
+            </w:r>
+            <w:r>
+              <w:rPr>
+                <w:sz w:val="18"/>
+              </w:rPr>
+              <w:t>Trend and forecast chart</w:t>
+            </w:r>
+          </w:p>
+        </w:tc>
+        <w:tc>
+          <w:tcPr>
+            <w:tcW w:type="dxa" w:w="1872"/>
+          </w:tcPr>
+          <w:p>
+            <w:pPr>
+              <w:spacing w:line="240" w:lineRule="auto"/>
+            </w:pPr>
+            <w:r>
+              <w:rPr>
+                <w:sz w:val="18"/>
+              </w:rPr>
+            </w:r>
+            <w:r>
+              <w:rPr>
+                <w:rFonts w:ascii="Consolas" w:hAnsi="Consolas"/>
+                <w:color w:val="2F6F9F"/>
+                <w:sz w:val="18"/>
+              </w:rPr>
+              <w:t>docs/figures/cp2_fig4_forecast.png</w:t>
+            </w:r>
+          </w:p>
+        </w:tc>
+        <w:tc>
+          <w:tcPr>
+            <w:tcW w:type="dxa" w:w="1872"/>
+          </w:tcPr>
+          <w:p>
+            <w:pPr>
+              <w:spacing w:line="240" w:lineRule="auto"/>
+            </w:pPr>
+            <w:r>
+              <w:rPr>
+                <w:sz w:val="18"/>
+              </w:rPr>
+            </w:r>
+            <w:r>
+              <w:rPr>
+                <w:sz w:val="18"/>
+              </w:rPr>
+              <w:t xml:space="preserve">CP2 report, </w:t>
+            </w:r>
+            <w:r>
+              <w:rPr>
+                <w:b/>
+                <w:sz w:val="18"/>
+              </w:rPr>
+              <w:t>Figure 4</w:t>
+            </w:r>
+          </w:p>
+        </w:tc>
+      </w:tr>
+      <w:tr>
+        <w:tc>
+          <w:tcPr>
+            <w:tcW w:type="dxa" w:w="1872"/>
+          </w:tcPr>
+          <w:p>
+            <w:pPr>
+              <w:spacing w:line="240" w:lineRule="auto"/>
+            </w:pPr>
+            <w:r>
+              <w:rPr>
+                <w:sz w:val="18"/>
+              </w:rPr>
+            </w:r>
+            <w:r>
+              <w:rPr>
+                <w:sz w:val="18"/>
+              </w:rPr>
+              <w:t>16</w:t>
+            </w:r>
+          </w:p>
+        </w:tc>
+        <w:tc>
+          <w:tcPr>
+            <w:tcW w:type="dxa" w:w="1872"/>
+          </w:tcPr>
+          <w:p>
+            <w:pPr>
+              <w:spacing w:line="240" w:lineRule="auto"/>
+            </w:pPr>
+            <w:r>
+              <w:rPr>
+                <w:sz w:val="18"/>
+              </w:rPr>
+            </w:r>
+            <w:r>
+              <w:rPr>
+                <w:sz w:val="18"/>
+              </w:rPr>
+              <w:t>4</w:t>
+            </w:r>
+          </w:p>
+        </w:tc>
+        <w:tc>
+          <w:tcPr>
+            <w:tcW w:type="dxa" w:w="1872"/>
+          </w:tcPr>
+          <w:p>
+            <w:pPr>
+              <w:spacing w:line="240" w:lineRule="auto"/>
+            </w:pPr>
+            <w:r>
+              <w:rPr>
+                <w:sz w:val="18"/>
+              </w:rPr>
+            </w:r>
+            <w:r>
+              <w:rPr>
+                <w:sz w:val="18"/>
+              </w:rPr>
+              <w:t>Seasonal indices, forecast, accuracy</w:t>
+            </w:r>
+          </w:p>
+        </w:tc>
+        <w:tc>
+          <w:tcPr>
+            <w:tcW w:type="dxa" w:w="1872"/>
+          </w:tcPr>
+          <w:p>
+            <w:pPr>
+              <w:spacing w:line="240" w:lineRule="auto"/>
+            </w:pPr>
+            <w:r>
+              <w:rPr>
+                <w:sz w:val="18"/>
+              </w:rPr>
+            </w:r>
+            <w:r>
+              <w:rPr>
+                <w:sz w:val="18"/>
+              </w:rPr>
+              <w:t>Workbook, Forecast</w:t>
+            </w:r>
+          </w:p>
+        </w:tc>
+        <w:tc>
+          <w:tcPr>
+            <w:tcW w:type="dxa" w:w="1872"/>
+          </w:tcPr>
+          <w:p>
+            <w:pPr>
+              <w:spacing w:line="240" w:lineRule="auto"/>
+            </w:pPr>
+            <w:r>
+              <w:rPr>
+                <w:sz w:val="18"/>
+              </w:rPr>
+            </w:r>
+            <w:r>
+              <w:rPr>
+                <w:sz w:val="18"/>
+              </w:rPr>
+              <w:t>CP2 report, Task 2.5</w:t>
+            </w:r>
+          </w:p>
+        </w:tc>
+      </w:tr>
+      <w:tr>
+        <w:tc>
+          <w:tcPr>
+            <w:tcW w:type="dxa" w:w="1872"/>
+          </w:tcPr>
+          <w:p>
+            <w:pPr>
+              <w:spacing w:line="240" w:lineRule="auto"/>
+            </w:pPr>
+            <w:r>
+              <w:rPr>
+                <w:sz w:val="18"/>
+              </w:rPr>
+            </w:r>
+            <w:r>
+              <w:rPr>
+                <w:sz w:val="18"/>
+              </w:rPr>
+              <w:t>17</w:t>
+            </w:r>
+          </w:p>
+        </w:tc>
+        <w:tc>
+          <w:tcPr>
+            <w:tcW w:type="dxa" w:w="1872"/>
+          </w:tcPr>
+          <w:p>
+            <w:pPr>
+              <w:spacing w:line="240" w:lineRule="auto"/>
+            </w:pPr>
+            <w:r>
+              <w:rPr>
+                <w:sz w:val="18"/>
+              </w:rPr>
+            </w:r>
+            <w:r>
+              <w:rPr>
+                <w:sz w:val="18"/>
+              </w:rPr>
+              <w:t>5</w:t>
+            </w:r>
+          </w:p>
+        </w:tc>
+        <w:tc>
+          <w:tcPr>
+            <w:tcW w:type="dxa" w:w="1872"/>
+          </w:tcPr>
+          <w:p>
+            <w:pPr>
+              <w:spacing w:line="240" w:lineRule="auto"/>
+            </w:pPr>
+            <w:r>
+              <w:rPr>
+                <w:sz w:val="18"/>
+              </w:rPr>
+            </w:r>
+            <w:r>
+              <w:rPr>
+                <w:sz w:val="18"/>
+              </w:rPr>
+              <w:t>The correction</w:t>
+            </w:r>
+          </w:p>
+        </w:tc>
+        <w:tc>
+          <w:tcPr>
+            <w:tcW w:type="dxa" w:w="1872"/>
+          </w:tcPr>
+          <w:p>
+            <w:pPr>
+              <w:spacing w:line="240" w:lineRule="auto"/>
+            </w:pPr>
+            <w:r>
+              <w:rPr>
+                <w:sz w:val="18"/>
+              </w:rPr>
+            </w:r>
+            <w:r>
+              <w:rPr>
+                <w:sz w:val="18"/>
+              </w:rPr>
+              <w:t>—</w:t>
+            </w:r>
+          </w:p>
+        </w:tc>
+        <w:tc>
+          <w:tcPr>
+            <w:tcW w:type="dxa" w:w="1872"/>
+          </w:tcPr>
+          <w:p>
+            <w:pPr>
+              <w:spacing w:line="240" w:lineRule="auto"/>
+            </w:pPr>
+            <w:r>
+              <w:rPr>
+                <w:sz w:val="18"/>
+              </w:rPr>
+            </w:r>
+            <w:r>
+              <w:rPr>
+                <w:sz w:val="18"/>
+              </w:rPr>
+              <w:t>CP2 report, section 2</w:t>
+            </w:r>
+          </w:p>
+        </w:tc>
+      </w:tr>
+      <w:tr>
+        <w:tc>
+          <w:tcPr>
+            <w:tcW w:type="dxa" w:w="1872"/>
+          </w:tcPr>
+          <w:p>
+            <w:pPr>
+              <w:spacing w:line="240" w:lineRule="auto"/>
+            </w:pPr>
+            <w:r>
+              <w:rPr>
+                <w:sz w:val="18"/>
+              </w:rPr>
+            </w:r>
+            <w:r>
+              <w:rPr>
+                <w:sz w:val="18"/>
+              </w:rPr>
+              <w:t>18</w:t>
+            </w:r>
+          </w:p>
+        </w:tc>
+        <w:tc>
+          <w:tcPr>
+            <w:tcW w:type="dxa" w:w="1872"/>
+          </w:tcPr>
+          <w:p>
+            <w:pPr>
+              <w:spacing w:line="240" w:lineRule="auto"/>
+            </w:pPr>
+            <w:r>
+              <w:rPr>
+                <w:sz w:val="18"/>
+              </w:rPr>
+            </w:r>
+            <w:r>
+              <w:rPr>
+                <w:sz w:val="18"/>
+              </w:rPr>
+              <w:t>5</w:t>
+            </w:r>
+          </w:p>
+        </w:tc>
+        <w:tc>
+          <w:tcPr>
+            <w:tcW w:type="dxa" w:w="1872"/>
+          </w:tcPr>
+          <w:p>
+            <w:pPr>
+              <w:spacing w:line="240" w:lineRule="auto"/>
+            </w:pPr>
+            <w:r>
+              <w:rPr>
+                <w:sz w:val="18"/>
+              </w:rPr>
+            </w:r>
+            <w:r>
+              <w:rPr>
+                <w:sz w:val="18"/>
+              </w:rPr>
+              <w:t>Findings summary</w:t>
+            </w:r>
+          </w:p>
+        </w:tc>
+        <w:tc>
+          <w:tcPr>
+            <w:tcW w:type="dxa" w:w="1872"/>
+          </w:tcPr>
+          <w:p>
+            <w:pPr>
+              <w:spacing w:line="240" w:lineRule="auto"/>
+            </w:pPr>
+            <w:r>
+              <w:rPr>
+                <w:sz w:val="18"/>
+              </w:rPr>
+            </w:r>
+            <w:r>
+              <w:rPr>
+                <w:sz w:val="18"/>
+              </w:rPr>
+              <w:t>—</w:t>
+            </w:r>
+          </w:p>
+        </w:tc>
+        <w:tc>
+          <w:tcPr>
+            <w:tcW w:type="dxa" w:w="1872"/>
+          </w:tcPr>
+          <w:p>
+            <w:pPr>
+              <w:spacing w:line="240" w:lineRule="auto"/>
+            </w:pPr>
+            <w:r>
+              <w:rPr>
+                <w:sz w:val="18"/>
+              </w:rPr>
+            </w:r>
+            <w:r>
+              <w:rPr>
+                <w:sz w:val="18"/>
+              </w:rPr>
+              <w:t>CP1 report, Key Findings</w:t>
+            </w:r>
+          </w:p>
+        </w:tc>
+      </w:tr>
+    </w:tbl>
+    <w:p>
+      <w:pPr>
+        <w:spacing w:after="200" w:line="240" w:lineRule="auto"/>
+        <w:jc w:val="center"/>
+      </w:pPr>
+      <w:r>
+        <w:rPr>
+          <w:i/>
+          <w:color w:val="7B8994"/>
+          <w:sz w:val="20"/>
+        </w:rPr>
+        <w:t>Table 2. Exhibit index — for Alber, editing</w:t>
+      </w:r>
+    </w:p>
+    <w:p>
+      <w:r>
+        <w:t xml:space="preserve">Exhibits 12 and 13 are the ones most easily swapped: the </w:t>
+      </w:r>
+      <w:r>
+        <w:rPr>
+          <w:b/>
+        </w:rPr>
+        <w:t>regression</w:t>
+      </w:r>
+      <w:r>
+        <w:t xml:space="preserve"> scatter is monthly orders against monthly revenue with a steep fitted line, and the </w:t>
+      </w:r>
+      <w:r>
+        <w:rPr>
+          <w:b/>
+        </w:rPr>
+        <w:t>no-correlation</w:t>
+      </w:r>
+      <w:r>
+        <w:t xml:space="preserve"> scatter is quantity against amount with a flat one. The file names are the reverse of the report's figure order, so go by the file name.</w:t>
+      </w:r>
+    </w:p>
+    <w:p>
+      <w:r>
+        <w:t>Assembly is simply Parts 1 to 5 in order. Normalise the audio levels across the three speakers first, and put a two-second title card at the head of each part carrying the part number, the topic and the speaker's name.</w:t>
+      </w:r>
+    </w:p>
+    <w:p>
+      <w:pPr>
         <w:pStyle w:val="Heading1"/>
       </w:pPr>
       <w:r>
@@ -1334,7 +3504,7 @@
           <w:color w:val="7B8994"/>
           <w:sz w:val="20"/>
         </w:rPr>
-        <w:t>Table 2. The raw export. The first two rows share one Order ID across different dates and customers.</w:t>
+        <w:t>Table 3. The raw export. The first two rows share one Order ID across different dates and customers.</w:t>
       </w:r>
     </w:p>
     <w:p>
